--- a/references_check_notes.docx
+++ b/references_check_notes.docx
@@ -11,7 +11,7 @@
         <w:jc w:val="lowKashida"/>
       </w:pPr>
       <w:r>
-        <w:t>یادداشت‌های بررسی منابع و پیوست‌ها (برای پژوهشگر؛ جزو پایان‌نامه نیست)</w:t>
+        <w:t>یادداشت‌های بررسی ارجاع‌ها و منابع (برای پژوهشگر؛ جزو پایان‌نامه نیست)</w:t>
       </w:r>
     </w:p>
     <w:p>
@@ -26,14 +26,14 @@
           <w:szCs w:val="24"/>
           <w:rtl/>
         </w:rPr>
-        <w:t xml:space="preserve">مشخصات کتابشناختی هر منبع از راه جست‌وجوی وب (صفحه ناشر، DOI و نمایه‌های فارسی) بررسی شد؛ دسترسی مستقیم به پایگاه‌هایی مانند Crossref در محیط اجرا مسدود بود. آنچه تأیید نشد حدس زده نشد و در فهرست منابع با رنگ زرد مشخص است. موارد زیر نیاز به تصمیم یا اصلاح شما دارند.</w:t>
+        <w:t xml:space="preserve">همه ارجاع‌های درون‌متنی فصل‌های ۱ تا ۵ با فهرست منابع تطبیق داده شد. هر جمله‌ای که توصیف آن با عنوان یا چکیده مقاله نمی‌خواند، به آنچه مقاله بیان می‌کند اصلاح یا از آن مقاله جدا شد؛ استنباط‌های خود پژوهش هم با عبارت‌هایی مانند «می‌توان استدلال کرد» از یافته منبع جدا شده‌اند. بررسی مقاله‌ها در حد عنوان و چکیده انجام شد (دسترسی به متن کامل و پایگاه‌هایی مانند Crossref در محیط اجرا ممکن نبود) و جست‌وجوی وب در این نوبت به سقف مجاز رسید؛ از این رو مواردی که باید با متن کامل مقاله سنجیده شود در جدول‌های زیر آمده است.</w:t>
       </w:r>
     </w:p>
     <w:p>
       <w:pPr>
         <w:keepNext/>
         <w:bidi/>
-        <w:spacing w:before="120" w:after="60"/>
+        <w:spacing w:before="140" w:after="60"/>
         <w:jc w:val="lowKashida"/>
       </w:pPr>
       <w:r>
@@ -44,7 +44,7 @@
           <w:szCs w:val="24"/>
           <w:rtl/>
         </w:rPr>
-        <w:t xml:space="preserve">الف) ارجاع‌هایی که در متن فصل‌ها با فهرست منابع نمی‌خوانند</w:t>
+        <w:t xml:space="preserve">الف) تصمیم‌هایی که گرفته شد و ممکن است بخواهید تغییر دهید</w:t>
       </w:r>
     </w:p>
     <w:tbl>
@@ -68,8 +68,8 @@
       </w:tblPr>
       <w:tblGrid>
         <w:gridCol w:w="660"/>
-        <w:gridCol w:w="3800"/>
-        <w:gridCol w:w="4328"/>
+        <w:gridCol w:w="3900"/>
+        <w:gridCol w:w="4228"/>
       </w:tblGrid>
       <w:tr>
         <w:trPr>
@@ -113,7 +113,7 @@
         </w:tc>
         <w:tc>
           <w:tcPr>
-            <w:tcW w:w="3800" w:type="dxa"/>
+            <w:tcW w:w="3900" w:type="dxa"/>
             <w:tcBorders>
               <w:top w:val="single" w:sz="4" w:color="000000" w:space="0"/>
               <w:left w:val="single" w:sz="4" w:color="000000" w:space="0"/>
@@ -141,13 +141,13 @@
                 <w:szCs w:val="21"/>
                 <w:rtl/>
               </w:rPr>
-              <w:t xml:space="preserve">ارجاع و یافته بررسی</w:t>
-            </w:r>
-          </w:p>
-        </w:tc>
-        <w:tc>
-          <w:tcPr>
-            <w:tcW w:w="4328" w:type="dxa"/>
+              <w:t xml:space="preserve">مورد</w:t>
+            </w:r>
+          </w:p>
+        </w:tc>
+        <w:tc>
+          <w:tcPr>
+            <w:tcW w:w="4228" w:type="dxa"/>
             <w:tcBorders>
               <w:top w:val="single" w:sz="4" w:color="000000" w:space="0"/>
               <w:left w:val="single" w:sz="4" w:color="000000" w:space="0"/>
@@ -175,7 +175,7 @@
                 <w:szCs w:val="21"/>
                 <w:rtl/>
               </w:rPr>
-              <w:t xml:space="preserve">اقدام پیشنهادی</w:t>
+              <w:t xml:space="preserve">توضیح یا اقدام پیشنهادی</w:t>
             </w:r>
           </w:p>
         </w:tc>
@@ -219,65 +219,65 @@
         </w:tc>
         <w:tc>
           <w:tcPr>
-            <w:tcW w:w="3800" w:type="dxa"/>
-            <w:tcBorders>
-              <w:top w:val="single" w:sz="4" w:color="000000" w:space="0"/>
-              <w:left w:val="single" w:sz="4" w:color="000000" w:space="0"/>
-              <w:bottom w:val="single" w:sz="4" w:color="000000" w:space="0"/>
-              <w:right w:val="single" w:sz="4" w:color="000000" w:space="0"/>
-            </w:tcBorders>
-            <w:tcMar>
-              <w:top w:w="50" w:type="dxa"/>
-              <w:left w:w="70" w:type="dxa"/>
-              <w:bottom w:w="50" w:type="dxa"/>
-              <w:right w:w="70" w:type="dxa"/>
-            </w:tcMar>
-            <w:vAlign w:val="top"/>
-          </w:tcPr>
-          <w:p>
-            <w:pPr>
-              <w:bidi/>
-              <w:spacing w:after="0"/>
-            </w:pPr>
-            <w:r>
-              <w:rPr>
-                <w:sz w:val="21"/>
-                <w:szCs w:val="21"/>
-                <w:rtl/>
-              </w:rPr>
-              <w:t xml:space="preserve">«اسیابانی و همکاران (۱۴۰۴)» (فصل ۲ و ۵): نام نویسنده اول «آسیابانی» است؛ «دورانديش» در فصل ۲ با «ی» عربی نوشته شده.</w:t>
-            </w:r>
-          </w:p>
-        </w:tc>
-        <w:tc>
-          <w:tcPr>
-            <w:tcW w:w="4328" w:type="dxa"/>
-            <w:tcBorders>
-              <w:top w:val="single" w:sz="4" w:color="000000" w:space="0"/>
-              <w:left w:val="single" w:sz="4" w:color="000000" w:space="0"/>
-              <w:bottom w:val="single" w:sz="4" w:color="000000" w:space="0"/>
-              <w:right w:val="single" w:sz="4" w:color="000000" w:space="0"/>
-            </w:tcBorders>
-            <w:tcMar>
-              <w:top w:w="50" w:type="dxa"/>
-              <w:left w:w="70" w:type="dxa"/>
-              <w:bottom w:w="50" w:type="dxa"/>
-              <w:right w:w="70" w:type="dxa"/>
-            </w:tcMar>
-            <w:vAlign w:val="top"/>
-          </w:tcPr>
-          <w:p>
-            <w:pPr>
-              <w:bidi/>
-              <w:spacing w:after="0"/>
-            </w:pPr>
-            <w:r>
-              <w:rPr>
-                <w:sz w:val="21"/>
-                <w:szCs w:val="21"/>
-                <w:rtl/>
-              </w:rPr>
-              <w:t xml:space="preserve">املای «آسیابانی» و «دوراندیش» در متن اصلاح شود (فهرست با املای درست است).</w:t>
+            <w:tcW w:w="3900" w:type="dxa"/>
+            <w:tcBorders>
+              <w:top w:val="single" w:sz="4" w:color="000000" w:space="0"/>
+              <w:left w:val="single" w:sz="4" w:color="000000" w:space="0"/>
+              <w:bottom w:val="single" w:sz="4" w:color="000000" w:space="0"/>
+              <w:right w:val="single" w:sz="4" w:color="000000" w:space="0"/>
+            </w:tcBorders>
+            <w:tcMar>
+              <w:top w:w="50" w:type="dxa"/>
+              <w:left w:w="70" w:type="dxa"/>
+              <w:bottom w:w="50" w:type="dxa"/>
+              <w:right w:w="70" w:type="dxa"/>
+            </w:tcMar>
+            <w:vAlign w:val="top"/>
+          </w:tcPr>
+          <w:p>
+            <w:pPr>
+              <w:bidi/>
+              <w:spacing w:after="0"/>
+            </w:pPr>
+            <w:r>
+              <w:rPr>
+                <w:sz w:val="21"/>
+                <w:szCs w:val="21"/>
+                <w:rtl/>
+              </w:rPr>
+              <w:t xml:space="preserve">«کاتلر و همکاران (۲۰۲۱)» (فصل ۱)</w:t>
+            </w:r>
+          </w:p>
+        </w:tc>
+        <w:tc>
+          <w:tcPr>
+            <w:tcW w:w="4228" w:type="dxa"/>
+            <w:tcBorders>
+              <w:top w:val="single" w:sz="4" w:color="000000" w:space="0"/>
+              <w:left w:val="single" w:sz="4" w:color="000000" w:space="0"/>
+              <w:bottom w:val="single" w:sz="4" w:color="000000" w:space="0"/>
+              <w:right w:val="single" w:sz="4" w:color="000000" w:space="0"/>
+            </w:tcBorders>
+            <w:tcMar>
+              <w:top w:w="50" w:type="dxa"/>
+              <w:left w:w="70" w:type="dxa"/>
+              <w:bottom w:w="50" w:type="dxa"/>
+              <w:right w:w="70" w:type="dxa"/>
+            </w:tcMar>
+            <w:vAlign w:val="top"/>
+          </w:tcPr>
+          <w:p>
+            <w:pPr>
+              <w:bidi/>
+              <w:spacing w:after="0"/>
+            </w:pPr>
+            <w:r>
+              <w:rPr>
+                <w:sz w:val="21"/>
+                <w:szCs w:val="21"/>
+                <w:rtl/>
+              </w:rPr>
+              <w:t xml:space="preserve">به «کاتلر و همکاران (۲۰۲۲)» یعنی Marketing Management ویرایش شانزدهم (کاتلر، کلر، چرنو؛ سال حق نشر ۲۰۲۲) تبدیل شد. اگر کتاب دیگری مراد بوده (مثلاً Marketing ۵٫۰) اعلام کنید.</w:t>
             </w:r>
           </w:p>
         </w:tc>
@@ -321,65 +321,65 @@
         </w:tc>
         <w:tc>
           <w:tcPr>
-            <w:tcW w:w="3800" w:type="dxa"/>
-            <w:tcBorders>
-              <w:top w:val="single" w:sz="4" w:color="000000" w:space="0"/>
-              <w:left w:val="single" w:sz="4" w:color="000000" w:space="0"/>
-              <w:bottom w:val="single" w:sz="4" w:color="000000" w:space="0"/>
-              <w:right w:val="single" w:sz="4" w:color="000000" w:space="0"/>
-            </w:tcBorders>
-            <w:tcMar>
-              <w:top w:w="50" w:type="dxa"/>
-              <w:left w:w="70" w:type="dxa"/>
-              <w:bottom w:w="50" w:type="dxa"/>
-              <w:right w:w="70" w:type="dxa"/>
-            </w:tcMar>
-            <w:vAlign w:val="top"/>
-          </w:tcPr>
-          <w:p>
-            <w:pPr>
-              <w:bidi/>
-              <w:spacing w:after="0"/>
-            </w:pPr>
-            <w:r>
-              <w:rPr>
-                <w:sz w:val="21"/>
-                <w:szCs w:val="21"/>
-                <w:rtl/>
-              </w:rPr>
-              <w:t xml:space="preserve">«میثمی‌آزاد و همکاران (۱۴۰۲)» (فصل ۲): مقاله در آبان ۱۴۰۰ منتشر شده است.</w:t>
-            </w:r>
-          </w:p>
-        </w:tc>
-        <w:tc>
-          <w:tcPr>
-            <w:tcW w:w="4328" w:type="dxa"/>
-            <w:tcBorders>
-              <w:top w:val="single" w:sz="4" w:color="000000" w:space="0"/>
-              <w:left w:val="single" w:sz="4" w:color="000000" w:space="0"/>
-              <w:bottom w:val="single" w:sz="4" w:color="000000" w:space="0"/>
-              <w:right w:val="single" w:sz="4" w:color="000000" w:space="0"/>
-            </w:tcBorders>
-            <w:tcMar>
-              <w:top w:w="50" w:type="dxa"/>
-              <w:left w:w="70" w:type="dxa"/>
-              <w:bottom w:w="50" w:type="dxa"/>
-              <w:right w:w="70" w:type="dxa"/>
-            </w:tcMar>
-            <w:vAlign w:val="top"/>
-          </w:tcPr>
-          <w:p>
-            <w:pPr>
-              <w:bidi/>
-              <w:spacing w:after="0"/>
-            </w:pPr>
-            <w:r>
-              <w:rPr>
-                <w:sz w:val="21"/>
-                <w:szCs w:val="21"/>
-                <w:rtl/>
-              </w:rPr>
-              <w:t xml:space="preserve">سال در متن به ۱۴۰۰ اصلاح شود (فهرست ۱۴۰۰ است).</w:t>
+            <w:tcW w:w="3900" w:type="dxa"/>
+            <w:tcBorders>
+              <w:top w:val="single" w:sz="4" w:color="000000" w:space="0"/>
+              <w:left w:val="single" w:sz="4" w:color="000000" w:space="0"/>
+              <w:bottom w:val="single" w:sz="4" w:color="000000" w:space="0"/>
+              <w:right w:val="single" w:sz="4" w:color="000000" w:space="0"/>
+            </w:tcBorders>
+            <w:tcMar>
+              <w:top w:w="50" w:type="dxa"/>
+              <w:left w:w="70" w:type="dxa"/>
+              <w:bottom w:w="50" w:type="dxa"/>
+              <w:right w:w="70" w:type="dxa"/>
+            </w:tcMar>
+            <w:vAlign w:val="top"/>
+          </w:tcPr>
+          <w:p>
+            <w:pPr>
+              <w:bidi/>
+              <w:spacing w:after="0"/>
+            </w:pPr>
+            <w:r>
+              <w:rPr>
+                <w:sz w:val="21"/>
+                <w:szCs w:val="21"/>
+                <w:rtl/>
+              </w:rPr>
+              <w:t xml:space="preserve">«مامن و همکاران (۲۰۲۳)» (فصل ۱)</w:t>
+            </w:r>
+          </w:p>
+        </w:tc>
+        <w:tc>
+          <w:tcPr>
+            <w:tcW w:w="4228" w:type="dxa"/>
+            <w:tcBorders>
+              <w:top w:val="single" w:sz="4" w:color="000000" w:space="0"/>
+              <w:left w:val="single" w:sz="4" w:color="000000" w:space="0"/>
+              <w:bottom w:val="single" w:sz="4" w:color="000000" w:space="0"/>
+              <w:right w:val="single" w:sz="4" w:color="000000" w:space="0"/>
+            </w:tcBorders>
+            <w:tcMar>
+              <w:top w:w="50" w:type="dxa"/>
+              <w:left w:w="70" w:type="dxa"/>
+              <w:bottom w:w="50" w:type="dxa"/>
+              <w:right w:w="70" w:type="dxa"/>
+            </w:tcMar>
+            <w:vAlign w:val="top"/>
+          </w:tcPr>
+          <w:p>
+            <w:pPr>
+              <w:bidi/>
+              <w:spacing w:after="0"/>
+            </w:pPr>
+            <w:r>
+              <w:rPr>
+                <w:sz w:val="21"/>
+                <w:szCs w:val="21"/>
+                <w:rtl/>
+              </w:rPr>
+              <w:t xml:space="preserve">مقاله‌ای با این سال پیدا نشد؛ به مامن و همکاران ۲۰۲۱ تبدیل شد. عبارت «تغییرات تکنولوژیک» حذف شد چون در آن مقاله نیست.</w:t>
             </w:r>
           </w:p>
         </w:tc>
@@ -423,65 +423,65 @@
         </w:tc>
         <w:tc>
           <w:tcPr>
-            <w:tcW w:w="3800" w:type="dxa"/>
-            <w:tcBorders>
-              <w:top w:val="single" w:sz="4" w:color="000000" w:space="0"/>
-              <w:left w:val="single" w:sz="4" w:color="000000" w:space="0"/>
-              <w:bottom w:val="single" w:sz="4" w:color="000000" w:space="0"/>
-              <w:right w:val="single" w:sz="4" w:color="000000" w:space="0"/>
-            </w:tcBorders>
-            <w:tcMar>
-              <w:top w:w="50" w:type="dxa"/>
-              <w:left w:w="70" w:type="dxa"/>
-              <w:bottom w:w="50" w:type="dxa"/>
-              <w:right w:w="70" w:type="dxa"/>
-            </w:tcMar>
-            <w:vAlign w:val="top"/>
-          </w:tcPr>
-          <w:p>
-            <w:pPr>
-              <w:bidi/>
-              <w:spacing w:after="0"/>
-            </w:pPr>
-            <w:r>
-              <w:rPr>
-                <w:sz w:val="21"/>
-                <w:szCs w:val="21"/>
-                <w:rtl/>
-              </w:rPr>
-              <w:t xml:space="preserve">«یکینی (۲۰۲۴)» و پانویس «Yekini, ۲۰۲۴» (فصل ۱): مقاله WSEAS هشت نویسنده دارد و نویسنده اول Rosmaizura Mohd Zain است.</w:t>
-            </w:r>
-          </w:p>
-        </w:tc>
-        <w:tc>
-          <w:tcPr>
-            <w:tcW w:w="4328" w:type="dxa"/>
-            <w:tcBorders>
-              <w:top w:val="single" w:sz="4" w:color="000000" w:space="0"/>
-              <w:left w:val="single" w:sz="4" w:color="000000" w:space="0"/>
-              <w:bottom w:val="single" w:sz="4" w:color="000000" w:space="0"/>
-              <w:right w:val="single" w:sz="4" w:color="000000" w:space="0"/>
-            </w:tcBorders>
-            <w:tcMar>
-              <w:top w:w="50" w:type="dxa"/>
-              <w:left w:w="70" w:type="dxa"/>
-              <w:bottom w:w="50" w:type="dxa"/>
-              <w:right w:w="70" w:type="dxa"/>
-            </w:tcMar>
-            <w:vAlign w:val="top"/>
-          </w:tcPr>
-          <w:p>
-            <w:pPr>
-              <w:bidi/>
-              <w:spacing w:after="0"/>
-            </w:pPr>
-            <w:r>
-              <w:rPr>
-                <w:sz w:val="21"/>
-                <w:szCs w:val="21"/>
-                <w:rtl/>
-              </w:rPr>
-              <w:t xml:space="preserve">در متن «زین و همکاران (۲۰۲۴)» و در پانویس «Zain et al., ۲۰۲۴» نوشته شود (فهرست به همین صورت است).</w:t>
+            <w:tcW w:w="3900" w:type="dxa"/>
+            <w:tcBorders>
+              <w:top w:val="single" w:sz="4" w:color="000000" w:space="0"/>
+              <w:left w:val="single" w:sz="4" w:color="000000" w:space="0"/>
+              <w:bottom w:val="single" w:sz="4" w:color="000000" w:space="0"/>
+              <w:right w:val="single" w:sz="4" w:color="000000" w:space="0"/>
+            </w:tcBorders>
+            <w:tcMar>
+              <w:top w:w="50" w:type="dxa"/>
+              <w:left w:w="70" w:type="dxa"/>
+              <w:bottom w:w="50" w:type="dxa"/>
+              <w:right w:w="70" w:type="dxa"/>
+            </w:tcMar>
+            <w:vAlign w:val="top"/>
+          </w:tcPr>
+          <w:p>
+            <w:pPr>
+              <w:bidi/>
+              <w:spacing w:after="0"/>
+            </w:pPr>
+            <w:r>
+              <w:rPr>
+                <w:sz w:val="21"/>
+                <w:szCs w:val="21"/>
+                <w:rtl/>
+              </w:rPr>
+              <w:t xml:space="preserve">«یکینی (۲۰۲۴)» (فصل ۱)</w:t>
+            </w:r>
+          </w:p>
+        </w:tc>
+        <w:tc>
+          <w:tcPr>
+            <w:tcW w:w="4228" w:type="dxa"/>
+            <w:tcBorders>
+              <w:top w:val="single" w:sz="4" w:color="000000" w:space="0"/>
+              <w:left w:val="single" w:sz="4" w:color="000000" w:space="0"/>
+              <w:bottom w:val="single" w:sz="4" w:color="000000" w:space="0"/>
+              <w:right w:val="single" w:sz="4" w:color="000000" w:space="0"/>
+            </w:tcBorders>
+            <w:tcMar>
+              <w:top w:w="50" w:type="dxa"/>
+              <w:left w:w="70" w:type="dxa"/>
+              <w:bottom w:w="50" w:type="dxa"/>
+              <w:right w:w="70" w:type="dxa"/>
+            </w:tcMar>
+            <w:vAlign w:val="top"/>
+          </w:tcPr>
+          <w:p>
+            <w:pPr>
+              <w:bidi/>
+              <w:spacing w:after="0"/>
+            </w:pPr>
+            <w:r>
+              <w:rPr>
+                <w:sz w:val="21"/>
+                <w:szCs w:val="21"/>
+                <w:rtl/>
+              </w:rPr>
+              <w:t xml:space="preserve">مقاله WSEAS هشت نویسنده دارد و یکینی نویسنده چهارم است؛ در متن و فهرست «زین و همکاران (۲۰۲۴)» آمد. «پنج بنگاه» و «مهم‌ترین مانع» حذف شد چون در چکیده تأیید نشد.</w:t>
             </w:r>
           </w:p>
         </w:tc>
@@ -525,65 +525,65 @@
         </w:tc>
         <w:tc>
           <w:tcPr>
-            <w:tcW w:w="3800" w:type="dxa"/>
-            <w:tcBorders>
-              <w:top w:val="single" w:sz="4" w:color="000000" w:space="0"/>
-              <w:left w:val="single" w:sz="4" w:color="000000" w:space="0"/>
-              <w:bottom w:val="single" w:sz="4" w:color="000000" w:space="0"/>
-              <w:right w:val="single" w:sz="4" w:color="000000" w:space="0"/>
-            </w:tcBorders>
-            <w:tcMar>
-              <w:top w:w="50" w:type="dxa"/>
-              <w:left w:w="70" w:type="dxa"/>
-              <w:bottom w:w="50" w:type="dxa"/>
-              <w:right w:w="70" w:type="dxa"/>
-            </w:tcMar>
-            <w:vAlign w:val="top"/>
-          </w:tcPr>
-          <w:p>
-            <w:pPr>
-              <w:bidi/>
-              <w:spacing w:after="0"/>
-            </w:pPr>
-            <w:r>
-              <w:rPr>
-                <w:sz w:val="21"/>
-                <w:szCs w:val="21"/>
-                <w:rtl/>
-              </w:rPr>
-              <w:t xml:space="preserve">«مامن و همکاران (۲۰۲۳)» (فصل ۱): مقاله‌ای با این مشخصات پیدا نشد؛ احتمالاً همان مامن و همکاران ۲۰۲۱ است.</w:t>
-            </w:r>
-          </w:p>
-        </w:tc>
-        <w:tc>
-          <w:tcPr>
-            <w:tcW w:w="4328" w:type="dxa"/>
-            <w:tcBorders>
-              <w:top w:val="single" w:sz="4" w:color="000000" w:space="0"/>
-              <w:left w:val="single" w:sz="4" w:color="000000" w:space="0"/>
-              <w:bottom w:val="single" w:sz="4" w:color="000000" w:space="0"/>
-              <w:right w:val="single" w:sz="4" w:color="000000" w:space="0"/>
-            </w:tcBorders>
-            <w:tcMar>
-              <w:top w:w="50" w:type="dxa"/>
-              <w:left w:w="70" w:type="dxa"/>
-              <w:bottom w:w="50" w:type="dxa"/>
-              <w:right w:w="70" w:type="dxa"/>
-            </w:tcMar>
-            <w:vAlign w:val="top"/>
-          </w:tcPr>
-          <w:p>
-            <w:pPr>
-              <w:bidi/>
-              <w:spacing w:after="0"/>
-            </w:pPr>
-            <w:r>
-              <w:rPr>
-                <w:sz w:val="21"/>
-                <w:szCs w:val="21"/>
-                <w:rtl/>
-              </w:rPr>
-              <w:t xml:space="preserve">اگر منبع دیگری مراد است مشخصاتش را بدهید؛ وگرنه سال به ۲۰۲۱ اصلاح شود. در فهرست جداگانه نیامده.</w:t>
+            <w:tcW w:w="3900" w:type="dxa"/>
+            <w:tcBorders>
+              <w:top w:val="single" w:sz="4" w:color="000000" w:space="0"/>
+              <w:left w:val="single" w:sz="4" w:color="000000" w:space="0"/>
+              <w:bottom w:val="single" w:sz="4" w:color="000000" w:space="0"/>
+              <w:right w:val="single" w:sz="4" w:color="000000" w:space="0"/>
+            </w:tcBorders>
+            <w:tcMar>
+              <w:top w:w="50" w:type="dxa"/>
+              <w:left w:w="70" w:type="dxa"/>
+              <w:bottom w:w="50" w:type="dxa"/>
+              <w:right w:w="70" w:type="dxa"/>
+            </w:tcMar>
+            <w:vAlign w:val="top"/>
+          </w:tcPr>
+          <w:p>
+            <w:pPr>
+              <w:bidi/>
+              <w:spacing w:after="0"/>
+            </w:pPr>
+            <w:r>
+              <w:rPr>
+                <w:sz w:val="21"/>
+                <w:szCs w:val="21"/>
+                <w:rtl/>
+              </w:rPr>
+              <w:t xml:space="preserve">صفری و اسماعیل‌نژاد</w:t>
+            </w:r>
+          </w:p>
+        </w:tc>
+        <w:tc>
+          <w:tcPr>
+            <w:tcW w:w="4228" w:type="dxa"/>
+            <w:tcBorders>
+              <w:top w:val="single" w:sz="4" w:color="000000" w:space="0"/>
+              <w:left w:val="single" w:sz="4" w:color="000000" w:space="0"/>
+              <w:bottom w:val="single" w:sz="4" w:color="000000" w:space="0"/>
+              <w:right w:val="single" w:sz="4" w:color="000000" w:space="0"/>
+            </w:tcBorders>
+            <w:tcMar>
+              <w:top w:w="50" w:type="dxa"/>
+              <w:left w:w="70" w:type="dxa"/>
+              <w:bottom w:w="50" w:type="dxa"/>
+              <w:right w:w="70" w:type="dxa"/>
+            </w:tcMar>
+            <w:vAlign w:val="top"/>
+          </w:tcPr>
+          <w:p>
+            <w:pPr>
+              <w:bidi/>
+              <w:spacing w:after="0"/>
+            </w:pPr>
+            <w:r>
+              <w:rPr>
+                <w:sz w:val="21"/>
+                <w:szCs w:val="21"/>
+                <w:rtl/>
+              </w:rPr>
+              <w:t xml:space="preserve">سال ۱۴۰۳ در متن، جدول‌ها و فهرست یکسان شد (شماره «بهار و تابستان ۱۴۰۳»؛ DOI به سال ۲۰۲۵ ثبت شده). اگر نسخه شما ۱۴۰۴ دارد اصلاح کنید.</w:t>
             </w:r>
           </w:p>
         </w:tc>
@@ -627,65 +627,65 @@
         </w:tc>
         <w:tc>
           <w:tcPr>
-            <w:tcW w:w="3800" w:type="dxa"/>
-            <w:tcBorders>
-              <w:top w:val="single" w:sz="4" w:color="000000" w:space="0"/>
-              <w:left w:val="single" w:sz="4" w:color="000000" w:space="0"/>
-              <w:bottom w:val="single" w:sz="4" w:color="000000" w:space="0"/>
-              <w:right w:val="single" w:sz="4" w:color="000000" w:space="0"/>
-            </w:tcBorders>
-            <w:tcMar>
-              <w:top w:w="50" w:type="dxa"/>
-              <w:left w:w="70" w:type="dxa"/>
-              <w:bottom w:w="50" w:type="dxa"/>
-              <w:right w:w="70" w:type="dxa"/>
-            </w:tcMar>
-            <w:vAlign w:val="top"/>
-          </w:tcPr>
-          <w:p>
-            <w:pPr>
-              <w:bidi/>
-              <w:spacing w:after="0"/>
-            </w:pPr>
-            <w:r>
-              <w:rPr>
-                <w:sz w:val="21"/>
-                <w:szCs w:val="21"/>
-                <w:rtl/>
-              </w:rPr>
-              <w:t xml:space="preserve">«کاتلر و همکاران (۲۰۲۱)» (فصل ۱): مشخص نیست کدام کتاب است.</w:t>
-            </w:r>
-          </w:p>
-        </w:tc>
-        <w:tc>
-          <w:tcPr>
-            <w:tcW w:w="4328" w:type="dxa"/>
-            <w:tcBorders>
-              <w:top w:val="single" w:sz="4" w:color="000000" w:space="0"/>
-              <w:left w:val="single" w:sz="4" w:color="000000" w:space="0"/>
-              <w:bottom w:val="single" w:sz="4" w:color="000000" w:space="0"/>
-              <w:right w:val="single" w:sz="4" w:color="000000" w:space="0"/>
-            </w:tcBorders>
-            <w:tcMar>
-              <w:top w:w="50" w:type="dxa"/>
-              <w:left w:w="70" w:type="dxa"/>
-              <w:bottom w:w="50" w:type="dxa"/>
-              <w:right w:w="70" w:type="dxa"/>
-            </w:tcMar>
-            <w:vAlign w:val="top"/>
-          </w:tcPr>
-          <w:p>
-            <w:pPr>
-              <w:bidi/>
-              <w:spacing w:after="0"/>
-            </w:pPr>
-            <w:r>
-              <w:rPr>
-                <w:sz w:val="21"/>
-                <w:szCs w:val="21"/>
-                <w:rtl/>
-              </w:rPr>
-              <w:t xml:space="preserve">در فهرست Marketing Management ویرایش شانزدهم (کاتلر، کلر، چرنو) آمده و زرد است؛ اگر کتاب دیگری مراد است اصلاح شود.</w:t>
+            <w:tcW w:w="3900" w:type="dxa"/>
+            <w:tcBorders>
+              <w:top w:val="single" w:sz="4" w:color="000000" w:space="0"/>
+              <w:left w:val="single" w:sz="4" w:color="000000" w:space="0"/>
+              <w:bottom w:val="single" w:sz="4" w:color="000000" w:space="0"/>
+              <w:right w:val="single" w:sz="4" w:color="000000" w:space="0"/>
+            </w:tcBorders>
+            <w:tcMar>
+              <w:top w:w="50" w:type="dxa"/>
+              <w:left w:w="70" w:type="dxa"/>
+              <w:bottom w:w="50" w:type="dxa"/>
+              <w:right w:w="70" w:type="dxa"/>
+            </w:tcMar>
+            <w:vAlign w:val="top"/>
+          </w:tcPr>
+          <w:p>
+            <w:pPr>
+              <w:bidi/>
+              <w:spacing w:after="0"/>
+            </w:pPr>
+            <w:r>
+              <w:rPr>
+                <w:sz w:val="21"/>
+                <w:szCs w:val="21"/>
+                <w:rtl/>
+              </w:rPr>
+              <w:t xml:space="preserve">املای نام‌ها</w:t>
+            </w:r>
+          </w:p>
+        </w:tc>
+        <w:tc>
+          <w:tcPr>
+            <w:tcW w:w="4228" w:type="dxa"/>
+            <w:tcBorders>
+              <w:top w:val="single" w:sz="4" w:color="000000" w:space="0"/>
+              <w:left w:val="single" w:sz="4" w:color="000000" w:space="0"/>
+              <w:bottom w:val="single" w:sz="4" w:color="000000" w:space="0"/>
+              <w:right w:val="single" w:sz="4" w:color="000000" w:space="0"/>
+            </w:tcBorders>
+            <w:tcMar>
+              <w:top w:w="50" w:type="dxa"/>
+              <w:left w:w="70" w:type="dxa"/>
+              <w:bottom w:w="50" w:type="dxa"/>
+              <w:right w:w="70" w:type="dxa"/>
+            </w:tcMar>
+            <w:vAlign w:val="top"/>
+          </w:tcPr>
+          <w:p>
+            <w:pPr>
+              <w:bidi/>
+              <w:spacing w:after="0"/>
+            </w:pPr>
+            <w:r>
+              <w:rPr>
+                <w:sz w:val="21"/>
+                <w:szCs w:val="21"/>
+                <w:rtl/>
+              </w:rPr>
+              <w:t xml:space="preserve">آسیابانی (نه اسیابانی)، دوراندیش، لوسیه (نه لوسیا)، یمقانی و محزونی (املای نشریه؛ در متن شما یامقانی و محضونی بود)، میثمی‌آزاد ۱۴۰۰ (نه ۱۴۰۲).</w:t>
             </w:r>
           </w:p>
         </w:tc>
@@ -729,65 +729,473 @@
         </w:tc>
         <w:tc>
           <w:tcPr>
-            <w:tcW w:w="3800" w:type="dxa"/>
-            <w:tcBorders>
-              <w:top w:val="single" w:sz="4" w:color="000000" w:space="0"/>
-              <w:left w:val="single" w:sz="4" w:color="000000" w:space="0"/>
-              <w:bottom w:val="single" w:sz="4" w:color="000000" w:space="0"/>
-              <w:right w:val="single" w:sz="4" w:color="000000" w:space="0"/>
-            </w:tcBorders>
-            <w:tcMar>
-              <w:top w:w="50" w:type="dxa"/>
-              <w:left w:w="70" w:type="dxa"/>
-              <w:bottom w:w="50" w:type="dxa"/>
-              <w:right w:w="70" w:type="dxa"/>
-            </w:tcMar>
-            <w:vAlign w:val="top"/>
-          </w:tcPr>
-          <w:p>
-            <w:pPr>
-              <w:bidi/>
-              <w:spacing w:after="0"/>
-            </w:pPr>
-            <w:r>
-              <w:rPr>
-                <w:sz w:val="21"/>
-                <w:szCs w:val="21"/>
-                <w:rtl/>
-              </w:rPr>
-              <w:t xml:space="preserve">«صفری و اسماعیل‌نژاد (۱۴۰۴)»: شماره مجله «بهار و تابستان ۱۴۰۳» است ولی DOI سال ۲۰۲۵ دارد.</w:t>
-            </w:r>
-          </w:p>
-        </w:tc>
-        <w:tc>
-          <w:tcPr>
-            <w:tcW w:w="4328" w:type="dxa"/>
-            <w:tcBorders>
-              <w:top w:val="single" w:sz="4" w:color="000000" w:space="0"/>
-              <w:left w:val="single" w:sz="4" w:color="000000" w:space="0"/>
-              <w:bottom w:val="single" w:sz="4" w:color="000000" w:space="0"/>
-              <w:right w:val="single" w:sz="4" w:color="000000" w:space="0"/>
-            </w:tcBorders>
-            <w:tcMar>
-              <w:top w:w="50" w:type="dxa"/>
-              <w:left w:w="70" w:type="dxa"/>
-              <w:bottom w:w="50" w:type="dxa"/>
-              <w:right w:w="70" w:type="dxa"/>
-            </w:tcMar>
-            <w:vAlign w:val="top"/>
-          </w:tcPr>
-          <w:p>
-            <w:pPr>
-              <w:bidi/>
-              <w:spacing w:after="0"/>
-            </w:pPr>
-            <w:r>
-              <w:rPr>
-                <w:sz w:val="21"/>
-                <w:szCs w:val="21"/>
-                <w:rtl/>
-              </w:rPr>
-              <w:t xml:space="preserve">سال را مطابق نسخه‌ای که در دست دارید نهایی کنید (در فهرست ۱۴۰۴ و زرد است).</w:t>
+            <w:tcW w:w="3900" w:type="dxa"/>
+            <w:tcBorders>
+              <w:top w:val="single" w:sz="4" w:color="000000" w:space="0"/>
+              <w:left w:val="single" w:sz="4" w:color="000000" w:space="0"/>
+              <w:bottom w:val="single" w:sz="4" w:color="000000" w:space="0"/>
+              <w:right w:val="single" w:sz="4" w:color="000000" w:space="0"/>
+            </w:tcBorders>
+            <w:tcMar>
+              <w:top w:w="50" w:type="dxa"/>
+              <w:left w:w="70" w:type="dxa"/>
+              <w:bottom w:w="50" w:type="dxa"/>
+              <w:right w:w="70" w:type="dxa"/>
+            </w:tcMar>
+            <w:vAlign w:val="top"/>
+          </w:tcPr>
+          <w:p>
+            <w:pPr>
+              <w:bidi/>
+              <w:spacing w:after="0"/>
+            </w:pPr>
+            <w:r>
+              <w:rPr>
+                <w:sz w:val="21"/>
+                <w:szCs w:val="21"/>
+                <w:rtl/>
+              </w:rPr>
+              <w:t xml:space="preserve">براون و کلارک</w:t>
+            </w:r>
+          </w:p>
+        </w:tc>
+        <w:tc>
+          <w:tcPr>
+            <w:tcW w:w="4228" w:type="dxa"/>
+            <w:tcBorders>
+              <w:top w:val="single" w:sz="4" w:color="000000" w:space="0"/>
+              <w:left w:val="single" w:sz="4" w:color="000000" w:space="0"/>
+              <w:bottom w:val="single" w:sz="4" w:color="000000" w:space="0"/>
+              <w:right w:val="single" w:sz="4" w:color="000000" w:space="0"/>
+            </w:tcBorders>
+            <w:tcMar>
+              <w:top w:w="50" w:type="dxa"/>
+              <w:left w:w="70" w:type="dxa"/>
+              <w:bottom w:w="50" w:type="dxa"/>
+              <w:right w:w="70" w:type="dxa"/>
+            </w:tcMar>
+            <w:vAlign w:val="top"/>
+          </w:tcPr>
+          <w:p>
+            <w:pPr>
+              <w:bidi/>
+              <w:spacing w:after="0"/>
+            </w:pPr>
+            <w:r>
+              <w:rPr>
+                <w:sz w:val="21"/>
+                <w:szCs w:val="21"/>
+                <w:rtl/>
+              </w:rPr>
+              <w:t xml:space="preserve">تعریف تحلیل مضمون و شش مرحله به مقاله ۲۰۰۶ (Using thematic analysis in psychology) نسبت داده می‌شود و کتاب را نیز نگه داشتم؛ این مقاله به فهرست اضافه شد. سال کتاب ۲۰۲۱ مانده؛ ممکن است صفحه حق نشر نسخه شما ۲۰۲۲ باشد.</w:t>
+            </w:r>
+          </w:p>
+        </w:tc>
+      </w:tr>
+      <w:tr>
+        <w:trPr>
+          <w:cantSplit/>
+        </w:trPr>
+        <w:tc>
+          <w:tcPr>
+            <w:tcW w:w="660" w:type="dxa"/>
+            <w:tcBorders>
+              <w:top w:val="single" w:sz="4" w:color="000000" w:space="0"/>
+              <w:left w:val="single" w:sz="4" w:color="000000" w:space="0"/>
+              <w:bottom w:val="single" w:sz="4" w:color="000000" w:space="0"/>
+              <w:right w:val="single" w:sz="4" w:color="000000" w:space="0"/>
+            </w:tcBorders>
+            <w:tcMar>
+              <w:top w:w="50" w:type="dxa"/>
+              <w:left w:w="70" w:type="dxa"/>
+              <w:bottom w:w="50" w:type="dxa"/>
+              <w:right w:w="70" w:type="dxa"/>
+            </w:tcMar>
+            <w:vAlign w:val="top"/>
+          </w:tcPr>
+          <w:p>
+            <w:pPr>
+              <w:bidi/>
+              <w:spacing w:after="0"/>
+              <w:jc w:val="center"/>
+            </w:pPr>
+            <w:r>
+              <w:rPr>
+                <w:sz w:val="21"/>
+                <w:szCs w:val="21"/>
+                <w:rtl/>
+              </w:rPr>
+              <w:t xml:space="preserve">۷</w:t>
+            </w:r>
+          </w:p>
+        </w:tc>
+        <w:tc>
+          <w:tcPr>
+            <w:tcW w:w="3900" w:type="dxa"/>
+            <w:tcBorders>
+              <w:top w:val="single" w:sz="4" w:color="000000" w:space="0"/>
+              <w:left w:val="single" w:sz="4" w:color="000000" w:space="0"/>
+              <w:bottom w:val="single" w:sz="4" w:color="000000" w:space="0"/>
+              <w:right w:val="single" w:sz="4" w:color="000000" w:space="0"/>
+            </w:tcBorders>
+            <w:tcMar>
+              <w:top w:w="50" w:type="dxa"/>
+              <w:left w:w="70" w:type="dxa"/>
+              <w:bottom w:w="50" w:type="dxa"/>
+              <w:right w:w="70" w:type="dxa"/>
+            </w:tcMar>
+            <w:vAlign w:val="top"/>
+          </w:tcPr>
+          <w:p>
+            <w:pPr>
+              <w:bidi/>
+              <w:spacing w:after="0"/>
+            </w:pPr>
+            <w:r>
+              <w:rPr>
+                <w:sz w:val="21"/>
+                <w:szCs w:val="21"/>
+                <w:rtl/>
+              </w:rPr>
+              <w:t xml:space="preserve">ضریب هماهنگی کندال</w:t>
+            </w:r>
+          </w:p>
+        </w:tc>
+        <w:tc>
+          <w:tcPr>
+            <w:tcW w:w="4228" w:type="dxa"/>
+            <w:tcBorders>
+              <w:top w:val="single" w:sz="4" w:color="000000" w:space="0"/>
+              <w:left w:val="single" w:sz="4" w:color="000000" w:space="0"/>
+              <w:bottom w:val="single" w:sz="4" w:color="000000" w:space="0"/>
+              <w:right w:val="single" w:sz="4" w:color="000000" w:space="0"/>
+            </w:tcBorders>
+            <w:tcMar>
+              <w:top w:w="50" w:type="dxa"/>
+              <w:left w:w="70" w:type="dxa"/>
+              <w:bottom w:w="50" w:type="dxa"/>
+              <w:right w:w="70" w:type="dxa"/>
+            </w:tcMar>
+            <w:vAlign w:val="top"/>
+          </w:tcPr>
+          <w:p>
+            <w:pPr>
+              <w:bidi/>
+              <w:spacing w:after="0"/>
+            </w:pPr>
+            <w:r>
+              <w:rPr>
+                <w:sz w:val="21"/>
+                <w:szCs w:val="21"/>
+                <w:rtl/>
+              </w:rPr>
+              <w:t xml:space="preserve">شیفانو و نیدربرگر (۲۰۲۵) این ضریب را گزارش نکرده‌اند؛ ارجاع در فصل‌های ۱، ۳، ۴ و ۵ حذف و در فصل ۴ نتیجه واقعی مقاله آمد (اجماع در ۸۱٪ مطالعات درصد توافق است؛ شاخص آماری در حدود ۳۰٪). اگر منبعی برای W کندال در دلفی (مثلاً Schmidt, ۱۹۹۷) بخواهید، مشخصاتش را راستی‌آزمایی می‌کنم.</w:t>
+            </w:r>
+          </w:p>
+        </w:tc>
+      </w:tr>
+      <w:tr>
+        <w:trPr>
+          <w:cantSplit/>
+        </w:trPr>
+        <w:tc>
+          <w:tcPr>
+            <w:tcW w:w="660" w:type="dxa"/>
+            <w:tcBorders>
+              <w:top w:val="single" w:sz="4" w:color="000000" w:space="0"/>
+              <w:left w:val="single" w:sz="4" w:color="000000" w:space="0"/>
+              <w:bottom w:val="single" w:sz="4" w:color="000000" w:space="0"/>
+              <w:right w:val="single" w:sz="4" w:color="000000" w:space="0"/>
+            </w:tcBorders>
+            <w:tcMar>
+              <w:top w:w="50" w:type="dxa"/>
+              <w:left w:w="70" w:type="dxa"/>
+              <w:bottom w:w="50" w:type="dxa"/>
+              <w:right w:w="70" w:type="dxa"/>
+            </w:tcMar>
+            <w:vAlign w:val="top"/>
+          </w:tcPr>
+          <w:p>
+            <w:pPr>
+              <w:bidi/>
+              <w:spacing w:after="0"/>
+              <w:jc w:val="center"/>
+            </w:pPr>
+            <w:r>
+              <w:rPr>
+                <w:sz w:val="21"/>
+                <w:szCs w:val="21"/>
+                <w:rtl/>
+              </w:rPr>
+              <w:t xml:space="preserve">۸</w:t>
+            </w:r>
+          </w:p>
+        </w:tc>
+        <w:tc>
+          <w:tcPr>
+            <w:tcW w:w="3900" w:type="dxa"/>
+            <w:tcBorders>
+              <w:top w:val="single" w:sz="4" w:color="000000" w:space="0"/>
+              <w:left w:val="single" w:sz="4" w:color="000000" w:space="0"/>
+              <w:bottom w:val="single" w:sz="4" w:color="000000" w:space="0"/>
+              <w:right w:val="single" w:sz="4" w:color="000000" w:space="0"/>
+            </w:tcBorders>
+            <w:tcMar>
+              <w:top w:w="50" w:type="dxa"/>
+              <w:left w:w="70" w:type="dxa"/>
+              <w:bottom w:w="50" w:type="dxa"/>
+              <w:right w:w="70" w:type="dxa"/>
+            </w:tcMar>
+            <w:vAlign w:val="top"/>
+          </w:tcPr>
+          <w:p>
+            <w:pPr>
+              <w:bidi/>
+              <w:spacing w:after="0"/>
+            </w:pPr>
+            <w:r>
+              <w:rPr>
+                <w:sz w:val="21"/>
+                <w:szCs w:val="21"/>
+                <w:rtl/>
+              </w:rPr>
+              <w:t xml:space="preserve">بازخورد دور سوم (فصل ۳)</w:t>
+            </w:r>
+          </w:p>
+        </w:tc>
+        <w:tc>
+          <w:tcPr>
+            <w:tcW w:w="4228" w:type="dxa"/>
+            <w:tcBorders>
+              <w:top w:val="single" w:sz="4" w:color="000000" w:space="0"/>
+              <w:left w:val="single" w:sz="4" w:color="000000" w:space="0"/>
+              <w:bottom w:val="single" w:sz="4" w:color="000000" w:space="0"/>
+              <w:right w:val="single" w:sz="4" w:color="000000" w:space="0"/>
+            </w:tcBorders>
+            <w:tcMar>
+              <w:top w:w="50" w:type="dxa"/>
+              <w:left w:w="70" w:type="dxa"/>
+              <w:bottom w:w="50" w:type="dxa"/>
+              <w:right w:w="70" w:type="dxa"/>
+            </w:tcMar>
+            <w:vAlign w:val="top"/>
+          </w:tcPr>
+          <w:p>
+            <w:pPr>
+              <w:bidi/>
+              <w:spacing w:after="0"/>
+            </w:pPr>
+            <w:r>
+              <w:rPr>
+                <w:sz w:val="21"/>
+                <w:szCs w:val="21"/>
+                <w:rtl/>
+              </w:rPr>
+              <w:t xml:space="preserve">«میانه و دامنه بین‌چارکی» به «میانگین و میانه» اصلاح شد؛ فرم‌های دور سوم و فصل ۴ همین را نشان می‌دهند.</w:t>
+            </w:r>
+          </w:p>
+        </w:tc>
+      </w:tr>
+      <w:tr>
+        <w:trPr>
+          <w:cantSplit/>
+        </w:trPr>
+        <w:tc>
+          <w:tcPr>
+            <w:tcW w:w="660" w:type="dxa"/>
+            <w:tcBorders>
+              <w:top w:val="single" w:sz="4" w:color="000000" w:space="0"/>
+              <w:left w:val="single" w:sz="4" w:color="000000" w:space="0"/>
+              <w:bottom w:val="single" w:sz="4" w:color="000000" w:space="0"/>
+              <w:right w:val="single" w:sz="4" w:color="000000" w:space="0"/>
+            </w:tcBorders>
+            <w:tcMar>
+              <w:top w:w="50" w:type="dxa"/>
+              <w:left w:w="70" w:type="dxa"/>
+              <w:bottom w:w="50" w:type="dxa"/>
+              <w:right w:w="70" w:type="dxa"/>
+            </w:tcMar>
+            <w:vAlign w:val="top"/>
+          </w:tcPr>
+          <w:p>
+            <w:pPr>
+              <w:bidi/>
+              <w:spacing w:after="0"/>
+              <w:jc w:val="center"/>
+            </w:pPr>
+            <w:r>
+              <w:rPr>
+                <w:sz w:val="21"/>
+                <w:szCs w:val="21"/>
+                <w:rtl/>
+              </w:rPr>
+              <w:t xml:space="preserve">۹</w:t>
+            </w:r>
+          </w:p>
+        </w:tc>
+        <w:tc>
+          <w:tcPr>
+            <w:tcW w:w="3900" w:type="dxa"/>
+            <w:tcBorders>
+              <w:top w:val="single" w:sz="4" w:color="000000" w:space="0"/>
+              <w:left w:val="single" w:sz="4" w:color="000000" w:space="0"/>
+              <w:bottom w:val="single" w:sz="4" w:color="000000" w:space="0"/>
+              <w:right w:val="single" w:sz="4" w:color="000000" w:space="0"/>
+            </w:tcBorders>
+            <w:tcMar>
+              <w:top w:w="50" w:type="dxa"/>
+              <w:left w:w="70" w:type="dxa"/>
+              <w:bottom w:w="50" w:type="dxa"/>
+              <w:right w:w="70" w:type="dxa"/>
+            </w:tcMar>
+            <w:vAlign w:val="top"/>
+          </w:tcPr>
+          <w:p>
+            <w:pPr>
+              <w:bidi/>
+              <w:spacing w:after="0"/>
+            </w:pPr>
+            <w:r>
+              <w:rPr>
+                <w:sz w:val="21"/>
+                <w:szCs w:val="21"/>
+                <w:rtl/>
+              </w:rPr>
+              <w:t xml:space="preserve">عنوان خبره ۲</w:t>
+            </w:r>
+          </w:p>
+        </w:tc>
+        <w:tc>
+          <w:tcPr>
+            <w:tcW w:w="4228" w:type="dxa"/>
+            <w:tcBorders>
+              <w:top w:val="single" w:sz="4" w:color="000000" w:space="0"/>
+              <w:left w:val="single" w:sz="4" w:color="000000" w:space="0"/>
+              <w:bottom w:val="single" w:sz="4" w:color="000000" w:space="0"/>
+              <w:right w:val="single" w:sz="4" w:color="000000" w:space="0"/>
+            </w:tcBorders>
+            <w:tcMar>
+              <w:top w:w="50" w:type="dxa"/>
+              <w:left w:w="70" w:type="dxa"/>
+              <w:bottom w:w="50" w:type="dxa"/>
+              <w:right w:w="70" w:type="dxa"/>
+            </w:tcMar>
+            <w:vAlign w:val="top"/>
+          </w:tcPr>
+          <w:p>
+            <w:pPr>
+              <w:bidi/>
+              <w:spacing w:after="0"/>
+            </w:pPr>
+            <w:r>
+              <w:rPr>
+                <w:sz w:val="21"/>
+                <w:szCs w:val="21"/>
+                <w:rtl/>
+              </w:rPr>
+              <w:t xml:space="preserve">در فرم دور سوم «مدیر برنامه‌ریزی تولید» است؛ در فصل‌های ۳ تا ۵ و جدول ۴-۱، ۴-۲ و نمودار ۴-۱ (شامل فایل Excel نمودار) همین آمد.</w:t>
+            </w:r>
+          </w:p>
+        </w:tc>
+      </w:tr>
+      <w:tr>
+        <w:trPr>
+          <w:cantSplit/>
+        </w:trPr>
+        <w:tc>
+          <w:tcPr>
+            <w:tcW w:w="660" w:type="dxa"/>
+            <w:tcBorders>
+              <w:top w:val="single" w:sz="4" w:color="000000" w:space="0"/>
+              <w:left w:val="single" w:sz="4" w:color="000000" w:space="0"/>
+              <w:bottom w:val="single" w:sz="4" w:color="000000" w:space="0"/>
+              <w:right w:val="single" w:sz="4" w:color="000000" w:space="0"/>
+            </w:tcBorders>
+            <w:tcMar>
+              <w:top w:w="50" w:type="dxa"/>
+              <w:left w:w="70" w:type="dxa"/>
+              <w:bottom w:w="50" w:type="dxa"/>
+              <w:right w:w="70" w:type="dxa"/>
+            </w:tcMar>
+            <w:vAlign w:val="top"/>
+          </w:tcPr>
+          <w:p>
+            <w:pPr>
+              <w:bidi/>
+              <w:spacing w:after="0"/>
+              <w:jc w:val="center"/>
+            </w:pPr>
+            <w:r>
+              <w:rPr>
+                <w:sz w:val="21"/>
+                <w:szCs w:val="21"/>
+                <w:rtl/>
+              </w:rPr>
+              <w:t xml:space="preserve">۱۰</w:t>
+            </w:r>
+          </w:p>
+        </w:tc>
+        <w:tc>
+          <w:tcPr>
+            <w:tcW w:w="3900" w:type="dxa"/>
+            <w:tcBorders>
+              <w:top w:val="single" w:sz="4" w:color="000000" w:space="0"/>
+              <w:left w:val="single" w:sz="4" w:color="000000" w:space="0"/>
+              <w:bottom w:val="single" w:sz="4" w:color="000000" w:space="0"/>
+              <w:right w:val="single" w:sz="4" w:color="000000" w:space="0"/>
+            </w:tcBorders>
+            <w:tcMar>
+              <w:top w:w="50" w:type="dxa"/>
+              <w:left w:w="70" w:type="dxa"/>
+              <w:bottom w:w="50" w:type="dxa"/>
+              <w:right w:w="70" w:type="dxa"/>
+            </w:tcMar>
+            <w:vAlign w:val="top"/>
+          </w:tcPr>
+          <w:p>
+            <w:pPr>
+              <w:bidi/>
+              <w:spacing w:after="0"/>
+            </w:pPr>
+            <w:r>
+              <w:rPr>
+                <w:sz w:val="21"/>
+                <w:szCs w:val="21"/>
+                <w:rtl/>
+              </w:rPr>
+              <w:t xml:space="preserve">جمله‌های بی‌منبع</w:t>
+            </w:r>
+          </w:p>
+        </w:tc>
+        <w:tc>
+          <w:tcPr>
+            <w:tcW w:w="4228" w:type="dxa"/>
+            <w:tcBorders>
+              <w:top w:val="single" w:sz="4" w:color="000000" w:space="0"/>
+              <w:left w:val="single" w:sz="4" w:color="000000" w:space="0"/>
+              <w:bottom w:val="single" w:sz="4" w:color="000000" w:space="0"/>
+              <w:right w:val="single" w:sz="4" w:color="000000" w:space="0"/>
+            </w:tcBorders>
+            <w:tcMar>
+              <w:top w:w="50" w:type="dxa"/>
+              <w:left w:w="70" w:type="dxa"/>
+              <w:bottom w:w="50" w:type="dxa"/>
+              <w:right w:w="70" w:type="dxa"/>
+            </w:tcMar>
+            <w:vAlign w:val="top"/>
+          </w:tcPr>
+          <w:p>
+            <w:pPr>
+              <w:bidi/>
+              <w:spacing w:after="0"/>
+            </w:pPr>
+            <w:r>
+              <w:rPr>
+                <w:sz w:val="21"/>
+                <w:szCs w:val="21"/>
+                <w:rtl/>
+              </w:rPr>
+              <w:t xml:space="preserve">«گزارش‌های صنفی از موج تعطیلی کارگاه‌ها» (فصل ۲) به عبارت احتمالی تبدیل شد. «اغلب بنگاه‌های صنعت غذایی ایران کوچک و متوسط‌اند» (فصل ۱ و ۲) همچنان بدون منبع مستقیم است؛ در صورت داشتن آمار، اضافه کنید.</w:t>
             </w:r>
           </w:p>
         </w:tc>
@@ -797,7 +1205,7 @@
       <w:pPr>
         <w:keepNext/>
         <w:bidi/>
-        <w:spacing w:before="120" w:after="60"/>
+        <w:spacing w:before="140" w:after="60"/>
         <w:jc w:val="lowKashida"/>
       </w:pPr>
       <w:r>
@@ -808,7 +1216,7 @@
           <w:szCs w:val="24"/>
           <w:rtl/>
         </w:rPr>
-        <w:t xml:space="preserve">ب) توصیف مقاله در متن با عنوان یا چکیده آن نمی‌خواند (پیشنهاد: متن را با خود مقاله تطبیق دهید)</w:t>
+        <w:t xml:space="preserve">ب) توصیف‌هایی که با چکیده نمی‌خواند و اصلاح شد</w:t>
       </w:r>
     </w:p>
     <w:tbl>
@@ -832,8 +1240,8 @@
       </w:tblPr>
       <w:tblGrid>
         <w:gridCol w:w="660"/>
-        <w:gridCol w:w="3800"/>
-        <w:gridCol w:w="4328"/>
+        <w:gridCol w:w="3900"/>
+        <w:gridCol w:w="4228"/>
       </w:tblGrid>
       <w:tr>
         <w:trPr>
@@ -877,7 +1285,7 @@
         </w:tc>
         <w:tc>
           <w:tcPr>
-            <w:tcW w:w="3800" w:type="dxa"/>
+            <w:tcW w:w="3900" w:type="dxa"/>
             <w:tcBorders>
               <w:top w:val="single" w:sz="4" w:color="000000" w:space="0"/>
               <w:left w:val="single" w:sz="4" w:color="000000" w:space="0"/>
@@ -905,13 +1313,13 @@
                 <w:szCs w:val="21"/>
                 <w:rtl/>
               </w:rPr>
-              <w:t xml:space="preserve">ارجاع و یافته بررسی</w:t>
-            </w:r>
-          </w:p>
-        </w:tc>
-        <w:tc>
-          <w:tcPr>
-            <w:tcW w:w="4328" w:type="dxa"/>
+              <w:t xml:space="preserve">مورد</w:t>
+            </w:r>
+          </w:p>
+        </w:tc>
+        <w:tc>
+          <w:tcPr>
+            <w:tcW w:w="4228" w:type="dxa"/>
             <w:tcBorders>
               <w:top w:val="single" w:sz="4" w:color="000000" w:space="0"/>
               <w:left w:val="single" w:sz="4" w:color="000000" w:space="0"/>
@@ -939,7 +1347,7 @@
                 <w:szCs w:val="21"/>
                 <w:rtl/>
               </w:rPr>
-              <w:t xml:space="preserve">اقدام پیشنهادی</w:t>
+              <w:t xml:space="preserve">توضیح یا اقدام پیشنهادی</w:t>
             </w:r>
           </w:p>
         </w:tc>
@@ -983,65 +1391,65 @@
         </w:tc>
         <w:tc>
           <w:tcPr>
-            <w:tcW w:w="3800" w:type="dxa"/>
-            <w:tcBorders>
-              <w:top w:val="single" w:sz="4" w:color="000000" w:space="0"/>
-              <w:left w:val="single" w:sz="4" w:color="000000" w:space="0"/>
-              <w:bottom w:val="single" w:sz="4" w:color="000000" w:space="0"/>
-              <w:right w:val="single" w:sz="4" w:color="000000" w:space="0"/>
-            </w:tcBorders>
-            <w:tcMar>
-              <w:top w:w="50" w:type="dxa"/>
-              <w:left w:w="70" w:type="dxa"/>
-              <w:bottom w:w="50" w:type="dxa"/>
-              <w:right w:w="70" w:type="dxa"/>
-            </w:tcMar>
-            <w:vAlign w:val="top"/>
-          </w:tcPr>
-          <w:p>
-            <w:pPr>
-              <w:bidi/>
-              <w:spacing w:after="0"/>
-            </w:pPr>
-            <w:r>
-              <w:rPr>
-                <w:sz w:val="21"/>
-                <w:szCs w:val="21"/>
-                <w:rtl/>
-              </w:rPr>
-              <w:t xml:space="preserve">شرابتی و همکاران (۲۰۲۴) [Sharabati et al.] در فصل ۲: «مرور نظام‌مند ۵۲ پژوهش تجربی». مقاله واقعی یک مطالعه تحلیلی درباره اثر بازاریابی دیجیتال بر عملکرد بنگاه‌های کوچک و متوسط است، نه مرور نظام‌مند.</w:t>
-            </w:r>
-          </w:p>
-        </w:tc>
-        <w:tc>
-          <w:tcPr>
-            <w:tcW w:w="4328" w:type="dxa"/>
-            <w:tcBorders>
-              <w:top w:val="single" w:sz="4" w:color="000000" w:space="0"/>
-              <w:left w:val="single" w:sz="4" w:color="000000" w:space="0"/>
-              <w:bottom w:val="single" w:sz="4" w:color="000000" w:space="0"/>
-              <w:right w:val="single" w:sz="4" w:color="000000" w:space="0"/>
-            </w:tcBorders>
-            <w:tcMar>
-              <w:top w:w="50" w:type="dxa"/>
-              <w:left w:w="70" w:type="dxa"/>
-              <w:bottom w:w="50" w:type="dxa"/>
-              <w:right w:w="70" w:type="dxa"/>
-            </w:tcMar>
-            <w:vAlign w:val="top"/>
-          </w:tcPr>
-          <w:p>
-            <w:pPr>
-              <w:bidi/>
-              <w:spacing w:after="0"/>
-            </w:pPr>
-            <w:r>
-              <w:rPr>
-                <w:sz w:val="21"/>
-                <w:szCs w:val="21"/>
-                <w:rtl/>
-              </w:rPr>
-              <w:t xml:space="preserve">توصیف اصلاح شود یا منبع مرور نظام‌مند مورد نظر معرفی شود.</w:t>
+            <w:tcW w:w="3900" w:type="dxa"/>
+            <w:tcBorders>
+              <w:top w:val="single" w:sz="4" w:color="000000" w:space="0"/>
+              <w:left w:val="single" w:sz="4" w:color="000000" w:space="0"/>
+              <w:bottom w:val="single" w:sz="4" w:color="000000" w:space="0"/>
+              <w:right w:val="single" w:sz="4" w:color="000000" w:space="0"/>
+            </w:tcBorders>
+            <w:tcMar>
+              <w:top w:w="50" w:type="dxa"/>
+              <w:left w:w="70" w:type="dxa"/>
+              <w:bottom w:w="50" w:type="dxa"/>
+              <w:right w:w="70" w:type="dxa"/>
+            </w:tcMar>
+            <w:vAlign w:val="top"/>
+          </w:tcPr>
+          <w:p>
+            <w:pPr>
+              <w:bidi/>
+              <w:spacing w:after="0"/>
+            </w:pPr>
+            <w:r>
+              <w:rPr>
+                <w:sz w:val="21"/>
+                <w:szCs w:val="21"/>
+                <w:rtl/>
+              </w:rPr>
+              <w:t xml:space="preserve">Sharabati et al. (۲۰۲۴)</w:t>
+            </w:r>
+          </w:p>
+        </w:tc>
+        <w:tc>
+          <w:tcPr>
+            <w:tcW w:w="4228" w:type="dxa"/>
+            <w:tcBorders>
+              <w:top w:val="single" w:sz="4" w:color="000000" w:space="0"/>
+              <w:left w:val="single" w:sz="4" w:color="000000" w:space="0"/>
+              <w:bottom w:val="single" w:sz="4" w:color="000000" w:space="0"/>
+              <w:right w:val="single" w:sz="4" w:color="000000" w:space="0"/>
+            </w:tcBorders>
+            <w:tcMar>
+              <w:top w:w="50" w:type="dxa"/>
+              <w:left w:w="70" w:type="dxa"/>
+              <w:bottom w:w="50" w:type="dxa"/>
+              <w:right w:w="70" w:type="dxa"/>
+            </w:tcMar>
+            <w:vAlign w:val="top"/>
+          </w:tcPr>
+          <w:p>
+            <w:pPr>
+              <w:bidi/>
+              <w:spacing w:after="0"/>
+            </w:pPr>
+            <w:r>
+              <w:rPr>
+                <w:sz w:val="21"/>
+                <w:szCs w:val="21"/>
+                <w:rtl/>
+              </w:rPr>
+              <w:t xml:space="preserve">مرور نظام‌مند ۵۲ پژوهش نیست؛ پیمایش مدیران ۱۹۰ شرکت در اردن است و تحول دیجیتال در آن نقش میانجی دارد.</w:t>
             </w:r>
           </w:p>
         </w:tc>
@@ -1085,65 +1493,65 @@
         </w:tc>
         <w:tc>
           <w:tcPr>
-            <w:tcW w:w="3800" w:type="dxa"/>
-            <w:tcBorders>
-              <w:top w:val="single" w:sz="4" w:color="000000" w:space="0"/>
-              <w:left w:val="single" w:sz="4" w:color="000000" w:space="0"/>
-              <w:bottom w:val="single" w:sz="4" w:color="000000" w:space="0"/>
-              <w:right w:val="single" w:sz="4" w:color="000000" w:space="0"/>
-            </w:tcBorders>
-            <w:tcMar>
-              <w:top w:w="50" w:type="dxa"/>
-              <w:left w:w="70" w:type="dxa"/>
-              <w:bottom w:w="50" w:type="dxa"/>
-              <w:right w:w="70" w:type="dxa"/>
-            </w:tcMar>
-            <w:vAlign w:val="top"/>
-          </w:tcPr>
-          <w:p>
-            <w:pPr>
-              <w:bidi/>
-              <w:spacing w:after="0"/>
-            </w:pPr>
-            <w:r>
-              <w:rPr>
-                <w:sz w:val="21"/>
-                <w:szCs w:val="21"/>
-                <w:rtl/>
-              </w:rPr>
-              <w:t xml:space="preserve">زین و همکاران (۲۰۲۳) در فصل ۲ و ۵: «محدودیت مالی، ضعف مدیریتی و ناآگاهی از استانداردهای محیطی». چکیده مقاله مانع «فناورانه» را مهم‌ترین مانع می‌داند.</w:t>
-            </w:r>
-          </w:p>
-        </w:tc>
-        <w:tc>
-          <w:tcPr>
-            <w:tcW w:w="4328" w:type="dxa"/>
-            <w:tcBorders>
-              <w:top w:val="single" w:sz="4" w:color="000000" w:space="0"/>
-              <w:left w:val="single" w:sz="4" w:color="000000" w:space="0"/>
-              <w:bottom w:val="single" w:sz="4" w:color="000000" w:space="0"/>
-              <w:right w:val="single" w:sz="4" w:color="000000" w:space="0"/>
-            </w:tcBorders>
-            <w:tcMar>
-              <w:top w:w="50" w:type="dxa"/>
-              <w:left w:w="70" w:type="dxa"/>
-              <w:bottom w:w="50" w:type="dxa"/>
-              <w:right w:w="70" w:type="dxa"/>
-            </w:tcMar>
-            <w:vAlign w:val="top"/>
-          </w:tcPr>
-          <w:p>
-            <w:pPr>
-              <w:bidi/>
-              <w:spacing w:after="0"/>
-            </w:pPr>
-            <w:r>
-              <w:rPr>
-                <w:sz w:val="21"/>
-                <w:szCs w:val="21"/>
-                <w:rtl/>
-              </w:rPr>
-              <w:t xml:space="preserve">یافته نقل‌شده با متن کامل مقاله تطبیق داده شود.</w:t>
+            <w:tcW w:w="3900" w:type="dxa"/>
+            <w:tcBorders>
+              <w:top w:val="single" w:sz="4" w:color="000000" w:space="0"/>
+              <w:left w:val="single" w:sz="4" w:color="000000" w:space="0"/>
+              <w:bottom w:val="single" w:sz="4" w:color="000000" w:space="0"/>
+              <w:right w:val="single" w:sz="4" w:color="000000" w:space="0"/>
+            </w:tcBorders>
+            <w:tcMar>
+              <w:top w:w="50" w:type="dxa"/>
+              <w:left w:w="70" w:type="dxa"/>
+              <w:bottom w:w="50" w:type="dxa"/>
+              <w:right w:w="70" w:type="dxa"/>
+            </w:tcMar>
+            <w:vAlign w:val="top"/>
+          </w:tcPr>
+          <w:p>
+            <w:pPr>
+              <w:bidi/>
+              <w:spacing w:after="0"/>
+            </w:pPr>
+            <w:r>
+              <w:rPr>
+                <w:sz w:val="21"/>
+                <w:szCs w:val="21"/>
+                <w:rtl/>
+              </w:rPr>
+              <w:t xml:space="preserve">Zain et al. (۲۰۲۳)</w:t>
+            </w:r>
+          </w:p>
+        </w:tc>
+        <w:tc>
+          <w:tcPr>
+            <w:tcW w:w="4228" w:type="dxa"/>
+            <w:tcBorders>
+              <w:top w:val="single" w:sz="4" w:color="000000" w:space="0"/>
+              <w:left w:val="single" w:sz="4" w:color="000000" w:space="0"/>
+              <w:bottom w:val="single" w:sz="4" w:color="000000" w:space="0"/>
+              <w:right w:val="single" w:sz="4" w:color="000000" w:space="0"/>
+            </w:tcBorders>
+            <w:tcMar>
+              <w:top w:w="50" w:type="dxa"/>
+              <w:left w:w="70" w:type="dxa"/>
+              <w:bottom w:w="50" w:type="dxa"/>
+              <w:right w:w="70" w:type="dxa"/>
+            </w:tcMar>
+            <w:vAlign w:val="top"/>
+          </w:tcPr>
+          <w:p>
+            <w:pPr>
+              <w:bidi/>
+              <w:spacing w:after="0"/>
+            </w:pPr>
+            <w:r>
+              <w:rPr>
+                <w:sz w:val="21"/>
+                <w:szCs w:val="21"/>
+                <w:rtl/>
+              </w:rPr>
+              <w:t xml:space="preserve">مهم‌ترین مانع «فناورانه» است و پس از آن اطلاعاتی و مالی؛ «ضعف مدیریتی و ناآگاهی از استانداردها» در چکیده نیست.</w:t>
             </w:r>
           </w:p>
         </w:tc>
@@ -1187,65 +1595,65 @@
         </w:tc>
         <w:tc>
           <w:tcPr>
-            <w:tcW w:w="3800" w:type="dxa"/>
-            <w:tcBorders>
-              <w:top w:val="single" w:sz="4" w:color="000000" w:space="0"/>
-              <w:left w:val="single" w:sz="4" w:color="000000" w:space="0"/>
-              <w:bottom w:val="single" w:sz="4" w:color="000000" w:space="0"/>
-              <w:right w:val="single" w:sz="4" w:color="000000" w:space="0"/>
-            </w:tcBorders>
-            <w:tcMar>
-              <w:top w:w="50" w:type="dxa"/>
-              <w:left w:w="70" w:type="dxa"/>
-              <w:bottom w:w="50" w:type="dxa"/>
-              <w:right w:w="70" w:type="dxa"/>
-            </w:tcMar>
-            <w:vAlign w:val="top"/>
-          </w:tcPr>
-          <w:p>
-            <w:pPr>
-              <w:bidi/>
-              <w:spacing w:after="0"/>
-            </w:pPr>
-            <w:r>
-              <w:rPr>
-                <w:sz w:val="21"/>
-                <w:szCs w:val="21"/>
-                <w:rtl/>
-              </w:rPr>
-              <w:t xml:space="preserve">گوپتا و جگتپ (۲۰۲۴): «هزینه فناوری، کمبود دانش و منابع انسانی». چکیده بر اتصال اینترنت روستایی و موانع سازمانی تأکید دارد.</w:t>
-            </w:r>
-          </w:p>
-        </w:tc>
-        <w:tc>
-          <w:tcPr>
-            <w:tcW w:w="4328" w:type="dxa"/>
-            <w:tcBorders>
-              <w:top w:val="single" w:sz="4" w:color="000000" w:space="0"/>
-              <w:left w:val="single" w:sz="4" w:color="000000" w:space="0"/>
-              <w:bottom w:val="single" w:sz="4" w:color="000000" w:space="0"/>
-              <w:right w:val="single" w:sz="4" w:color="000000" w:space="0"/>
-            </w:tcBorders>
-            <w:tcMar>
-              <w:top w:w="50" w:type="dxa"/>
-              <w:left w:w="70" w:type="dxa"/>
-              <w:bottom w:w="50" w:type="dxa"/>
-              <w:right w:w="70" w:type="dxa"/>
-            </w:tcMar>
-            <w:vAlign w:val="top"/>
-          </w:tcPr>
-          <w:p>
-            <w:pPr>
-              <w:bidi/>
-              <w:spacing w:after="0"/>
-            </w:pPr>
-            <w:r>
-              <w:rPr>
-                <w:sz w:val="21"/>
-                <w:szCs w:val="21"/>
-                <w:rtl/>
-              </w:rPr>
-              <w:t xml:space="preserve">یافته نقل‌شده با متن کامل مقاله تطبیق داده شود.</w:t>
+            <w:tcW w:w="3900" w:type="dxa"/>
+            <w:tcBorders>
+              <w:top w:val="single" w:sz="4" w:color="000000" w:space="0"/>
+              <w:left w:val="single" w:sz="4" w:color="000000" w:space="0"/>
+              <w:bottom w:val="single" w:sz="4" w:color="000000" w:space="0"/>
+              <w:right w:val="single" w:sz="4" w:color="000000" w:space="0"/>
+            </w:tcBorders>
+            <w:tcMar>
+              <w:top w:w="50" w:type="dxa"/>
+              <w:left w:w="70" w:type="dxa"/>
+              <w:bottom w:w="50" w:type="dxa"/>
+              <w:right w:w="70" w:type="dxa"/>
+            </w:tcMar>
+            <w:vAlign w:val="top"/>
+          </w:tcPr>
+          <w:p>
+            <w:pPr>
+              <w:bidi/>
+              <w:spacing w:after="0"/>
+            </w:pPr>
+            <w:r>
+              <w:rPr>
+                <w:sz w:val="21"/>
+                <w:szCs w:val="21"/>
+                <w:rtl/>
+              </w:rPr>
+              <w:t xml:space="preserve">Gupta &amp; Jagtap (۲۰۲۴)</w:t>
+            </w:r>
+          </w:p>
+        </w:tc>
+        <w:tc>
+          <w:tcPr>
+            <w:tcW w:w="4228" w:type="dxa"/>
+            <w:tcBorders>
+              <w:top w:val="single" w:sz="4" w:color="000000" w:space="0"/>
+              <w:left w:val="single" w:sz="4" w:color="000000" w:space="0"/>
+              <w:bottom w:val="single" w:sz="4" w:color="000000" w:space="0"/>
+              <w:right w:val="single" w:sz="4" w:color="000000" w:space="0"/>
+            </w:tcBorders>
+            <w:tcMar>
+              <w:top w:w="50" w:type="dxa"/>
+              <w:left w:w="70" w:type="dxa"/>
+              <w:bottom w:w="50" w:type="dxa"/>
+              <w:right w:w="70" w:type="dxa"/>
+            </w:tcMar>
+            <w:vAlign w:val="top"/>
+          </w:tcPr>
+          <w:p>
+            <w:pPr>
+              <w:bidi/>
+              <w:spacing w:after="0"/>
+            </w:pPr>
+            <w:r>
+              <w:rPr>
+                <w:sz w:val="21"/>
+                <w:szCs w:val="21"/>
+                <w:rtl/>
+              </w:rPr>
+              <w:t xml:space="preserve">چکیده بر اتصال اینترنت روستایی و موانع سازمانی تأکید دارد، نه هزینه فناوری و منابع انسانی.</w:t>
             </w:r>
           </w:p>
         </w:tc>
@@ -1289,65 +1697,65 @@
         </w:tc>
         <w:tc>
           <w:tcPr>
-            <w:tcW w:w="3800" w:type="dxa"/>
-            <w:tcBorders>
-              <w:top w:val="single" w:sz="4" w:color="000000" w:space="0"/>
-              <w:left w:val="single" w:sz="4" w:color="000000" w:space="0"/>
-              <w:bottom w:val="single" w:sz="4" w:color="000000" w:space="0"/>
-              <w:right w:val="single" w:sz="4" w:color="000000" w:space="0"/>
-            </w:tcBorders>
-            <w:tcMar>
-              <w:top w:w="50" w:type="dxa"/>
-              <w:left w:w="70" w:type="dxa"/>
-              <w:bottom w:w="50" w:type="dxa"/>
-              <w:right w:w="70" w:type="dxa"/>
-            </w:tcMar>
-            <w:vAlign w:val="top"/>
-          </w:tcPr>
-          <w:p>
-            <w:pPr>
-              <w:bidi/>
-              <w:spacing w:after="0"/>
-            </w:pPr>
-            <w:r>
-              <w:rPr>
-                <w:sz w:val="21"/>
-                <w:szCs w:val="21"/>
-                <w:rtl/>
-              </w:rPr>
-              <w:t xml:space="preserve">مانگلا و همکاران (۲۰۲۱): مقاله چارچوبی برای ارزیابی چالش‌های ابتکارهای ایمنی غذا (سمت عرضه) است، ولی برای «اعتماد مصرف‌کننده و رفتار خرید» به آن استناد شده.</w:t>
-            </w:r>
-          </w:p>
-        </w:tc>
-        <w:tc>
-          <w:tcPr>
-            <w:tcW w:w="4328" w:type="dxa"/>
-            <w:tcBorders>
-              <w:top w:val="single" w:sz="4" w:color="000000" w:space="0"/>
-              <w:left w:val="single" w:sz="4" w:color="000000" w:space="0"/>
-              <w:bottom w:val="single" w:sz="4" w:color="000000" w:space="0"/>
-              <w:right w:val="single" w:sz="4" w:color="000000" w:space="0"/>
-            </w:tcBorders>
-            <w:tcMar>
-              <w:top w:w="50" w:type="dxa"/>
-              <w:left w:w="70" w:type="dxa"/>
-              <w:bottom w:w="50" w:type="dxa"/>
-              <w:right w:w="70" w:type="dxa"/>
-            </w:tcMar>
-            <w:vAlign w:val="top"/>
-          </w:tcPr>
-          <w:p>
-            <w:pPr>
-              <w:bidi/>
-              <w:spacing w:after="0"/>
-            </w:pPr>
-            <w:r>
-              <w:rPr>
-                <w:sz w:val="21"/>
-                <w:szCs w:val="21"/>
-                <w:rtl/>
-              </w:rPr>
-              <w:t xml:space="preserve">استناد با محتوای مقاله تطبیق داده شود.</w:t>
+            <w:tcW w:w="3900" w:type="dxa"/>
+            <w:tcBorders>
+              <w:top w:val="single" w:sz="4" w:color="000000" w:space="0"/>
+              <w:left w:val="single" w:sz="4" w:color="000000" w:space="0"/>
+              <w:bottom w:val="single" w:sz="4" w:color="000000" w:space="0"/>
+              <w:right w:val="single" w:sz="4" w:color="000000" w:space="0"/>
+            </w:tcBorders>
+            <w:tcMar>
+              <w:top w:w="50" w:type="dxa"/>
+              <w:left w:w="70" w:type="dxa"/>
+              <w:bottom w:w="50" w:type="dxa"/>
+              <w:right w:w="70" w:type="dxa"/>
+            </w:tcMar>
+            <w:vAlign w:val="top"/>
+          </w:tcPr>
+          <w:p>
+            <w:pPr>
+              <w:bidi/>
+              <w:spacing w:after="0"/>
+            </w:pPr>
+            <w:r>
+              <w:rPr>
+                <w:sz w:val="21"/>
+                <w:szCs w:val="21"/>
+                <w:rtl/>
+              </w:rPr>
+              <w:t xml:space="preserve">Mangla et al. (۲۰۲۱)</w:t>
+            </w:r>
+          </w:p>
+        </w:tc>
+        <w:tc>
+          <w:tcPr>
+            <w:tcW w:w="4228" w:type="dxa"/>
+            <w:tcBorders>
+              <w:top w:val="single" w:sz="4" w:color="000000" w:space="0"/>
+              <w:left w:val="single" w:sz="4" w:color="000000" w:space="0"/>
+              <w:bottom w:val="single" w:sz="4" w:color="000000" w:space="0"/>
+              <w:right w:val="single" w:sz="4" w:color="000000" w:space="0"/>
+            </w:tcBorders>
+            <w:tcMar>
+              <w:top w:w="50" w:type="dxa"/>
+              <w:left w:w="70" w:type="dxa"/>
+              <w:bottom w:w="50" w:type="dxa"/>
+              <w:right w:w="70" w:type="dxa"/>
+            </w:tcMar>
+            <w:vAlign w:val="top"/>
+          </w:tcPr>
+          <w:p>
+            <w:pPr>
+              <w:bidi/>
+              <w:spacing w:after="0"/>
+            </w:pPr>
+            <w:r>
+              <w:rPr>
+                <w:sz w:val="21"/>
+                <w:szCs w:val="21"/>
+                <w:rtl/>
+              </w:rPr>
+              <w:t xml:space="preserve">درباره چالش‌های ابتکارات ایمنی غذا (BWM و DEMATEL) است؛ استناد برای رفتار خرید، نوسان‌های کلان، وابستگی کشاورزی و ظرفیت انطباق بنگاه‌های کوچک حذف شد.</w:t>
             </w:r>
           </w:p>
         </w:tc>
@@ -1391,65 +1799,371 @@
         </w:tc>
         <w:tc>
           <w:tcPr>
-            <w:tcW w:w="3800" w:type="dxa"/>
-            <w:tcBorders>
-              <w:top w:val="single" w:sz="4" w:color="000000" w:space="0"/>
-              <w:left w:val="single" w:sz="4" w:color="000000" w:space="0"/>
-              <w:bottom w:val="single" w:sz="4" w:color="000000" w:space="0"/>
-              <w:right w:val="single" w:sz="4" w:color="000000" w:space="0"/>
-            </w:tcBorders>
-            <w:tcMar>
-              <w:top w:w="50" w:type="dxa"/>
-              <w:left w:w="70" w:type="dxa"/>
-              <w:bottom w:w="50" w:type="dxa"/>
-              <w:right w:w="70" w:type="dxa"/>
-            </w:tcMar>
-            <w:vAlign w:val="top"/>
-          </w:tcPr>
-          <w:p>
-            <w:pPr>
-              <w:bidi/>
-              <w:spacing w:after="0"/>
-            </w:pPr>
-            <w:r>
-              <w:rPr>
-                <w:sz w:val="21"/>
-                <w:szCs w:val="21"/>
-                <w:rtl/>
-              </w:rPr>
-              <w:t xml:space="preserve">پانگارکار و پرابهوداسای (۲۰۲۴) در فصل ۲: «تغییر شدت رقابت در طول چرخه عمر صنعت». عنوان مقاله «استفاده از تحلیل پنج نیروی پورتر برای هدایت استراتژی» است و ادعای چرخه عمر با چکیده تأیید نشد.</w:t>
-            </w:r>
-          </w:p>
-        </w:tc>
-        <w:tc>
-          <w:tcPr>
-            <w:tcW w:w="4328" w:type="dxa"/>
-            <w:tcBorders>
-              <w:top w:val="single" w:sz="4" w:color="000000" w:space="0"/>
-              <w:left w:val="single" w:sz="4" w:color="000000" w:space="0"/>
-              <w:bottom w:val="single" w:sz="4" w:color="000000" w:space="0"/>
-              <w:right w:val="single" w:sz="4" w:color="000000" w:space="0"/>
-            </w:tcBorders>
-            <w:tcMar>
-              <w:top w:w="50" w:type="dxa"/>
-              <w:left w:w="70" w:type="dxa"/>
-              <w:bottom w:w="50" w:type="dxa"/>
-              <w:right w:w="70" w:type="dxa"/>
-            </w:tcMar>
-            <w:vAlign w:val="top"/>
-          </w:tcPr>
-          <w:p>
-            <w:pPr>
-              <w:bidi/>
-              <w:spacing w:after="0"/>
-            </w:pPr>
-            <w:r>
-              <w:rPr>
-                <w:sz w:val="21"/>
-                <w:szCs w:val="21"/>
-                <w:rtl/>
-              </w:rPr>
-              <w:t xml:space="preserve">ادعای چرخه عمر با متن مقاله سنجیده شود.</w:t>
+            <w:tcW w:w="3900" w:type="dxa"/>
+            <w:tcBorders>
+              <w:top w:val="single" w:sz="4" w:color="000000" w:space="0"/>
+              <w:left w:val="single" w:sz="4" w:color="000000" w:space="0"/>
+              <w:bottom w:val="single" w:sz="4" w:color="000000" w:space="0"/>
+              <w:right w:val="single" w:sz="4" w:color="000000" w:space="0"/>
+            </w:tcBorders>
+            <w:tcMar>
+              <w:top w:w="50" w:type="dxa"/>
+              <w:left w:w="70" w:type="dxa"/>
+              <w:bottom w:w="50" w:type="dxa"/>
+              <w:right w:w="70" w:type="dxa"/>
+            </w:tcMar>
+            <w:vAlign w:val="top"/>
+          </w:tcPr>
+          <w:p>
+            <w:pPr>
+              <w:bidi/>
+              <w:spacing w:after="0"/>
+            </w:pPr>
+            <w:r>
+              <w:rPr>
+                <w:sz w:val="21"/>
+                <w:szCs w:val="21"/>
+                <w:rtl/>
+              </w:rPr>
+              <w:t xml:space="preserve">Schommer et al. (۲۰۱۹)</w:t>
+            </w:r>
+          </w:p>
+        </w:tc>
+        <w:tc>
+          <w:tcPr>
+            <w:tcW w:w="4228" w:type="dxa"/>
+            <w:tcBorders>
+              <w:top w:val="single" w:sz="4" w:color="000000" w:space="0"/>
+              <w:left w:val="single" w:sz="4" w:color="000000" w:space="0"/>
+              <w:bottom w:val="single" w:sz="4" w:color="000000" w:space="0"/>
+              <w:right w:val="single" w:sz="4" w:color="000000" w:space="0"/>
+            </w:tcBorders>
+            <w:tcMar>
+              <w:top w:w="50" w:type="dxa"/>
+              <w:left w:w="70" w:type="dxa"/>
+              <w:bottom w:w="50" w:type="dxa"/>
+              <w:right w:w="70" w:type="dxa"/>
+            </w:tcMar>
+            <w:vAlign w:val="top"/>
+          </w:tcPr>
+          <w:p>
+            <w:pPr>
+              <w:bidi/>
+              <w:spacing w:after="0"/>
+            </w:pPr>
+            <w:r>
+              <w:rPr>
+                <w:sz w:val="21"/>
+                <w:szCs w:val="21"/>
+                <w:rtl/>
+              </w:rPr>
+              <w:t xml:space="preserve">یافته در متن وارونه شده بود: رابطه تنوع نامرتبط با عملکرد در طول زمان بهتر شده و رابطه تنوع مرتبط نسبتاً پایدار مانده است.</w:t>
+            </w:r>
+          </w:p>
+        </w:tc>
+      </w:tr>
+      <w:tr>
+        <w:trPr>
+          <w:cantSplit/>
+        </w:trPr>
+        <w:tc>
+          <w:tcPr>
+            <w:tcW w:w="660" w:type="dxa"/>
+            <w:tcBorders>
+              <w:top w:val="single" w:sz="4" w:color="000000" w:space="0"/>
+              <w:left w:val="single" w:sz="4" w:color="000000" w:space="0"/>
+              <w:bottom w:val="single" w:sz="4" w:color="000000" w:space="0"/>
+              <w:right w:val="single" w:sz="4" w:color="000000" w:space="0"/>
+            </w:tcBorders>
+            <w:tcMar>
+              <w:top w:w="50" w:type="dxa"/>
+              <w:left w:w="70" w:type="dxa"/>
+              <w:bottom w:w="50" w:type="dxa"/>
+              <w:right w:w="70" w:type="dxa"/>
+            </w:tcMar>
+            <w:vAlign w:val="top"/>
+          </w:tcPr>
+          <w:p>
+            <w:pPr>
+              <w:bidi/>
+              <w:spacing w:after="0"/>
+              <w:jc w:val="center"/>
+            </w:pPr>
+            <w:r>
+              <w:rPr>
+                <w:sz w:val="21"/>
+                <w:szCs w:val="21"/>
+                <w:rtl/>
+              </w:rPr>
+              <w:t xml:space="preserve">۶</w:t>
+            </w:r>
+          </w:p>
+        </w:tc>
+        <w:tc>
+          <w:tcPr>
+            <w:tcW w:w="3900" w:type="dxa"/>
+            <w:tcBorders>
+              <w:top w:val="single" w:sz="4" w:color="000000" w:space="0"/>
+              <w:left w:val="single" w:sz="4" w:color="000000" w:space="0"/>
+              <w:bottom w:val="single" w:sz="4" w:color="000000" w:space="0"/>
+              <w:right w:val="single" w:sz="4" w:color="000000" w:space="0"/>
+            </w:tcBorders>
+            <w:tcMar>
+              <w:top w:w="50" w:type="dxa"/>
+              <w:left w:w="70" w:type="dxa"/>
+              <w:bottom w:w="50" w:type="dxa"/>
+              <w:right w:w="70" w:type="dxa"/>
+            </w:tcMar>
+            <w:vAlign w:val="top"/>
+          </w:tcPr>
+          <w:p>
+            <w:pPr>
+              <w:bidi/>
+              <w:spacing w:after="0"/>
+            </w:pPr>
+            <w:r>
+              <w:rPr>
+                <w:sz w:val="21"/>
+                <w:szCs w:val="21"/>
+                <w:rtl/>
+              </w:rPr>
+              <w:t xml:space="preserve">Mammen et al. (۲۰۲۱)</w:t>
+            </w:r>
+          </w:p>
+        </w:tc>
+        <w:tc>
+          <w:tcPr>
+            <w:tcW w:w="4228" w:type="dxa"/>
+            <w:tcBorders>
+              <w:top w:val="single" w:sz="4" w:color="000000" w:space="0"/>
+              <w:left w:val="single" w:sz="4" w:color="000000" w:space="0"/>
+              <w:bottom w:val="single" w:sz="4" w:color="000000" w:space="0"/>
+              <w:right w:val="single" w:sz="4" w:color="000000" w:space="0"/>
+            </w:tcBorders>
+            <w:tcMar>
+              <w:top w:w="50" w:type="dxa"/>
+              <w:left w:w="70" w:type="dxa"/>
+              <w:bottom w:w="50" w:type="dxa"/>
+              <w:right w:w="70" w:type="dxa"/>
+            </w:tcMar>
+            <w:vAlign w:val="top"/>
+          </w:tcPr>
+          <w:p>
+            <w:pPr>
+              <w:bidi/>
+              <w:spacing w:after="0"/>
+            </w:pPr>
+            <w:r>
+              <w:rPr>
+                <w:sz w:val="21"/>
+                <w:szCs w:val="21"/>
+                <w:rtl/>
+              </w:rPr>
+              <w:t xml:space="preserve">تنوع محصولی و مرتبط ریسک را کاهش و تنوع جغرافیایی آن را افزایش می‌دهد؛ ادعاهای ورشکستگی، میانگین بازده و «تمرکز در هر دو بُعد» حذف یا اصلاح شد.</w:t>
+            </w:r>
+          </w:p>
+        </w:tc>
+      </w:tr>
+      <w:tr>
+        <w:trPr>
+          <w:cantSplit/>
+        </w:trPr>
+        <w:tc>
+          <w:tcPr>
+            <w:tcW w:w="660" w:type="dxa"/>
+            <w:tcBorders>
+              <w:top w:val="single" w:sz="4" w:color="000000" w:space="0"/>
+              <w:left w:val="single" w:sz="4" w:color="000000" w:space="0"/>
+              <w:bottom w:val="single" w:sz="4" w:color="000000" w:space="0"/>
+              <w:right w:val="single" w:sz="4" w:color="000000" w:space="0"/>
+            </w:tcBorders>
+            <w:tcMar>
+              <w:top w:w="50" w:type="dxa"/>
+              <w:left w:w="70" w:type="dxa"/>
+              <w:bottom w:w="50" w:type="dxa"/>
+              <w:right w:w="70" w:type="dxa"/>
+            </w:tcMar>
+            <w:vAlign w:val="top"/>
+          </w:tcPr>
+          <w:p>
+            <w:pPr>
+              <w:bidi/>
+              <w:spacing w:after="0"/>
+              <w:jc w:val="center"/>
+            </w:pPr>
+            <w:r>
+              <w:rPr>
+                <w:sz w:val="21"/>
+                <w:szCs w:val="21"/>
+                <w:rtl/>
+              </w:rPr>
+              <w:t xml:space="preserve">۷</w:t>
+            </w:r>
+          </w:p>
+        </w:tc>
+        <w:tc>
+          <w:tcPr>
+            <w:tcW w:w="3900" w:type="dxa"/>
+            <w:tcBorders>
+              <w:top w:val="single" w:sz="4" w:color="000000" w:space="0"/>
+              <w:left w:val="single" w:sz="4" w:color="000000" w:space="0"/>
+              <w:bottom w:val="single" w:sz="4" w:color="000000" w:space="0"/>
+              <w:right w:val="single" w:sz="4" w:color="000000" w:space="0"/>
+            </w:tcBorders>
+            <w:tcMar>
+              <w:top w:w="50" w:type="dxa"/>
+              <w:left w:w="70" w:type="dxa"/>
+              <w:bottom w:w="50" w:type="dxa"/>
+              <w:right w:w="70" w:type="dxa"/>
+            </w:tcMar>
+            <w:vAlign w:val="top"/>
+          </w:tcPr>
+          <w:p>
+            <w:pPr>
+              <w:bidi/>
+              <w:spacing w:after="0"/>
+            </w:pPr>
+            <w:r>
+              <w:rPr>
+                <w:sz w:val="21"/>
+                <w:szCs w:val="21"/>
+                <w:rtl/>
+              </w:rPr>
+              <w:t xml:space="preserve">Taneo et al. (۲۰۲۲)</w:t>
+            </w:r>
+          </w:p>
+        </w:tc>
+        <w:tc>
+          <w:tcPr>
+            <w:tcW w:w="4228" w:type="dxa"/>
+            <w:tcBorders>
+              <w:top w:val="single" w:sz="4" w:color="000000" w:space="0"/>
+              <w:left w:val="single" w:sz="4" w:color="000000" w:space="0"/>
+              <w:bottom w:val="single" w:sz="4" w:color="000000" w:space="0"/>
+              <w:right w:val="single" w:sz="4" w:color="000000" w:space="0"/>
+            </w:tcBorders>
+            <w:tcMar>
+              <w:top w:w="50" w:type="dxa"/>
+              <w:left w:w="70" w:type="dxa"/>
+              <w:bottom w:w="50" w:type="dxa"/>
+              <w:right w:w="70" w:type="dxa"/>
+            </w:tcMar>
+            <w:vAlign w:val="top"/>
+          </w:tcPr>
+          <w:p>
+            <w:pPr>
+              <w:bidi/>
+              <w:spacing w:after="0"/>
+            </w:pPr>
+            <w:r>
+              <w:rPr>
+                <w:sz w:val="21"/>
+                <w:szCs w:val="21"/>
+                <w:rtl/>
+              </w:rPr>
+              <w:t xml:space="preserve">آموزش دانش مدیریت منابع انسانی ۳۵ مدیر را بالا برده است؛ ادعاهای ترویج، CRM، بازار کار و هشدار زودهنگام از این مقاله جدا شد.</w:t>
+            </w:r>
+          </w:p>
+        </w:tc>
+      </w:tr>
+      <w:tr>
+        <w:trPr>
+          <w:cantSplit/>
+        </w:trPr>
+        <w:tc>
+          <w:tcPr>
+            <w:tcW w:w="660" w:type="dxa"/>
+            <w:tcBorders>
+              <w:top w:val="single" w:sz="4" w:color="000000" w:space="0"/>
+              <w:left w:val="single" w:sz="4" w:color="000000" w:space="0"/>
+              <w:bottom w:val="single" w:sz="4" w:color="000000" w:space="0"/>
+              <w:right w:val="single" w:sz="4" w:color="000000" w:space="0"/>
+            </w:tcBorders>
+            <w:tcMar>
+              <w:top w:w="50" w:type="dxa"/>
+              <w:left w:w="70" w:type="dxa"/>
+              <w:bottom w:w="50" w:type="dxa"/>
+              <w:right w:w="70" w:type="dxa"/>
+            </w:tcMar>
+            <w:vAlign w:val="top"/>
+          </w:tcPr>
+          <w:p>
+            <w:pPr>
+              <w:bidi/>
+              <w:spacing w:after="0"/>
+              <w:jc w:val="center"/>
+            </w:pPr>
+            <w:r>
+              <w:rPr>
+                <w:sz w:val="21"/>
+                <w:szCs w:val="21"/>
+                <w:rtl/>
+              </w:rPr>
+              <w:t xml:space="preserve">۸</w:t>
+            </w:r>
+          </w:p>
+        </w:tc>
+        <w:tc>
+          <w:tcPr>
+            <w:tcW w:w="3900" w:type="dxa"/>
+            <w:tcBorders>
+              <w:top w:val="single" w:sz="4" w:color="000000" w:space="0"/>
+              <w:left w:val="single" w:sz="4" w:color="000000" w:space="0"/>
+              <w:bottom w:val="single" w:sz="4" w:color="000000" w:space="0"/>
+              <w:right w:val="single" w:sz="4" w:color="000000" w:space="0"/>
+            </w:tcBorders>
+            <w:tcMar>
+              <w:top w:w="50" w:type="dxa"/>
+              <w:left w:w="70" w:type="dxa"/>
+              <w:bottom w:w="50" w:type="dxa"/>
+              <w:right w:w="70" w:type="dxa"/>
+            </w:tcMar>
+            <w:vAlign w:val="top"/>
+          </w:tcPr>
+          <w:p>
+            <w:pPr>
+              <w:bidi/>
+              <w:spacing w:after="0"/>
+            </w:pPr>
+            <w:r>
+              <w:rPr>
+                <w:sz w:val="21"/>
+                <w:szCs w:val="21"/>
+                <w:rtl/>
+              </w:rPr>
+              <w:t xml:space="preserve">Williams &amp; Aaron, Miklian &amp; Hoelscher, Kero &amp; Bogale, Arte &amp; Larimo, Dukhaykh &amp; Alangri, Singh et al., Suryati &amp; Lusiah, Shah et al., Karimi et al., Pangarkar &amp; Prabhudesai</w:t>
+            </w:r>
+          </w:p>
+        </w:tc>
+        <w:tc>
+          <w:tcPr>
+            <w:tcW w:w="4228" w:type="dxa"/>
+            <w:tcBorders>
+              <w:top w:val="single" w:sz="4" w:color="000000" w:space="0"/>
+              <w:left w:val="single" w:sz="4" w:color="000000" w:space="0"/>
+              <w:bottom w:val="single" w:sz="4" w:color="000000" w:space="0"/>
+              <w:right w:val="single" w:sz="4" w:color="000000" w:space="0"/>
+            </w:tcBorders>
+            <w:tcMar>
+              <w:top w:w="50" w:type="dxa"/>
+              <w:left w:w="70" w:type="dxa"/>
+              <w:bottom w:w="50" w:type="dxa"/>
+              <w:right w:w="70" w:type="dxa"/>
+            </w:tcMar>
+            <w:vAlign w:val="top"/>
+          </w:tcPr>
+          <w:p>
+            <w:pPr>
+              <w:bidi/>
+              <w:spacing w:after="0"/>
+            </w:pPr>
+            <w:r>
+              <w:rPr>
+                <w:sz w:val="21"/>
+                <w:szCs w:val="21"/>
+                <w:rtl/>
+              </w:rPr>
+              <w:t xml:space="preserve">ادعاهایی که از چکیده برنمی‌آمد (مثلاً تغییر جذابیت صنعت در چرخه عمر، «اثر هم‌افزا» یا «سه‌سطحی» بودن موانع، تعمیم یافته‌های مطالعه هتل‌های جاکارتا به صنعت غذا، سنت به‌عنوان مانع، اختلال تأمین به‌عنوان عامل تعیین‌کننده) جدا یا به سطح موضوع و روش بازنویسی شد.</w:t>
             </w:r>
           </w:p>
         </w:tc>
@@ -1459,7 +2173,7 @@
       <w:pPr>
         <w:keepNext/>
         <w:bidi/>
-        <w:spacing w:before="120" w:after="40"/>
+        <w:spacing w:before="140" w:after="60"/>
         <w:jc w:val="lowKashida"/>
       </w:pPr>
       <w:r>
@@ -1470,7 +2184,873 @@
           <w:szCs w:val="24"/>
           <w:rtl/>
         </w:rPr>
-        <w:t xml:space="preserve">ج) مشخصات ناقص در فهرست (زرد): </w:t>
+        <w:t xml:space="preserve">ج) مواردی که چکیده در دسترس نبود؛ توصیف فعلی را با متن مقاله بسنجید</w:t>
+      </w:r>
+    </w:p>
+    <w:tbl>
+      <w:tblPr>
+        <w:bidiVisual/>
+        <w:tblW w:w="8788" w:type="dxa"/>
+        <w:tblBorders>
+          <w:top w:val="single" w:sz="4" w:space="0" w:color="auto"/>
+          <w:left w:val="single" w:sz="4" w:space="0" w:color="auto"/>
+          <w:bottom w:val="single" w:sz="4" w:space="0" w:color="auto"/>
+          <w:right w:val="single" w:sz="4" w:space="0" w:color="auto"/>
+          <w:insideH w:val="single" w:sz="4" w:space="0" w:color="auto"/>
+          <w:insideV w:val="single" w:sz="4" w:space="0" w:color="auto"/>
+        </w:tblBorders>
+        <w:tblLayout w:type="fixed"/>
+        <w:tblCellMar>
+          <w:left w:w="10" w:type="dxa"/>
+          <w:right w:w="10" w:type="dxa"/>
+        </w:tblCellMar>
+        <w:tblLook w:val="04A0"/>
+      </w:tblPr>
+      <w:tblGrid>
+        <w:gridCol w:w="660"/>
+        <w:gridCol w:w="3900"/>
+        <w:gridCol w:w="4228"/>
+      </w:tblGrid>
+      <w:tr>
+        <w:trPr>
+          <w:cantSplit/>
+          <w:tblHeader/>
+        </w:trPr>
+        <w:tc>
+          <w:tcPr>
+            <w:tcW w:w="660" w:type="dxa"/>
+            <w:tcBorders>
+              <w:top w:val="single" w:sz="4" w:color="000000" w:space="0"/>
+              <w:left w:val="single" w:sz="4" w:color="000000" w:space="0"/>
+              <w:bottom w:val="single" w:sz="4" w:color="000000" w:space="0"/>
+              <w:right w:val="single" w:sz="4" w:color="000000" w:space="0"/>
+            </w:tcBorders>
+            <w:tcMar>
+              <w:top w:w="50" w:type="dxa"/>
+              <w:left w:w="70" w:type="dxa"/>
+              <w:bottom w:w="50" w:type="dxa"/>
+              <w:right w:w="70" w:type="dxa"/>
+            </w:tcMar>
+            <w:vAlign w:val="top"/>
+          </w:tcPr>
+          <w:p>
+            <w:pPr>
+              <w:bidi/>
+              <w:spacing w:after="0"/>
+              <w:jc w:val="center"/>
+            </w:pPr>
+            <w:r>
+              <w:rPr>
+                <w:b/>
+                <w:bCs/>
+                <w:sz w:val="21"/>
+                <w:szCs w:val="21"/>
+                <w:rtl/>
+              </w:rPr>
+              <w:t xml:space="preserve">ردیف</w:t>
+            </w:r>
+          </w:p>
+        </w:tc>
+        <w:tc>
+          <w:tcPr>
+            <w:tcW w:w="3900" w:type="dxa"/>
+            <w:tcBorders>
+              <w:top w:val="single" w:sz="4" w:color="000000" w:space="0"/>
+              <w:left w:val="single" w:sz="4" w:color="000000" w:space="0"/>
+              <w:bottom w:val="single" w:sz="4" w:color="000000" w:space="0"/>
+              <w:right w:val="single" w:sz="4" w:color="000000" w:space="0"/>
+            </w:tcBorders>
+            <w:tcMar>
+              <w:top w:w="50" w:type="dxa"/>
+              <w:left w:w="70" w:type="dxa"/>
+              <w:bottom w:w="50" w:type="dxa"/>
+              <w:right w:w="70" w:type="dxa"/>
+            </w:tcMar>
+            <w:vAlign w:val="top"/>
+          </w:tcPr>
+          <w:p>
+            <w:pPr>
+              <w:bidi/>
+              <w:spacing w:after="0"/>
+            </w:pPr>
+            <w:r>
+              <w:rPr>
+                <w:b/>
+                <w:bCs/>
+                <w:sz w:val="21"/>
+                <w:szCs w:val="21"/>
+                <w:rtl/>
+              </w:rPr>
+              <w:t xml:space="preserve">مورد</w:t>
+            </w:r>
+          </w:p>
+        </w:tc>
+        <w:tc>
+          <w:tcPr>
+            <w:tcW w:w="4228" w:type="dxa"/>
+            <w:tcBorders>
+              <w:top w:val="single" w:sz="4" w:color="000000" w:space="0"/>
+              <w:left w:val="single" w:sz="4" w:color="000000" w:space="0"/>
+              <w:bottom w:val="single" w:sz="4" w:color="000000" w:space="0"/>
+              <w:right w:val="single" w:sz="4" w:color="000000" w:space="0"/>
+            </w:tcBorders>
+            <w:tcMar>
+              <w:top w:w="50" w:type="dxa"/>
+              <w:left w:w="70" w:type="dxa"/>
+              <w:bottom w:w="50" w:type="dxa"/>
+              <w:right w:w="70" w:type="dxa"/>
+            </w:tcMar>
+            <w:vAlign w:val="top"/>
+          </w:tcPr>
+          <w:p>
+            <w:pPr>
+              <w:bidi/>
+              <w:spacing w:after="0"/>
+            </w:pPr>
+            <w:r>
+              <w:rPr>
+                <w:b/>
+                <w:bCs/>
+                <w:sz w:val="21"/>
+                <w:szCs w:val="21"/>
+                <w:rtl/>
+              </w:rPr>
+              <w:t xml:space="preserve">توضیح یا اقدام پیشنهادی</w:t>
+            </w:r>
+          </w:p>
+        </w:tc>
+      </w:tr>
+      <w:tr>
+        <w:trPr>
+          <w:cantSplit/>
+        </w:trPr>
+        <w:tc>
+          <w:tcPr>
+            <w:tcW w:w="660" w:type="dxa"/>
+            <w:tcBorders>
+              <w:top w:val="single" w:sz="4" w:color="000000" w:space="0"/>
+              <w:left w:val="single" w:sz="4" w:color="000000" w:space="0"/>
+              <w:bottom w:val="single" w:sz="4" w:color="000000" w:space="0"/>
+              <w:right w:val="single" w:sz="4" w:color="000000" w:space="0"/>
+            </w:tcBorders>
+            <w:tcMar>
+              <w:top w:w="50" w:type="dxa"/>
+              <w:left w:w="70" w:type="dxa"/>
+              <w:bottom w:w="50" w:type="dxa"/>
+              <w:right w:w="70" w:type="dxa"/>
+            </w:tcMar>
+            <w:vAlign w:val="top"/>
+          </w:tcPr>
+          <w:p>
+            <w:pPr>
+              <w:bidi/>
+              <w:spacing w:after="0"/>
+              <w:jc w:val="center"/>
+            </w:pPr>
+            <w:r>
+              <w:rPr>
+                <w:sz w:val="21"/>
+                <w:szCs w:val="21"/>
+                <w:rtl/>
+              </w:rPr>
+              <w:t xml:space="preserve">۱</w:t>
+            </w:r>
+          </w:p>
+        </w:tc>
+        <w:tc>
+          <w:tcPr>
+            <w:tcW w:w="3900" w:type="dxa"/>
+            <w:tcBorders>
+              <w:top w:val="single" w:sz="4" w:color="000000" w:space="0"/>
+              <w:left w:val="single" w:sz="4" w:color="000000" w:space="0"/>
+              <w:bottom w:val="single" w:sz="4" w:color="000000" w:space="0"/>
+              <w:right w:val="single" w:sz="4" w:color="000000" w:space="0"/>
+            </w:tcBorders>
+            <w:tcMar>
+              <w:top w:w="50" w:type="dxa"/>
+              <w:left w:w="70" w:type="dxa"/>
+              <w:bottom w:w="50" w:type="dxa"/>
+              <w:right w:w="70" w:type="dxa"/>
+            </w:tcMar>
+            <w:vAlign w:val="top"/>
+          </w:tcPr>
+          <w:p>
+            <w:pPr>
+              <w:bidi/>
+              <w:spacing w:after="0"/>
+            </w:pPr>
+            <w:r>
+              <w:rPr>
+                <w:sz w:val="21"/>
+                <w:szCs w:val="21"/>
+                <w:rtl/>
+              </w:rPr>
+              <w:t xml:space="preserve">Singh et al. (۲۰۲۲)</w:t>
+            </w:r>
+          </w:p>
+        </w:tc>
+        <w:tc>
+          <w:tcPr>
+            <w:tcW w:w="4228" w:type="dxa"/>
+            <w:tcBorders>
+              <w:top w:val="single" w:sz="4" w:color="000000" w:space="0"/>
+              <w:left w:val="single" w:sz="4" w:color="000000" w:space="0"/>
+              <w:bottom w:val="single" w:sz="4" w:color="000000" w:space="0"/>
+              <w:right w:val="single" w:sz="4" w:color="000000" w:space="0"/>
+            </w:tcBorders>
+            <w:tcMar>
+              <w:top w:w="50" w:type="dxa"/>
+              <w:left w:w="70" w:type="dxa"/>
+              <w:bottom w:w="50" w:type="dxa"/>
+              <w:right w:w="70" w:type="dxa"/>
+            </w:tcMar>
+            <w:vAlign w:val="top"/>
+          </w:tcPr>
+          <w:p>
+            <w:pPr>
+              <w:bidi/>
+              <w:spacing w:after="0"/>
+            </w:pPr>
+            <w:r>
+              <w:rPr>
+                <w:sz w:val="21"/>
+                <w:szCs w:val="21"/>
+                <w:rtl/>
+              </w:rPr>
+              <w:t xml:space="preserve">سه مانع برتر (استانداردسازی کیفیت، وابستگی به آب‌وهوا، هزینه زنجیره سرد) و سه سطح مزرعه/توزیع/مصرف‌کننده (فصل ۲، بخش‌های ۲-۲-۵ و ۲-۳-۲).</w:t>
+            </w:r>
+          </w:p>
+        </w:tc>
+      </w:tr>
+      <w:tr>
+        <w:trPr>
+          <w:cantSplit/>
+        </w:trPr>
+        <w:tc>
+          <w:tcPr>
+            <w:tcW w:w="660" w:type="dxa"/>
+            <w:tcBorders>
+              <w:top w:val="single" w:sz="4" w:color="000000" w:space="0"/>
+              <w:left w:val="single" w:sz="4" w:color="000000" w:space="0"/>
+              <w:bottom w:val="single" w:sz="4" w:color="000000" w:space="0"/>
+              <w:right w:val="single" w:sz="4" w:color="000000" w:space="0"/>
+            </w:tcBorders>
+            <w:tcMar>
+              <w:top w:w="50" w:type="dxa"/>
+              <w:left w:w="70" w:type="dxa"/>
+              <w:bottom w:w="50" w:type="dxa"/>
+              <w:right w:w="70" w:type="dxa"/>
+            </w:tcMar>
+            <w:vAlign w:val="top"/>
+          </w:tcPr>
+          <w:p>
+            <w:pPr>
+              <w:bidi/>
+              <w:spacing w:after="0"/>
+              <w:jc w:val="center"/>
+            </w:pPr>
+            <w:r>
+              <w:rPr>
+                <w:sz w:val="21"/>
+                <w:szCs w:val="21"/>
+                <w:rtl/>
+              </w:rPr>
+              <w:t xml:space="preserve">۲</w:t>
+            </w:r>
+          </w:p>
+        </w:tc>
+        <w:tc>
+          <w:tcPr>
+            <w:tcW w:w="3900" w:type="dxa"/>
+            <w:tcBorders>
+              <w:top w:val="single" w:sz="4" w:color="000000" w:space="0"/>
+              <w:left w:val="single" w:sz="4" w:color="000000" w:space="0"/>
+              <w:bottom w:val="single" w:sz="4" w:color="000000" w:space="0"/>
+              <w:right w:val="single" w:sz="4" w:color="000000" w:space="0"/>
+            </w:tcBorders>
+            <w:tcMar>
+              <w:top w:w="50" w:type="dxa"/>
+              <w:left w:w="70" w:type="dxa"/>
+              <w:bottom w:w="50" w:type="dxa"/>
+              <w:right w:w="70" w:type="dxa"/>
+            </w:tcMar>
+            <w:vAlign w:val="top"/>
+          </w:tcPr>
+          <w:p>
+            <w:pPr>
+              <w:bidi/>
+              <w:spacing w:after="0"/>
+            </w:pPr>
+            <w:r>
+              <w:rPr>
+                <w:sz w:val="21"/>
+                <w:szCs w:val="21"/>
+                <w:rtl/>
+              </w:rPr>
+              <w:t xml:space="preserve">اسکندری و همکاران (۱۴۰۴)</w:t>
+            </w:r>
+          </w:p>
+        </w:tc>
+        <w:tc>
+          <w:tcPr>
+            <w:tcW w:w="4228" w:type="dxa"/>
+            <w:tcBorders>
+              <w:top w:val="single" w:sz="4" w:color="000000" w:space="0"/>
+              <w:left w:val="single" w:sz="4" w:color="000000" w:space="0"/>
+              <w:bottom w:val="single" w:sz="4" w:color="000000" w:space="0"/>
+              <w:right w:val="single" w:sz="4" w:color="000000" w:space="0"/>
+            </w:tcBorders>
+            <w:tcMar>
+              <w:top w:w="50" w:type="dxa"/>
+              <w:left w:w="70" w:type="dxa"/>
+              <w:bottom w:w="50" w:type="dxa"/>
+              <w:right w:w="70" w:type="dxa"/>
+            </w:tcMar>
+            <w:vAlign w:val="top"/>
+          </w:tcPr>
+          <w:p>
+            <w:pPr>
+              <w:bidi/>
+              <w:spacing w:after="0"/>
+            </w:pPr>
+            <w:r>
+              <w:rPr>
+                <w:sz w:val="21"/>
+                <w:szCs w:val="21"/>
+                <w:rtl/>
+              </w:rPr>
+              <w:t xml:space="preserve">عبارت «زنجیره تأمین مواد غذایی ایران»؛ یافته نقل‌شده (پیش‌بینی نادرست تقاضا و اعتبار مالی) با چکیده سازگار است.</w:t>
+            </w:r>
+          </w:p>
+        </w:tc>
+      </w:tr>
+      <w:tr>
+        <w:trPr>
+          <w:cantSplit/>
+        </w:trPr>
+        <w:tc>
+          <w:tcPr>
+            <w:tcW w:w="660" w:type="dxa"/>
+            <w:tcBorders>
+              <w:top w:val="single" w:sz="4" w:color="000000" w:space="0"/>
+              <w:left w:val="single" w:sz="4" w:color="000000" w:space="0"/>
+              <w:bottom w:val="single" w:sz="4" w:color="000000" w:space="0"/>
+              <w:right w:val="single" w:sz="4" w:color="000000" w:space="0"/>
+            </w:tcBorders>
+            <w:tcMar>
+              <w:top w:w="50" w:type="dxa"/>
+              <w:left w:w="70" w:type="dxa"/>
+              <w:bottom w:w="50" w:type="dxa"/>
+              <w:right w:w="70" w:type="dxa"/>
+            </w:tcMar>
+            <w:vAlign w:val="top"/>
+          </w:tcPr>
+          <w:p>
+            <w:pPr>
+              <w:bidi/>
+              <w:spacing w:after="0"/>
+              <w:jc w:val="center"/>
+            </w:pPr>
+            <w:r>
+              <w:rPr>
+                <w:sz w:val="21"/>
+                <w:szCs w:val="21"/>
+                <w:rtl/>
+              </w:rPr>
+              <w:t xml:space="preserve">۳</w:t>
+            </w:r>
+          </w:p>
+        </w:tc>
+        <w:tc>
+          <w:tcPr>
+            <w:tcW w:w="3900" w:type="dxa"/>
+            <w:tcBorders>
+              <w:top w:val="single" w:sz="4" w:color="000000" w:space="0"/>
+              <w:left w:val="single" w:sz="4" w:color="000000" w:space="0"/>
+              <w:bottom w:val="single" w:sz="4" w:color="000000" w:space="0"/>
+              <w:right w:val="single" w:sz="4" w:color="000000" w:space="0"/>
+            </w:tcBorders>
+            <w:tcMar>
+              <w:top w:w="50" w:type="dxa"/>
+              <w:left w:w="70" w:type="dxa"/>
+              <w:bottom w:w="50" w:type="dxa"/>
+              <w:right w:w="70" w:type="dxa"/>
+            </w:tcMar>
+            <w:vAlign w:val="top"/>
+          </w:tcPr>
+          <w:p>
+            <w:pPr>
+              <w:bidi/>
+              <w:spacing w:after="0"/>
+            </w:pPr>
+            <w:r>
+              <w:rPr>
+                <w:sz w:val="21"/>
+                <w:szCs w:val="21"/>
+                <w:rtl/>
+              </w:rPr>
+              <w:t xml:space="preserve">محمدی و همکاران (۱۴۰۱)</w:t>
+            </w:r>
+          </w:p>
+        </w:tc>
+        <w:tc>
+          <w:tcPr>
+            <w:tcW w:w="4228" w:type="dxa"/>
+            <w:tcBorders>
+              <w:top w:val="single" w:sz="4" w:color="000000" w:space="0"/>
+              <w:left w:val="single" w:sz="4" w:color="000000" w:space="0"/>
+              <w:bottom w:val="single" w:sz="4" w:color="000000" w:space="0"/>
+              <w:right w:val="single" w:sz="4" w:color="000000" w:space="0"/>
+            </w:tcBorders>
+            <w:tcMar>
+              <w:top w:w="50" w:type="dxa"/>
+              <w:left w:w="70" w:type="dxa"/>
+              <w:bottom w:w="50" w:type="dxa"/>
+              <w:right w:w="70" w:type="dxa"/>
+            </w:tcMar>
+            <w:vAlign w:val="top"/>
+          </w:tcPr>
+          <w:p>
+            <w:pPr>
+              <w:bidi/>
+              <w:spacing w:after="0"/>
+            </w:pPr>
+            <w:r>
+              <w:rPr>
+                <w:sz w:val="21"/>
+                <w:szCs w:val="21"/>
+                <w:rtl/>
+              </w:rPr>
+              <w:t xml:space="preserve">فهرست عوامل (تجربه مدیر، تحصیلات، نوع محصول، رقابت‌پذیری، اعتبار برند، سهم بازار) و نمونه مدیران بازاریابی صنایع غذایی؛ ممکن است با مقاله ۱۳۹۵ خلط شده باشد.</w:t>
+            </w:r>
+          </w:p>
+        </w:tc>
+      </w:tr>
+      <w:tr>
+        <w:trPr>
+          <w:cantSplit/>
+        </w:trPr>
+        <w:tc>
+          <w:tcPr>
+            <w:tcW w:w="660" w:type="dxa"/>
+            <w:tcBorders>
+              <w:top w:val="single" w:sz="4" w:color="000000" w:space="0"/>
+              <w:left w:val="single" w:sz="4" w:color="000000" w:space="0"/>
+              <w:bottom w:val="single" w:sz="4" w:color="000000" w:space="0"/>
+              <w:right w:val="single" w:sz="4" w:color="000000" w:space="0"/>
+            </w:tcBorders>
+            <w:tcMar>
+              <w:top w:w="50" w:type="dxa"/>
+              <w:left w:w="70" w:type="dxa"/>
+              <w:bottom w:w="50" w:type="dxa"/>
+              <w:right w:w="70" w:type="dxa"/>
+            </w:tcMar>
+            <w:vAlign w:val="top"/>
+          </w:tcPr>
+          <w:p>
+            <w:pPr>
+              <w:bidi/>
+              <w:spacing w:after="0"/>
+              <w:jc w:val="center"/>
+            </w:pPr>
+            <w:r>
+              <w:rPr>
+                <w:sz w:val="21"/>
+                <w:szCs w:val="21"/>
+                <w:rtl/>
+              </w:rPr>
+              <w:t xml:space="preserve">۴</w:t>
+            </w:r>
+          </w:p>
+        </w:tc>
+        <w:tc>
+          <w:tcPr>
+            <w:tcW w:w="3900" w:type="dxa"/>
+            <w:tcBorders>
+              <w:top w:val="single" w:sz="4" w:color="000000" w:space="0"/>
+              <w:left w:val="single" w:sz="4" w:color="000000" w:space="0"/>
+              <w:bottom w:val="single" w:sz="4" w:color="000000" w:space="0"/>
+              <w:right w:val="single" w:sz="4" w:color="000000" w:space="0"/>
+            </w:tcBorders>
+            <w:tcMar>
+              <w:top w:w="50" w:type="dxa"/>
+              <w:left w:w="70" w:type="dxa"/>
+              <w:bottom w:w="50" w:type="dxa"/>
+              <w:right w:w="70" w:type="dxa"/>
+            </w:tcMar>
+            <w:vAlign w:val="top"/>
+          </w:tcPr>
+          <w:p>
+            <w:pPr>
+              <w:bidi/>
+              <w:spacing w:after="0"/>
+            </w:pPr>
+            <w:r>
+              <w:rPr>
+                <w:sz w:val="21"/>
+                <w:szCs w:val="21"/>
+                <w:rtl/>
+              </w:rPr>
+              <w:t xml:space="preserve">محسنی‌کبیر و همکاران (۱۴۰۳)، نجاتی (۱۴۰۰)</w:t>
+            </w:r>
+          </w:p>
+        </w:tc>
+        <w:tc>
+          <w:tcPr>
+            <w:tcW w:w="4228" w:type="dxa"/>
+            <w:tcBorders>
+              <w:top w:val="single" w:sz="4" w:color="000000" w:space="0"/>
+              <w:left w:val="single" w:sz="4" w:color="000000" w:space="0"/>
+              <w:bottom w:val="single" w:sz="4" w:color="000000" w:space="0"/>
+              <w:right w:val="single" w:sz="4" w:color="000000" w:space="0"/>
+            </w:tcBorders>
+            <w:tcMar>
+              <w:top w:w="50" w:type="dxa"/>
+              <w:left w:w="70" w:type="dxa"/>
+              <w:bottom w:w="50" w:type="dxa"/>
+              <w:right w:w="70" w:type="dxa"/>
+            </w:tcMar>
+            <w:vAlign w:val="top"/>
+          </w:tcPr>
+          <w:p>
+            <w:pPr>
+              <w:bidi/>
+              <w:spacing w:after="0"/>
+            </w:pPr>
+            <w:r>
+              <w:rPr>
+                <w:sz w:val="21"/>
+                <w:szCs w:val="21"/>
+                <w:rtl/>
+              </w:rPr>
+              <w:t xml:space="preserve">محرک‌های تاب‌آوری (فصل ۲، بخش‌های ۲-۲-۴-۴ و ۲-۳-۱) و پنج استراتژی بازاریابی دیجیتال.</w:t>
+            </w:r>
+          </w:p>
+        </w:tc>
+      </w:tr>
+      <w:tr>
+        <w:trPr>
+          <w:cantSplit/>
+        </w:trPr>
+        <w:tc>
+          <w:tcPr>
+            <w:tcW w:w="660" w:type="dxa"/>
+            <w:tcBorders>
+              <w:top w:val="single" w:sz="4" w:color="000000" w:space="0"/>
+              <w:left w:val="single" w:sz="4" w:color="000000" w:space="0"/>
+              <w:bottom w:val="single" w:sz="4" w:color="000000" w:space="0"/>
+              <w:right w:val="single" w:sz="4" w:color="000000" w:space="0"/>
+            </w:tcBorders>
+            <w:tcMar>
+              <w:top w:w="50" w:type="dxa"/>
+              <w:left w:w="70" w:type="dxa"/>
+              <w:bottom w:w="50" w:type="dxa"/>
+              <w:right w:w="70" w:type="dxa"/>
+            </w:tcMar>
+            <w:vAlign w:val="top"/>
+          </w:tcPr>
+          <w:p>
+            <w:pPr>
+              <w:bidi/>
+              <w:spacing w:after="0"/>
+              <w:jc w:val="center"/>
+            </w:pPr>
+            <w:r>
+              <w:rPr>
+                <w:sz w:val="21"/>
+                <w:szCs w:val="21"/>
+                <w:rtl/>
+              </w:rPr>
+              <w:t xml:space="preserve">۵</w:t>
+            </w:r>
+          </w:p>
+        </w:tc>
+        <w:tc>
+          <w:tcPr>
+            <w:tcW w:w="3900" w:type="dxa"/>
+            <w:tcBorders>
+              <w:top w:val="single" w:sz="4" w:color="000000" w:space="0"/>
+              <w:left w:val="single" w:sz="4" w:color="000000" w:space="0"/>
+              <w:bottom w:val="single" w:sz="4" w:color="000000" w:space="0"/>
+              <w:right w:val="single" w:sz="4" w:color="000000" w:space="0"/>
+            </w:tcBorders>
+            <w:tcMar>
+              <w:top w:w="50" w:type="dxa"/>
+              <w:left w:w="70" w:type="dxa"/>
+              <w:bottom w:w="50" w:type="dxa"/>
+              <w:right w:w="70" w:type="dxa"/>
+            </w:tcMar>
+            <w:vAlign w:val="top"/>
+          </w:tcPr>
+          <w:p>
+            <w:pPr>
+              <w:bidi/>
+              <w:spacing w:after="0"/>
+            </w:pPr>
+            <w:r>
+              <w:rPr>
+                <w:sz w:val="21"/>
+                <w:szCs w:val="21"/>
+                <w:rtl/>
+              </w:rPr>
+              <w:t xml:space="preserve">قلی‌پور و همکاران (۱۴۰۳)</w:t>
+            </w:r>
+          </w:p>
+        </w:tc>
+        <w:tc>
+          <w:tcPr>
+            <w:tcW w:w="4228" w:type="dxa"/>
+            <w:tcBorders>
+              <w:top w:val="single" w:sz="4" w:color="000000" w:space="0"/>
+              <w:left w:val="single" w:sz="4" w:color="000000" w:space="0"/>
+              <w:bottom w:val="single" w:sz="4" w:color="000000" w:space="0"/>
+              <w:right w:val="single" w:sz="4" w:color="000000" w:space="0"/>
+            </w:tcBorders>
+            <w:tcMar>
+              <w:top w:w="50" w:type="dxa"/>
+              <w:left w:w="70" w:type="dxa"/>
+              <w:bottom w:w="50" w:type="dxa"/>
+              <w:right w:w="70" w:type="dxa"/>
+            </w:tcMar>
+            <w:vAlign w:val="top"/>
+          </w:tcPr>
+          <w:p>
+            <w:pPr>
+              <w:bidi/>
+              <w:spacing w:after="0"/>
+            </w:pPr>
+            <w:r>
+              <w:rPr>
+                <w:sz w:val="21"/>
+                <w:szCs w:val="21"/>
+                <w:rtl/>
+              </w:rPr>
+              <w:t xml:space="preserve">ردیف ۸ جدول ۲-۱ و ردیف ۲ جدول ۵-۱ به این مقاله (تجارت با بازار عمان) متکی است؛ محتوای مقاله با ادعا سنجیده شود.</w:t>
+            </w:r>
+          </w:p>
+        </w:tc>
+      </w:tr>
+      <w:tr>
+        <w:trPr>
+          <w:cantSplit/>
+        </w:trPr>
+        <w:tc>
+          <w:tcPr>
+            <w:tcW w:w="660" w:type="dxa"/>
+            <w:tcBorders>
+              <w:top w:val="single" w:sz="4" w:color="000000" w:space="0"/>
+              <w:left w:val="single" w:sz="4" w:color="000000" w:space="0"/>
+              <w:bottom w:val="single" w:sz="4" w:color="000000" w:space="0"/>
+              <w:right w:val="single" w:sz="4" w:color="000000" w:space="0"/>
+            </w:tcBorders>
+            <w:tcMar>
+              <w:top w:w="50" w:type="dxa"/>
+              <w:left w:w="70" w:type="dxa"/>
+              <w:bottom w:w="50" w:type="dxa"/>
+              <w:right w:w="70" w:type="dxa"/>
+            </w:tcMar>
+            <w:vAlign w:val="top"/>
+          </w:tcPr>
+          <w:p>
+            <w:pPr>
+              <w:bidi/>
+              <w:spacing w:after="0"/>
+              <w:jc w:val="center"/>
+            </w:pPr>
+            <w:r>
+              <w:rPr>
+                <w:sz w:val="21"/>
+                <w:szCs w:val="21"/>
+                <w:rtl/>
+              </w:rPr>
+              <w:t xml:space="preserve">۶</w:t>
+            </w:r>
+          </w:p>
+        </w:tc>
+        <w:tc>
+          <w:tcPr>
+            <w:tcW w:w="3900" w:type="dxa"/>
+            <w:tcBorders>
+              <w:top w:val="single" w:sz="4" w:color="000000" w:space="0"/>
+              <w:left w:val="single" w:sz="4" w:color="000000" w:space="0"/>
+              <w:bottom w:val="single" w:sz="4" w:color="000000" w:space="0"/>
+              <w:right w:val="single" w:sz="4" w:color="000000" w:space="0"/>
+            </w:tcBorders>
+            <w:tcMar>
+              <w:top w:w="50" w:type="dxa"/>
+              <w:left w:w="70" w:type="dxa"/>
+              <w:bottom w:w="50" w:type="dxa"/>
+              <w:right w:w="70" w:type="dxa"/>
+            </w:tcMar>
+            <w:vAlign w:val="top"/>
+          </w:tcPr>
+          <w:p>
+            <w:pPr>
+              <w:bidi/>
+              <w:spacing w:after="0"/>
+            </w:pPr>
+            <w:r>
+              <w:rPr>
+                <w:sz w:val="21"/>
+                <w:szCs w:val="21"/>
+                <w:rtl/>
+              </w:rPr>
+              <w:t xml:space="preserve">آسیابانی، میثمی‌آزاد، سیدغفوری</w:t>
+            </w:r>
+          </w:p>
+        </w:tc>
+        <w:tc>
+          <w:tcPr>
+            <w:tcW w:w="4228" w:type="dxa"/>
+            <w:tcBorders>
+              <w:top w:val="single" w:sz="4" w:color="000000" w:space="0"/>
+              <w:left w:val="single" w:sz="4" w:color="000000" w:space="0"/>
+              <w:bottom w:val="single" w:sz="4" w:color="000000" w:space="0"/>
+              <w:right w:val="single" w:sz="4" w:color="000000" w:space="0"/>
+            </w:tcBorders>
+            <w:tcMar>
+              <w:top w:w="50" w:type="dxa"/>
+              <w:left w:w="70" w:type="dxa"/>
+              <w:bottom w:w="50" w:type="dxa"/>
+              <w:right w:w="70" w:type="dxa"/>
+            </w:tcMar>
+            <w:vAlign w:val="top"/>
+          </w:tcPr>
+          <w:p>
+            <w:pPr>
+              <w:bidi/>
+              <w:spacing w:after="0"/>
+            </w:pPr>
+            <w:r>
+              <w:rPr>
+                <w:sz w:val="21"/>
+                <w:szCs w:val="21"/>
+                <w:rtl/>
+              </w:rPr>
+              <w:t xml:space="preserve">یافته‌های نقل‌شده در نسخه قبلی (ناپایداری ترجیح، اعتماد و شفافیت برندسازی، اتحادیه‌های صنفی) تأیید نشد و فقط عنوان و روش مقاله آمد؛ اگر در چکیده هست، برگردانید.</w:t>
+            </w:r>
+          </w:p>
+        </w:tc>
+      </w:tr>
+      <w:tr>
+        <w:trPr>
+          <w:cantSplit/>
+        </w:trPr>
+        <w:tc>
+          <w:tcPr>
+            <w:tcW w:w="660" w:type="dxa"/>
+            <w:tcBorders>
+              <w:top w:val="single" w:sz="4" w:color="000000" w:space="0"/>
+              <w:left w:val="single" w:sz="4" w:color="000000" w:space="0"/>
+              <w:bottom w:val="single" w:sz="4" w:color="000000" w:space="0"/>
+              <w:right w:val="single" w:sz="4" w:color="000000" w:space="0"/>
+            </w:tcBorders>
+            <w:tcMar>
+              <w:top w:w="50" w:type="dxa"/>
+              <w:left w:w="70" w:type="dxa"/>
+              <w:bottom w:w="50" w:type="dxa"/>
+              <w:right w:w="70" w:type="dxa"/>
+            </w:tcMar>
+            <w:vAlign w:val="top"/>
+          </w:tcPr>
+          <w:p>
+            <w:pPr>
+              <w:bidi/>
+              <w:spacing w:after="0"/>
+              <w:jc w:val="center"/>
+            </w:pPr>
+            <w:r>
+              <w:rPr>
+                <w:sz w:val="21"/>
+                <w:szCs w:val="21"/>
+                <w:rtl/>
+              </w:rPr>
+              <w:t xml:space="preserve">۷</w:t>
+            </w:r>
+          </w:p>
+        </w:tc>
+        <w:tc>
+          <w:tcPr>
+            <w:tcW w:w="3900" w:type="dxa"/>
+            <w:tcBorders>
+              <w:top w:val="single" w:sz="4" w:color="000000" w:space="0"/>
+              <w:left w:val="single" w:sz="4" w:color="000000" w:space="0"/>
+              <w:bottom w:val="single" w:sz="4" w:color="000000" w:space="0"/>
+              <w:right w:val="single" w:sz="4" w:color="000000" w:space="0"/>
+            </w:tcBorders>
+            <w:tcMar>
+              <w:top w:w="50" w:type="dxa"/>
+              <w:left w:w="70" w:type="dxa"/>
+              <w:bottom w:w="50" w:type="dxa"/>
+              <w:right w:w="70" w:type="dxa"/>
+            </w:tcMar>
+            <w:vAlign w:val="top"/>
+          </w:tcPr>
+          <w:p>
+            <w:pPr>
+              <w:bidi/>
+              <w:spacing w:after="0"/>
+            </w:pPr>
+            <w:r>
+              <w:rPr>
+                <w:sz w:val="21"/>
+                <w:szCs w:val="21"/>
+                <w:rtl/>
+              </w:rPr>
+              <w:t xml:space="preserve">Zain et al. (۲۰۲۳)، Pangarkar &amp; Prabhudesai (۲۰۲۴)</w:t>
+            </w:r>
+          </w:p>
+        </w:tc>
+        <w:tc>
+          <w:tcPr>
+            <w:tcW w:w="4228" w:type="dxa"/>
+            <w:tcBorders>
+              <w:top w:val="single" w:sz="4" w:color="000000" w:space="0"/>
+              <w:left w:val="single" w:sz="4" w:color="000000" w:space="0"/>
+              <w:bottom w:val="single" w:sz="4" w:color="000000" w:space="0"/>
+              <w:right w:val="single" w:sz="4" w:color="000000" w:space="0"/>
+            </w:tcBorders>
+            <w:tcMar>
+              <w:top w:w="50" w:type="dxa"/>
+              <w:left w:w="70" w:type="dxa"/>
+              <w:bottom w:w="50" w:type="dxa"/>
+              <w:right w:w="70" w:type="dxa"/>
+            </w:tcMar>
+            <w:vAlign w:val="top"/>
+          </w:tcPr>
+          <w:p>
+            <w:pPr>
+              <w:bidi/>
+              <w:spacing w:after="0"/>
+            </w:pPr>
+            <w:r>
+              <w:rPr>
+                <w:sz w:val="21"/>
+                <w:szCs w:val="21"/>
+                <w:rtl/>
+              </w:rPr>
+              <w:t xml:space="preserve">فهرست نویسندگان زین (Zain, Ramli, Zain, Rahim, Musa) از متن شما است؛ شماره مجله پانگارکار ۴۳(۵) است و برخی منابع ۴۳(۱) نوشته‌اند.</w:t>
+            </w:r>
+          </w:p>
+        </w:tc>
+      </w:tr>
+    </w:tbl>
+    <w:p>
+      <w:pPr>
+        <w:keepNext/>
+        <w:bidi/>
+        <w:spacing w:before="140" w:after="40"/>
+        <w:jc w:val="lowKashida"/>
+      </w:pPr>
+      <w:r>
+        <w:rPr>
+          <w:b/>
+          <w:bCs/>
+          <w:sz w:val="24"/>
+          <w:szCs w:val="24"/>
+          <w:rtl/>
+        </w:rPr>
+        <w:t xml:space="preserve">د) مشخصات ناقص در فهرست منابع (بدون حدس نوشته نشد و برای جست‌وجوی بعدی ثبت است): </w:t>
       </w:r>
     </w:p>
     <w:p>
@@ -1490,7 +3070,7 @@
           <w:szCs w:val="24"/>
           <w:rtl/>
         </w:rPr>
-        <w:t xml:space="preserve">فائقی و همکاران (۱۴۰۳): منبع پیدا نشد؛ فقط نویسندگان و سال از متن آمده و عنوان، نشریه و صفحه‌ها خالی است.</w:t>
+        <w:t xml:space="preserve">سیدغفوری و همکاران (۱۴۰۳): دوره، شماره و صفحه‌ها (نام نشریه و نشانی صفحه آمده است).</w:t>
       </w:r>
     </w:p>
     <w:p>
@@ -1510,7 +3090,7 @@
           <w:szCs w:val="24"/>
           <w:rtl/>
         </w:rPr>
-        <w:t xml:space="preserve">سیدغفوری و همکاران (۱۴۰۳)، محسنی‌کبیر و همکاران (۱۴۰۳)، محمدی و ثانی‌حیدری (۱۳۹۵): نام نشریه یا دوره/شماره/صفحه‌ها تأیید نشد.</w:t>
+        <w:t xml:space="preserve">محسنی‌کبیر و همکاران (۱۴۰۳): دوره، شماره، صفحه‌ها و سال انتشار.</w:t>
       </w:r>
     </w:p>
     <w:p>
@@ -1530,7 +3110,7 @@
           <w:szCs w:val="24"/>
           <w:rtl/>
         </w:rPr>
-        <w:t xml:space="preserve">نجاتی (۱۴۰۰): جلد نشریه؛ صفری و اسماعیل‌نژاد و قلی‌پور و همکاران: شماره صفحه‌ها؛ Schifano و Niederberger: شماره مقاله.</w:t>
+        <w:t xml:space="preserve">محمدی و ثانی‌حیدری (۱۳۹۵): دوره، شماره و صفحه‌ها؛ نجاتی (۱۴۰۰): دوره؛ صفری و اسماعیل‌نژاد و قلی‌پور و همکاران: صفحه‌ها.</w:t>
       </w:r>
     </w:p>
     <w:p>
@@ -1555,8 +3135,31 @@
     </w:p>
     <w:p>
       <w:pPr>
+        <w:keepNext/>
         <w:bidi/>
-        <w:spacing w:before="120" w:after="40"/>
+        <w:spacing w:before="140" w:after="40"/>
+        <w:jc w:val="lowKashida"/>
+      </w:pPr>
+      <w:r>
+        <w:rPr>
+          <w:b/>
+          <w:bCs/>
+          <w:sz w:val="24"/>
+          <w:szCs w:val="24"/>
+          <w:rtl/>
+        </w:rPr>
+        <w:t xml:space="preserve">ه) پیوست‌ها</w:t>
+      </w:r>
+    </w:p>
+    <w:p>
+      <w:pPr>
+        <w:pStyle w:val="ListParagraph"/>
+        <w:numPr>
+          <w:ilvl w:val="0"/>
+          <w:numId w:val="1"/>
+        </w:numPr>
+        <w:bidi/>
+        <w:spacing w:after="30"/>
         <w:jc w:val="lowKashida"/>
       </w:pPr>
       <w:r>
@@ -1565,13 +3168,18 @@
           <w:szCs w:val="24"/>
           <w:rtl/>
         </w:rPr>
-        <w:t xml:space="preserve">د) پیوست د: سه عدد زردرنگ (۱۸٪ اشتغال صنعتی، ۷۰۰ میلیارد دلار، ۰٫۳٪) از اظهارات رئیس کمیسیون صنایع غذایی اتاق ایران به نقل از خبرگزاری مهر (۱۹ اردیبهشت ۱۴۰۳) گرفته شده‌اند و آمار رسمی نیستند؛ اگر به گزارش‌های مرکز آمار دسترسی دارید جایگزین کنید.</w:t>
+        <w:t xml:space="preserve">پیوست الف تا پ از فرم‌های خود شما ساخته شد. فرم دور نخست «کدهای خ۱ تا خ۲۴» دارد، در حالی که پانل هفت‌نفره و فصل ۳ «خ۱ تا خ۷» می‌گوید؛ فرم بدون تغییر آمده است.</w:t>
       </w:r>
     </w:p>
     <w:p>
       <w:pPr>
+        <w:pStyle w:val="ListParagraph"/>
+        <w:numPr>
+          <w:ilvl w:val="0"/>
+          <w:numId w:val="1"/>
+        </w:numPr>
         <w:bidi/>
-        <w:spacing w:after="40"/>
+        <w:spacing w:after="30"/>
         <w:jc w:val="lowKashida"/>
       </w:pPr>
       <w:r>
@@ -1580,7 +3188,47 @@
           <w:szCs w:val="24"/>
           <w:rtl/>
         </w:rPr>
-        <w:t xml:space="preserve">ه) پیوست ج: داده خام دور سوم در فایل‌ها نبود؛ از این رو برای آن دور فقط شاخص‌های منتشرشده در فصل ۴ آمده و ضریب W کندال دور سوم (۰٫۷۵۶) از جدول ۴-۱۰ نقل شده است. جای ماتریس خام دور سوم با یک سطر زرد مشخص است؛ با دریافت آن، خروجی کامل دور سوم هم ساخته می‌شود.</w:t>
+        <w:t xml:space="preserve">مشخصات خبرگان از سرصفحه فرم‌های دور سوم گرفته شد. فایل دور دوم مشخصات متفاوتی داشت و نوع محصول هر خبره فقط در همان فایل بود؛ جدول ۴-۵ (لبنیات ۱، کره ۲، حلوا ارده ۱، ثبت‌نشده ۳) را با فرم‌های دور نخست مقایسه کنید.</w:t>
+      </w:r>
+    </w:p>
+    <w:p>
+      <w:pPr>
+        <w:pStyle w:val="ListParagraph"/>
+        <w:numPr>
+          <w:ilvl w:val="0"/>
+          <w:numId w:val="1"/>
+        </w:numPr>
+        <w:bidi/>
+        <w:spacing w:after="30"/>
+        <w:jc w:val="lowKashida"/>
+      </w:pPr>
+      <w:r>
+        <w:rPr>
+          <w:sz w:val="24"/>
+          <w:szCs w:val="24"/>
+          <w:rtl/>
+        </w:rPr>
+        <w:t xml:space="preserve">پیوست ت (خروجی‌های سه دور) با نرم‌افزار پایتون از امتیازهای خام محاسبه شد و با جدول‌های فصل ۴ می‌خواند؛ اگر خروجی SPSS دارید جایگزین کنید.</w:t>
+      </w:r>
+    </w:p>
+    <w:p>
+      <w:pPr>
+        <w:pStyle w:val="ListParagraph"/>
+        <w:numPr>
+          <w:ilvl w:val="0"/>
+          <w:numId w:val="1"/>
+        </w:numPr>
+        <w:bidi/>
+        <w:spacing w:after="30"/>
+        <w:jc w:val="lowKashida"/>
+      </w:pPr>
+      <w:r>
+        <w:rPr>
+          <w:sz w:val="24"/>
+          <w:szCs w:val="24"/>
+          <w:rtl/>
+        </w:rPr>
+        <w:t xml:space="preserve">پیوست ث: سه عدد جدول ث-۱ (۱۸٪ اشتغال صنعتی، ۷۰۰ میلیارد دلار، ۰٫۳٪) به نقل از اظهارات رئیس کمیسیون صنایع غذایی اتاق ایران در خبرگزاری مهر (۱۹ اردیبهشت ۱۴۰۳) است و آمار رسمی نیست.</w:t>
       </w:r>
     </w:p>
     <w:sectPr>

--- a/references_check_notes.docx
+++ b/references_check_notes.docx
@@ -26,7 +26,7 @@
           <w:szCs w:val="24"/>
           <w:rtl/>
         </w:rPr>
-        <w:t xml:space="preserve">همه ارجاع‌های درون‌متنی فصل‌های ۱ تا ۵ با فهرست منابع تطبیق داده شد. هر جمله‌ای که توصیف آن با عنوان یا چکیده مقاله نمی‌خواند، به آنچه مقاله بیان می‌کند اصلاح یا از آن مقاله جدا شد؛ استنباط‌های خود پژوهش هم با عبارت‌هایی مانند «می‌توان استدلال کرد» از یافته منبع جدا شده‌اند. بررسی مقاله‌ها در حد عنوان و چکیده انجام شد (دسترسی به متن کامل و پایگاه‌هایی مانند Crossref در محیط اجرا ممکن نبود) و جست‌وجوی وب در این نوبت به سقف مجاز رسید؛ از این رو مواردی که باید با متن کامل مقاله سنجیده شود در جدول‌های زیر آمده است.</w:t>
+        <w:t xml:space="preserve">همه ارجاع‌های درون‌متنی فصل‌های ۱ تا ۵ با فهرست منابع تطبیق داده شد: ۳۱ منبع خارجی و ۱۴ منبع داخلی، بدون ارجاع بی‌منبع و بدون منبع بی‌ارجاع. توصیف هر مقاله در متن با عنوان، چکیده و صفحه نشریه همان مقاله سنجیده شد (دسترسی به متن کامل و پایگاه‌هایی مانند Crossref در محیط اجرا ممکن نبود). جمله‌ای که با مقاله نمی‌خواند اصلاح یا از آن جدا شد، یافته‌ای که چکیده تأیید کرد با دقت بیشتر در متن آمد، و استنباط‌های خود پژوهش با عبارت‌هایی مانند «می‌توان استدلال کرد» از یافته منبع جدا شدند. موارد باقی‌مانده که با ابزارهای موجود تأیید نشد در بخش «د» آمده است.</w:t>
       </w:r>
     </w:p>
     <w:p>
@@ -481,7 +481,7 @@
                 <w:szCs w:val="21"/>
                 <w:rtl/>
               </w:rPr>
-              <w:t xml:space="preserve">مقاله WSEAS هشت نویسنده دارد و یکینی نویسنده چهارم است؛ در متن و فهرست «زین و همکاران (۲۰۲۴)» آمد. «پنج بنگاه» و «مهم‌ترین مانع» حذف شد چون در چکیده تأیید نشد.</w:t>
+              <w:t xml:space="preserve">مقاله WSEAS هشت نویسنده دارد و یکینی نویسنده چهارم است؛ در متن و فهرست «زین و همکاران (۲۰۲۴)» آمد. «پنج بنگاه کوچک و متوسط» و «کمبود دانش و ضعف اشتراک اطلاعات» با چکیده تأیید شد و در فصل ۱ آمد.</w:t>
             </w:r>
           </w:p>
         </w:tc>
@@ -583,7 +583,7 @@
                 <w:szCs w:val="21"/>
                 <w:rtl/>
               </w:rPr>
-              <w:t xml:space="preserve">سال ۱۴۰۳ در متن، جدول‌ها و فهرست یکسان شد (شماره «بهار و تابستان ۱۴۰۳»؛ DOI به سال ۲۰۲۵ ثبت شده). اگر نسخه شما ۱۴۰۴ دارد اصلاح کنید.</w:t>
+              <w:t xml:space="preserve">سال ۱۴۰۳ در متن، جدول‌ها و فهرست یکسان شد (شماره «بهار و تابستان ۱۴۰۳»؛ DOI به سال ۲۰۲۵ ثبت شده). اگر نسخه شما ۱۴۰۴ دارد اصلاح کنید. یافته‌ی چکیده (غربال ۱۷ مانع به ۸ مانع با دلفی فازی؛ بی‌اعتمادی به ادعاهای سبز در رتبه نخست و ضعف برندسازی در رتبه دوم) در فصل ۲ و ۵ آمد.</w:t>
             </w:r>
           </w:p>
         </w:tc>
@@ -787,7 +787,7 @@
                 <w:szCs w:val="21"/>
                 <w:rtl/>
               </w:rPr>
-              <w:t xml:space="preserve">تعریف تحلیل مضمون و شش مرحله به مقاله ۲۰۰۶ (Using thematic analysis in psychology) نسبت داده می‌شود و کتاب را نیز نگه داشتم؛ این مقاله به فهرست اضافه شد. سال کتاب ۲۰۲۱ مانده؛ ممکن است صفحه حق نشر نسخه شما ۲۰۲۲ باشد.</w:t>
+              <w:t xml:space="preserve">تعریف تحلیل مضمون به مقاله ۲۰۰۶ (Using thematic analysis in psychology) و فرایند شش‌مرحله‌ای به کتاب ۲۰۲۱ نسبت داده می‌شود؛ هر دو در فهرست آمده‌اند. سال کتاب ۲۰۲۱ با تاریخ انتشار (۲۷ اکتبر ۲۰۲۱) تأیید شد.</w:t>
             </w:r>
           </w:p>
         </w:tc>
@@ -889,7 +889,7 @@
                 <w:szCs w:val="21"/>
                 <w:rtl/>
               </w:rPr>
-              <w:t xml:space="preserve">شیفانو و نیدربرگر (۲۰۲۵) این ضریب را گزارش نکرده‌اند؛ ارجاع در فصل‌های ۱، ۳، ۴ و ۵ حذف و در فصل ۴ نتیجه واقعی مقاله آمد (اجماع در ۸۱٪ مطالعات درصد توافق است؛ شاخص آماری در حدود ۳۰٪). اگر منبعی برای W کندال در دلفی (مثلاً Schmidt, ۱۹۹۷) بخواهید، مشخصاتش را راستی‌آزمایی می‌کنم.</w:t>
+              <w:t xml:space="preserve">شیفانو و نیدربرگر (۲۰۲۵) این ضریب را گزارش نکرده‌اند؛ برای آن Schmidt (۱۹۹۷) در فصل‌های ۱، ۳، ۴ و ۵ و در فهرست آمد (روش‌های ناپارامتریک برای دلفی رتبه‌ای؛ DOI تأیید شد). برچسب «توافق ضعیف» برای W=۰٫۲۲۴ (دور دوم) و «توافق قوی» برای W=۰٫۷۵۶ (دور سوم) بر پایه راهنمای تفسیر اشمیت (W کمتر از ۰٫۳ ضعیف و بالاتر از ۰٫۷ قوی) است که از مقاله‌های دیگر نقل شد، نه از متن کامل او؛ برچسب پیشین «ضعیف تا متوسط» برای ۰٫۲۲۴ با این راهنما نمی‌خواند و در جدول ۴-۱۰ و فصل ۵ اصلاح شد. اگر راهنمای تفسیر دیگری در دانشگاه شما رایج است، برچسب‌ها را مطابق آن بنویسید.</w:t>
             </w:r>
           </w:p>
         </w:tc>
@@ -959,7 +959,7 @@
                 <w:szCs w:val="21"/>
                 <w:rtl/>
               </w:rPr>
-              <w:t xml:space="preserve">بازخورد دور سوم (فصل ۳)</w:t>
+              <w:t xml:space="preserve">آسیابانی و همکاران (۱۴۰۴)</w:t>
             </w:r>
           </w:p>
         </w:tc>
@@ -991,7 +991,7 @@
                 <w:szCs w:val="21"/>
                 <w:rtl/>
               </w:rPr>
-              <w:t xml:space="preserve">«میانه و دامنه بین‌چارکی» به «میانگین و میانه» اصلاح شد؛ فرم‌های دور سوم و فصل ۴ همین را نشان می‌دهند.</w:t>
+              <w:t xml:space="preserve">چکیده می‌گوید ترجیحات مصرف‌کنندگان برنج ایرانی پایدار بوده (شکست ساختاری نیست) و وفاداری به برنج ایرانی ادامه دارد؛ از این رو دیگر «تأیید» ناپایداری ترجیحات نیست. در فصل ۲ (۲-۲-۳-۳ و ۲-۳-۱) و فصل ۵ (متن ۵-۳-۱ و ردیف ۷ جدول ۵-۱) به‌عنوان ناهمسویی نسبی، با توضیح تفاوت محصول (کالای اساسی) و روش (ترجیح آشکارشده)، آمد و شمار مؤلفه‌های هم‌سو پس از جدول ۵-۱ از هشت به هفت رسید. این تغییر ماهوی است؛ اگر نظر دیگری دارید، بگویید.</w:t>
             </w:r>
           </w:p>
         </w:tc>
@@ -1061,7 +1061,7 @@
                 <w:szCs w:val="21"/>
                 <w:rtl/>
               </w:rPr>
-              <w:t xml:space="preserve">عنوان خبره ۲</w:t>
+              <w:t xml:space="preserve">Landjohou &amp; Christopher (۲۰۲۶)</w:t>
             </w:r>
           </w:p>
         </w:tc>
@@ -1093,7 +1093,7 @@
                 <w:szCs w:val="21"/>
                 <w:rtl/>
               </w:rPr>
-              <w:t xml:space="preserve">در فرم دور سوم «مدیر برنامه‌ریزی تولید» است؛ در فصل‌های ۳ تا ۵ و جدول ۴-۱، ۴-۲ و نمودار ۴-۱ (شامل فایل Excel نمودار) همین آمد.</w:t>
+              <w:t xml:space="preserve">«مرور نظام‌مند ۵۲ پژوهش» که در نسخه نخست به Sharabati نسبت داده شده بود، مربوط به این مقاله است (International Journal on Recent Trends in Business and Tourism). مقاله در فصل ۲ (بخش‌های ۲-۲-۳-۲ و ۲-۳-۲) و در فهرست منابع آمد؛ Sharabati فقط پیمایش ۱۹۰ شرکت اردنی باقی ماند.</w:t>
             </w:r>
           </w:p>
         </w:tc>
@@ -1132,6 +1132,210 @@
                 <w:rtl/>
               </w:rPr>
               <w:t xml:space="preserve">۱۰</w:t>
+            </w:r>
+          </w:p>
+        </w:tc>
+        <w:tc>
+          <w:tcPr>
+            <w:tcW w:w="3900" w:type="dxa"/>
+            <w:tcBorders>
+              <w:top w:val="single" w:sz="4" w:color="000000" w:space="0"/>
+              <w:left w:val="single" w:sz="4" w:color="000000" w:space="0"/>
+              <w:bottom w:val="single" w:sz="4" w:color="000000" w:space="0"/>
+              <w:right w:val="single" w:sz="4" w:color="000000" w:space="0"/>
+            </w:tcBorders>
+            <w:tcMar>
+              <w:top w:w="50" w:type="dxa"/>
+              <w:left w:w="70" w:type="dxa"/>
+              <w:bottom w:w="50" w:type="dxa"/>
+              <w:right w:w="70" w:type="dxa"/>
+            </w:tcMar>
+            <w:vAlign w:val="top"/>
+          </w:tcPr>
+          <w:p>
+            <w:pPr>
+              <w:bidi/>
+              <w:spacing w:after="0"/>
+            </w:pPr>
+            <w:r>
+              <w:rPr>
+                <w:sz w:val="21"/>
+                <w:szCs w:val="21"/>
+                <w:rtl/>
+              </w:rPr>
+              <w:t xml:space="preserve">بازخورد دور سوم (فصل ۳)</w:t>
+            </w:r>
+          </w:p>
+        </w:tc>
+        <w:tc>
+          <w:tcPr>
+            <w:tcW w:w="4228" w:type="dxa"/>
+            <w:tcBorders>
+              <w:top w:val="single" w:sz="4" w:color="000000" w:space="0"/>
+              <w:left w:val="single" w:sz="4" w:color="000000" w:space="0"/>
+              <w:bottom w:val="single" w:sz="4" w:color="000000" w:space="0"/>
+              <w:right w:val="single" w:sz="4" w:color="000000" w:space="0"/>
+            </w:tcBorders>
+            <w:tcMar>
+              <w:top w:w="50" w:type="dxa"/>
+              <w:left w:w="70" w:type="dxa"/>
+              <w:bottom w:w="50" w:type="dxa"/>
+              <w:right w:w="70" w:type="dxa"/>
+            </w:tcMar>
+            <w:vAlign w:val="top"/>
+          </w:tcPr>
+          <w:p>
+            <w:pPr>
+              <w:bidi/>
+              <w:spacing w:after="0"/>
+            </w:pPr>
+            <w:r>
+              <w:rPr>
+                <w:sz w:val="21"/>
+                <w:szCs w:val="21"/>
+                <w:rtl/>
+              </w:rPr>
+              <w:t xml:space="preserve">«میانه و دامنه بین‌چارکی» به «میانگین و میانه» اصلاح شد؛ فرم‌های دور سوم و فصل ۴ همین را نشان می‌دهند.</w:t>
+            </w:r>
+          </w:p>
+        </w:tc>
+      </w:tr>
+      <w:tr>
+        <w:trPr>
+          <w:cantSplit/>
+        </w:trPr>
+        <w:tc>
+          <w:tcPr>
+            <w:tcW w:w="660" w:type="dxa"/>
+            <w:tcBorders>
+              <w:top w:val="single" w:sz="4" w:color="000000" w:space="0"/>
+              <w:left w:val="single" w:sz="4" w:color="000000" w:space="0"/>
+              <w:bottom w:val="single" w:sz="4" w:color="000000" w:space="0"/>
+              <w:right w:val="single" w:sz="4" w:color="000000" w:space="0"/>
+            </w:tcBorders>
+            <w:tcMar>
+              <w:top w:w="50" w:type="dxa"/>
+              <w:left w:w="70" w:type="dxa"/>
+              <w:bottom w:w="50" w:type="dxa"/>
+              <w:right w:w="70" w:type="dxa"/>
+            </w:tcMar>
+            <w:vAlign w:val="top"/>
+          </w:tcPr>
+          <w:p>
+            <w:pPr>
+              <w:bidi/>
+              <w:spacing w:after="0"/>
+              <w:jc w:val="center"/>
+            </w:pPr>
+            <w:r>
+              <w:rPr>
+                <w:sz w:val="21"/>
+                <w:szCs w:val="21"/>
+                <w:rtl/>
+              </w:rPr>
+              <w:t xml:space="preserve">۱۱</w:t>
+            </w:r>
+          </w:p>
+        </w:tc>
+        <w:tc>
+          <w:tcPr>
+            <w:tcW w:w="3900" w:type="dxa"/>
+            <w:tcBorders>
+              <w:top w:val="single" w:sz="4" w:color="000000" w:space="0"/>
+              <w:left w:val="single" w:sz="4" w:color="000000" w:space="0"/>
+              <w:bottom w:val="single" w:sz="4" w:color="000000" w:space="0"/>
+              <w:right w:val="single" w:sz="4" w:color="000000" w:space="0"/>
+            </w:tcBorders>
+            <w:tcMar>
+              <w:top w:w="50" w:type="dxa"/>
+              <w:left w:w="70" w:type="dxa"/>
+              <w:bottom w:w="50" w:type="dxa"/>
+              <w:right w:w="70" w:type="dxa"/>
+            </w:tcMar>
+            <w:vAlign w:val="top"/>
+          </w:tcPr>
+          <w:p>
+            <w:pPr>
+              <w:bidi/>
+              <w:spacing w:after="0"/>
+            </w:pPr>
+            <w:r>
+              <w:rPr>
+                <w:sz w:val="21"/>
+                <w:szCs w:val="21"/>
+                <w:rtl/>
+              </w:rPr>
+              <w:t xml:space="preserve">عنوان خبره ۲</w:t>
+            </w:r>
+          </w:p>
+        </w:tc>
+        <w:tc>
+          <w:tcPr>
+            <w:tcW w:w="4228" w:type="dxa"/>
+            <w:tcBorders>
+              <w:top w:val="single" w:sz="4" w:color="000000" w:space="0"/>
+              <w:left w:val="single" w:sz="4" w:color="000000" w:space="0"/>
+              <w:bottom w:val="single" w:sz="4" w:color="000000" w:space="0"/>
+              <w:right w:val="single" w:sz="4" w:color="000000" w:space="0"/>
+            </w:tcBorders>
+            <w:tcMar>
+              <w:top w:w="50" w:type="dxa"/>
+              <w:left w:w="70" w:type="dxa"/>
+              <w:bottom w:w="50" w:type="dxa"/>
+              <w:right w:w="70" w:type="dxa"/>
+            </w:tcMar>
+            <w:vAlign w:val="top"/>
+          </w:tcPr>
+          <w:p>
+            <w:pPr>
+              <w:bidi/>
+              <w:spacing w:after="0"/>
+            </w:pPr>
+            <w:r>
+              <w:rPr>
+                <w:sz w:val="21"/>
+                <w:szCs w:val="21"/>
+                <w:rtl/>
+              </w:rPr>
+              <w:t xml:space="preserve">در فرم دور سوم «مدیر برنامه‌ریزی تولید» است؛ در فصل‌های ۳ تا ۵ و جدول ۴-۱، ۴-۲ و نمودار ۴-۱ (شامل فایل Excel نمودار) همین آمد.</w:t>
+            </w:r>
+          </w:p>
+        </w:tc>
+      </w:tr>
+      <w:tr>
+        <w:trPr>
+          <w:cantSplit/>
+        </w:trPr>
+        <w:tc>
+          <w:tcPr>
+            <w:tcW w:w="660" w:type="dxa"/>
+            <w:tcBorders>
+              <w:top w:val="single" w:sz="4" w:color="000000" w:space="0"/>
+              <w:left w:val="single" w:sz="4" w:color="000000" w:space="0"/>
+              <w:bottom w:val="single" w:sz="4" w:color="000000" w:space="0"/>
+              <w:right w:val="single" w:sz="4" w:color="000000" w:space="0"/>
+            </w:tcBorders>
+            <w:tcMar>
+              <w:top w:w="50" w:type="dxa"/>
+              <w:left w:w="70" w:type="dxa"/>
+              <w:bottom w:w="50" w:type="dxa"/>
+              <w:right w:w="70" w:type="dxa"/>
+            </w:tcMar>
+            <w:vAlign w:val="top"/>
+          </w:tcPr>
+          <w:p>
+            <w:pPr>
+              <w:bidi/>
+              <w:spacing w:after="0"/>
+              <w:jc w:val="center"/>
+            </w:pPr>
+            <w:r>
+              <w:rPr>
+                <w:sz w:val="21"/>
+                <w:szCs w:val="21"/>
+                <w:rtl/>
+              </w:rPr>
+              <w:t xml:space="preserve">۱۲</w:t>
             </w:r>
           </w:p>
         </w:tc>
@@ -2131,7 +2335,211 @@
                 <w:szCs w:val="21"/>
                 <w:rtl/>
               </w:rPr>
-              <w:t xml:space="preserve">Williams &amp; Aaron, Miklian &amp; Hoelscher, Kero &amp; Bogale, Arte &amp; Larimo, Dukhaykh &amp; Alangri, Singh et al., Suryati &amp; Lusiah, Shah et al., Karimi et al., Pangarkar &amp; Prabhudesai</w:t>
+              <w:t xml:space="preserve">Williams &amp; Aaron (۲۰۱۸)</w:t>
+            </w:r>
+          </w:p>
+        </w:tc>
+        <w:tc>
+          <w:tcPr>
+            <w:tcW w:w="4228" w:type="dxa"/>
+            <w:tcBorders>
+              <w:top w:val="single" w:sz="4" w:color="000000" w:space="0"/>
+              <w:left w:val="single" w:sz="4" w:color="000000" w:space="0"/>
+              <w:bottom w:val="single" w:sz="4" w:color="000000" w:space="0"/>
+              <w:right w:val="single" w:sz="4" w:color="000000" w:space="0"/>
+            </w:tcBorders>
+            <w:tcMar>
+              <w:top w:w="50" w:type="dxa"/>
+              <w:left w:w="70" w:type="dxa"/>
+              <w:bottom w:w="50" w:type="dxa"/>
+              <w:right w:w="70" w:type="dxa"/>
+            </w:tcMar>
+            <w:vAlign w:val="top"/>
+          </w:tcPr>
+          <w:p>
+            <w:pPr>
+              <w:bidi/>
+              <w:spacing w:after="0"/>
+            </w:pPr>
+            <w:r>
+              <w:rPr>
+                <w:sz w:val="21"/>
+                <w:szCs w:val="21"/>
+                <w:rtl/>
+              </w:rPr>
+              <w:t xml:space="preserve">در چکیده، تخصص‌گرایی یعنی محدود کردن دامنه محصولات و بازارها (نه قیمت) و فرضیه رابطه مثبت آن با عملکرد؛ «پاسخ به محدودیت منابع» استنباط خود پژوهش است و همین‌طور آمد.</w:t>
+            </w:r>
+          </w:p>
+        </w:tc>
+      </w:tr>
+      <w:tr>
+        <w:trPr>
+          <w:cantSplit/>
+        </w:trPr>
+        <w:tc>
+          <w:tcPr>
+            <w:tcW w:w="660" w:type="dxa"/>
+            <w:tcBorders>
+              <w:top w:val="single" w:sz="4" w:color="000000" w:space="0"/>
+              <w:left w:val="single" w:sz="4" w:color="000000" w:space="0"/>
+              <w:bottom w:val="single" w:sz="4" w:color="000000" w:space="0"/>
+              <w:right w:val="single" w:sz="4" w:color="000000" w:space="0"/>
+            </w:tcBorders>
+            <w:tcMar>
+              <w:top w:w="50" w:type="dxa"/>
+              <w:left w:w="70" w:type="dxa"/>
+              <w:bottom w:w="50" w:type="dxa"/>
+              <w:right w:w="70" w:type="dxa"/>
+            </w:tcMar>
+            <w:vAlign w:val="top"/>
+          </w:tcPr>
+          <w:p>
+            <w:pPr>
+              <w:bidi/>
+              <w:spacing w:after="0"/>
+              <w:jc w:val="center"/>
+            </w:pPr>
+            <w:r>
+              <w:rPr>
+                <w:sz w:val="21"/>
+                <w:szCs w:val="21"/>
+                <w:rtl/>
+              </w:rPr>
+              <w:t xml:space="preserve">۹</w:t>
+            </w:r>
+          </w:p>
+        </w:tc>
+        <w:tc>
+          <w:tcPr>
+            <w:tcW w:w="3900" w:type="dxa"/>
+            <w:tcBorders>
+              <w:top w:val="single" w:sz="4" w:color="000000" w:space="0"/>
+              <w:left w:val="single" w:sz="4" w:color="000000" w:space="0"/>
+              <w:bottom w:val="single" w:sz="4" w:color="000000" w:space="0"/>
+              <w:right w:val="single" w:sz="4" w:color="000000" w:space="0"/>
+            </w:tcBorders>
+            <w:tcMar>
+              <w:top w:w="50" w:type="dxa"/>
+              <w:left w:w="70" w:type="dxa"/>
+              <w:bottom w:w="50" w:type="dxa"/>
+              <w:right w:w="70" w:type="dxa"/>
+            </w:tcMar>
+            <w:vAlign w:val="top"/>
+          </w:tcPr>
+          <w:p>
+            <w:pPr>
+              <w:bidi/>
+              <w:spacing w:after="0"/>
+            </w:pPr>
+            <w:r>
+              <w:rPr>
+                <w:sz w:val="21"/>
+                <w:szCs w:val="21"/>
+                <w:rtl/>
+              </w:rPr>
+              <w:t xml:space="preserve">Singh et al. (۲۰۲۲)</w:t>
+            </w:r>
+          </w:p>
+        </w:tc>
+        <w:tc>
+          <w:tcPr>
+            <w:tcW w:w="4228" w:type="dxa"/>
+            <w:tcBorders>
+              <w:top w:val="single" w:sz="4" w:color="000000" w:space="0"/>
+              <w:left w:val="single" w:sz="4" w:color="000000" w:space="0"/>
+              <w:bottom w:val="single" w:sz="4" w:color="000000" w:space="0"/>
+              <w:right w:val="single" w:sz="4" w:color="000000" w:space="0"/>
+            </w:tcBorders>
+            <w:tcMar>
+              <w:top w:w="50" w:type="dxa"/>
+              <w:left w:w="70" w:type="dxa"/>
+              <w:bottom w:w="50" w:type="dxa"/>
+              <w:right w:w="70" w:type="dxa"/>
+            </w:tcMar>
+            <w:vAlign w:val="top"/>
+          </w:tcPr>
+          <w:p>
+            <w:pPr>
+              <w:bidi/>
+              <w:spacing w:after="0"/>
+            </w:pPr>
+            <w:r>
+              <w:rPr>
+                <w:sz w:val="21"/>
+                <w:szCs w:val="21"/>
+                <w:rtl/>
+              </w:rPr>
+              <w:t xml:space="preserve">سه سطح مزرعه/توزیع/مصرف‌کننده تأیید شد؛ «وابستگی تولید به آب‌وهوا» به عبارت چکیده («وابستگی به کشاورزی بارانی/دیم») تغییر کرد و پیوند هزینه زنجیره سرد با ماندگاری، استدلال خود پژوهش شد.</w:t>
+            </w:r>
+          </w:p>
+        </w:tc>
+      </w:tr>
+      <w:tr>
+        <w:trPr>
+          <w:cantSplit/>
+        </w:trPr>
+        <w:tc>
+          <w:tcPr>
+            <w:tcW w:w="660" w:type="dxa"/>
+            <w:tcBorders>
+              <w:top w:val="single" w:sz="4" w:color="000000" w:space="0"/>
+              <w:left w:val="single" w:sz="4" w:color="000000" w:space="0"/>
+              <w:bottom w:val="single" w:sz="4" w:color="000000" w:space="0"/>
+              <w:right w:val="single" w:sz="4" w:color="000000" w:space="0"/>
+            </w:tcBorders>
+            <w:tcMar>
+              <w:top w:w="50" w:type="dxa"/>
+              <w:left w:w="70" w:type="dxa"/>
+              <w:bottom w:w="50" w:type="dxa"/>
+              <w:right w:w="70" w:type="dxa"/>
+            </w:tcMar>
+            <w:vAlign w:val="top"/>
+          </w:tcPr>
+          <w:p>
+            <w:pPr>
+              <w:bidi/>
+              <w:spacing w:after="0"/>
+              <w:jc w:val="center"/>
+            </w:pPr>
+            <w:r>
+              <w:rPr>
+                <w:sz w:val="21"/>
+                <w:szCs w:val="21"/>
+                <w:rtl/>
+              </w:rPr>
+              <w:t xml:space="preserve">۱۰</w:t>
+            </w:r>
+          </w:p>
+        </w:tc>
+        <w:tc>
+          <w:tcPr>
+            <w:tcW w:w="3900" w:type="dxa"/>
+            <w:tcBorders>
+              <w:top w:val="single" w:sz="4" w:color="000000" w:space="0"/>
+              <w:left w:val="single" w:sz="4" w:color="000000" w:space="0"/>
+              <w:bottom w:val="single" w:sz="4" w:color="000000" w:space="0"/>
+              <w:right w:val="single" w:sz="4" w:color="000000" w:space="0"/>
+            </w:tcBorders>
+            <w:tcMar>
+              <w:top w:w="50" w:type="dxa"/>
+              <w:left w:w="70" w:type="dxa"/>
+              <w:bottom w:w="50" w:type="dxa"/>
+              <w:right w:w="70" w:type="dxa"/>
+            </w:tcMar>
+            <w:vAlign w:val="top"/>
+          </w:tcPr>
+          <w:p>
+            <w:pPr>
+              <w:bidi/>
+              <w:spacing w:after="0"/>
+            </w:pPr>
+            <w:r>
+              <w:rPr>
+                <w:sz w:val="21"/>
+                <w:szCs w:val="21"/>
+                <w:rtl/>
+              </w:rPr>
+              <w:t xml:space="preserve">Miklian &amp; Hoelscher, Kero &amp; Bogale, Arte &amp; Larimo, Dukhaykh &amp; Alangri, Suryati &amp; Lusiah, Shah et al., Karimi et al., Pangarkar &amp; Prabhudesai</w:t>
             </w:r>
           </w:p>
         </w:tc>
@@ -2184,7 +2592,7 @@
           <w:szCs w:val="24"/>
           <w:rtl/>
         </w:rPr>
-        <w:t xml:space="preserve">ج) مواردی که چکیده در دسترس نبود؛ توصیف فعلی را با متن مقاله بسنجید</w:t>
+        <w:t xml:space="preserve">ج) منابع داخلی که چکیده‌شان خوانده شد و توصیف متن با آن‌ها کامل شد</w:t>
       </w:r>
     </w:p>
     <w:tbl>
@@ -2385,7 +2793,7 @@
                 <w:szCs w:val="21"/>
                 <w:rtl/>
               </w:rPr>
-              <w:t xml:space="preserve">Singh et al. (۲۰۲۲)</w:t>
+              <w:t xml:space="preserve">اسکندری و همکاران (۱۴۰۴)</w:t>
             </w:r>
           </w:p>
         </w:tc>
@@ -2417,7 +2825,7 @@
                 <w:szCs w:val="21"/>
                 <w:rtl/>
               </w:rPr>
-              <w:t xml:space="preserve">سه مانع برتر (استانداردسازی کیفیت، وابستگی به آب‌وهوا، هزینه زنجیره سرد) و سه سطح مزرعه/توزیع/مصرف‌کننده (فصل ۲، بخش‌های ۲-۲-۵ و ۲-۳-۲).</w:t>
+              <w:t xml:space="preserve">پیش‌بینی نادرست تقاضا و نبود اعتبار مالی از مهم‌ترین تهدیدها؛ ISM کل فازی و میک‌مک. بدون تغییر.</w:t>
             </w:r>
           </w:p>
         </w:tc>
@@ -2487,7 +2895,7 @@
                 <w:szCs w:val="21"/>
                 <w:rtl/>
               </w:rPr>
-              <w:t xml:space="preserve">اسکندری و همکاران (۱۴۰۴)</w:t>
+              <w:t xml:space="preserve">سیدغفوری و همکاران (۱۴۰۳)</w:t>
             </w:r>
           </w:p>
         </w:tc>
@@ -2519,7 +2927,7 @@
                 <w:szCs w:val="21"/>
                 <w:rtl/>
               </w:rPr>
-              <w:t xml:space="preserve">عبارت «زنجیره تأمین مواد غذایی ایران»؛ یافته نقل‌شده (پیش‌بینی نادرست تقاضا و اعتبار مالی) با چکیده سازگار است.</w:t>
+              <w:t xml:space="preserve">فراترکیب ۲۳ مقاله، ۸۵ شاخص در ۱۶ مؤلفه که بازاریابی دیجیتال یکی از آن‌هاست؛ به متن فصل ۲ و پیوست ث افزوده شد.</w:t>
             </w:r>
           </w:p>
         </w:tc>
@@ -2621,7 +3029,7 @@
                 <w:szCs w:val="21"/>
                 <w:rtl/>
               </w:rPr>
-              <w:t xml:space="preserve">فهرست عوامل (تجربه مدیر، تحصیلات، نوع محصول، رقابت‌پذیری، اعتبار برند، سهم بازار) و نمونه مدیران بازاریابی صنایع غذایی؛ ممکن است با مقاله ۱۳۹۵ خلط شده باشد.</w:t>
+              <w:t xml:space="preserve">عوامل (تجربه مدیر، تحصیلات، نوع محصول، رقابت‌پذیری، اعتبار برند، سهم بازار) و نمونه ۸۸ مدیر بازاریابی صنایع غذایی تأیید شد؛ بدون تغییر. مقاله ۱۳۹۵ جداگانه و با نمونه ۸۸ شرکت مشهد است.</w:t>
             </w:r>
           </w:p>
         </w:tc>
@@ -2691,7 +3099,7 @@
                 <w:szCs w:val="21"/>
                 <w:rtl/>
               </w:rPr>
-              <w:t xml:space="preserve">محسنی‌کبیر و همکاران (۱۴۰۳)، نجاتی (۱۴۰۰)</w:t>
+              <w:t xml:space="preserve">محسنی‌کبیر و همکاران (۱۴۰۳)</w:t>
             </w:r>
           </w:p>
         </w:tc>
@@ -2723,7 +3131,7 @@
                 <w:szCs w:val="21"/>
                 <w:rtl/>
               </w:rPr>
-              <w:t xml:space="preserve">محرک‌های تاب‌آوری (فصل ۲، بخش‌های ۲-۲-۴-۴ و ۲-۳-۱) و پنج استراتژی بازاریابی دیجیتال.</w:t>
+              <w:t xml:space="preserve">رویکرد آمیخته (مصاحبه عمیق و پرسشنامه؛ دلفی فازی، دیمتل فازی، ISM)؛ عوامل راهبرد، منابع اقتصادی، منابع انسانی، ویژگی‌های مدیریتی و تحقیق و توسعه مستقل با تأثیر بالا؛ تحریم و ثبات سیاسی در گروه علّی. «ویژگی‌های مدیریتی» که در نسخه قبلی نبود افزوده شد.</w:t>
             </w:r>
           </w:p>
         </w:tc>
@@ -2793,7 +3201,7 @@
                 <w:szCs w:val="21"/>
                 <w:rtl/>
               </w:rPr>
-              <w:t xml:space="preserve">قلی‌پور و همکاران (۱۴۰۳)</w:t>
+              <w:t xml:space="preserve">میثمی‌آزاد و همکاران (۱۴۰۰)</w:t>
             </w:r>
           </w:p>
         </w:tc>
@@ -2825,7 +3233,7 @@
                 <w:szCs w:val="21"/>
                 <w:rtl/>
               </w:rPr>
-              <w:t xml:space="preserve">ردیف ۸ جدول ۲-۱ و ردیف ۲ جدول ۵-۱ به این مقاله (تجارت با بازار عمان) متکی است؛ محتوای مقاله با ادعا سنجیده شود.</w:t>
+              <w:t xml:space="preserve">نظریه داده‌بنیاد، ۱۵ خبره؛ تحقیقات بازار و برنامه‌ریزی برند از شرایط علّی؛ در متن و با گویه «کم‌توجهی به تحقیقات بازار» پیوند داده شد.</w:t>
             </w:r>
           </w:p>
         </w:tc>
@@ -2895,7 +3303,7 @@
                 <w:szCs w:val="21"/>
                 <w:rtl/>
               </w:rPr>
-              <w:t xml:space="preserve">آسیابانی، میثمی‌آزاد، سیدغفوری</w:t>
+              <w:t xml:space="preserve">قلی‌پور و همکاران (۱۴۰۳)</w:t>
             </w:r>
           </w:p>
         </w:tc>
@@ -2927,7 +3335,7 @@
                 <w:szCs w:val="21"/>
                 <w:rtl/>
               </w:rPr>
-              <w:t xml:space="preserve">یافته‌های نقل‌شده در نسخه قبلی (ناپایداری ترجیح، اعتماد و شفافیت برندسازی، اتحادیه‌های صنفی) تأیید نشد و فقط عنوان و روش مقاله آمد؛ اگر در چکیده هست، برگردانید.</w:t>
+              <w:t xml:space="preserve">ایران در ابتدای زنجیره ارزش، بدون تمایز محصول و صرفه‌های مقیاس و مزیت رقابتی؛ شکاف تجارت واقعی و بالقوه. در فصل ۲ (۲-۲-۵) و پیوست ث آمد؛ ردیف ۸ جدول ۲-۱ بر آن استوار است.</w:t>
             </w:r>
           </w:p>
         </w:tc>
@@ -2997,7 +3405,7 @@
                 <w:szCs w:val="21"/>
                 <w:rtl/>
               </w:rPr>
-              <w:t xml:space="preserve">Zain et al. (۲۰۲۳)، Pangarkar &amp; Prabhudesai (۲۰۲۴)</w:t>
+              <w:t xml:space="preserve">نجاتی (۱۴۰۰)</w:t>
             </w:r>
           </w:p>
         </w:tc>
@@ -3029,7 +3437,109 @@
                 <w:szCs w:val="21"/>
                 <w:rtl/>
               </w:rPr>
-              <w:t xml:space="preserve">فهرست نویسندگان زین (Zain, Ramli, Zain, Rahim, Musa) از متن شما است؛ شماره مجله پانگارکار ۴۳(۵) است و برخی منابع ۴۳(۱) نوشته‌اند.</w:t>
+              <w:t xml:space="preserve">پنج استراتژی بازاریابی دیجیتال؛ بدون تغییر. نشانی و شماره‌ها از صفحه نشریه گرفته شد.</w:t>
+            </w:r>
+          </w:p>
+        </w:tc>
+      </w:tr>
+      <w:tr>
+        <w:trPr>
+          <w:cantSplit/>
+        </w:trPr>
+        <w:tc>
+          <w:tcPr>
+            <w:tcW w:w="660" w:type="dxa"/>
+            <w:tcBorders>
+              <w:top w:val="single" w:sz="4" w:color="000000" w:space="0"/>
+              <w:left w:val="single" w:sz="4" w:color="000000" w:space="0"/>
+              <w:bottom w:val="single" w:sz="4" w:color="000000" w:space="0"/>
+              <w:right w:val="single" w:sz="4" w:color="000000" w:space="0"/>
+            </w:tcBorders>
+            <w:tcMar>
+              <w:top w:w="50" w:type="dxa"/>
+              <w:left w:w="70" w:type="dxa"/>
+              <w:bottom w:w="50" w:type="dxa"/>
+              <w:right w:w="70" w:type="dxa"/>
+            </w:tcMar>
+            <w:vAlign w:val="top"/>
+          </w:tcPr>
+          <w:p>
+            <w:pPr>
+              <w:bidi/>
+              <w:spacing w:after="0"/>
+              <w:jc w:val="center"/>
+            </w:pPr>
+            <w:r>
+              <w:rPr>
+                <w:sz w:val="21"/>
+                <w:szCs w:val="21"/>
+                <w:rtl/>
+              </w:rPr>
+              <w:t xml:space="preserve">۸</w:t>
+            </w:r>
+          </w:p>
+        </w:tc>
+        <w:tc>
+          <w:tcPr>
+            <w:tcW w:w="3900" w:type="dxa"/>
+            <w:tcBorders>
+              <w:top w:val="single" w:sz="4" w:color="000000" w:space="0"/>
+              <w:left w:val="single" w:sz="4" w:color="000000" w:space="0"/>
+              <w:bottom w:val="single" w:sz="4" w:color="000000" w:space="0"/>
+              <w:right w:val="single" w:sz="4" w:color="000000" w:space="0"/>
+            </w:tcBorders>
+            <w:tcMar>
+              <w:top w:w="50" w:type="dxa"/>
+              <w:left w:w="70" w:type="dxa"/>
+              <w:bottom w:w="50" w:type="dxa"/>
+              <w:right w:w="70" w:type="dxa"/>
+            </w:tcMar>
+            <w:vAlign w:val="top"/>
+          </w:tcPr>
+          <w:p>
+            <w:pPr>
+              <w:bidi/>
+              <w:spacing w:after="0"/>
+            </w:pPr>
+            <w:r>
+              <w:rPr>
+                <w:sz w:val="21"/>
+                <w:szCs w:val="21"/>
+                <w:rtl/>
+              </w:rPr>
+              <w:t xml:space="preserve">فائقی و همکاران (۱۴۰۳)</w:t>
+            </w:r>
+          </w:p>
+        </w:tc>
+        <w:tc>
+          <w:tcPr>
+            <w:tcW w:w="4228" w:type="dxa"/>
+            <w:tcBorders>
+              <w:top w:val="single" w:sz="4" w:color="000000" w:space="0"/>
+              <w:left w:val="single" w:sz="4" w:color="000000" w:space="0"/>
+              <w:bottom w:val="single" w:sz="4" w:color="000000" w:space="0"/>
+              <w:right w:val="single" w:sz="4" w:color="000000" w:space="0"/>
+            </w:tcBorders>
+            <w:tcMar>
+              <w:top w:w="50" w:type="dxa"/>
+              <w:left w:w="70" w:type="dxa"/>
+              <w:bottom w:w="50" w:type="dxa"/>
+              <w:right w:w="70" w:type="dxa"/>
+            </w:tcMar>
+            <w:vAlign w:val="top"/>
+          </w:tcPr>
+          <w:p>
+            <w:pPr>
+              <w:bidi/>
+              <w:spacing w:after="0"/>
+            </w:pPr>
+            <w:r>
+              <w:rPr>
+                <w:sz w:val="21"/>
+                <w:szCs w:val="21"/>
+                <w:rtl/>
+              </w:rPr>
+              <w:t xml:space="preserve">دلفی فازی، دیمتل فازی و دانپ فازی با ۱۵ خبره؛ کیفیت اطلاعات و سودمندی در صدر؛ بدون تغییر.</w:t>
             </w:r>
           </w:p>
         </w:tc>
@@ -3050,7 +3560,7 @@
           <w:szCs w:val="24"/>
           <w:rtl/>
         </w:rPr>
-        <w:t xml:space="preserve">د) مشخصات ناقص در فهرست منابع (بدون حدس نوشته نشد و برای جست‌وجوی بعدی ثبت است): </w:t>
+        <w:t xml:space="preserve">د) مشخصات ناقص در فهرست منابع (با ابزارهای موجود تأیید نشد؛ حدس نوشته نشد): </w:t>
       </w:r>
     </w:p>
     <w:p>
@@ -3070,7 +3580,7 @@
           <w:szCs w:val="24"/>
           <w:rtl/>
         </w:rPr>
-        <w:t xml:space="preserve">سیدغفوری و همکاران (۱۴۰۳): دوره، شماره و صفحه‌ها (نام نشریه و نشانی صفحه آمده است).</w:t>
+        <w:t xml:space="preserve">صفری و اسماعیل‌نژاد (۱۴۰۳) و قلی‌پور و همکاران (۱۴۰۳): شماره صفحه‌ها پیدا نشد؛ دوره/شماره و DOI در فهرست آمده و منبع بدون آن‌ها هم یکتاست. اگر شیوه‌نامه دانشگاه صفحه‌ها را الزامی می‌داند، از صفحه نشریه اضافه کنید.</w:t>
       </w:r>
     </w:p>
     <w:p>
@@ -3090,7 +3600,7 @@
           <w:szCs w:val="24"/>
           <w:rtl/>
         </w:rPr>
-        <w:t xml:space="preserve">محسنی‌کبیر و همکاران (۱۴۰۳): دوره، شماره، صفحه‌ها و سال انتشار.</w:t>
+        <w:t xml:space="preserve">محمدی و ثانی‌حیدری (۱۳۹۵): دوره ۱۰ و شماره ۴ از فهرست نشریه گرفته شد؛ صفحه‌ها در منابع متفاوت (۰–۲۰ و ۱–۲۱) آمده بود و به جای انتخاب یکی، نشانی مقاله در فهرست گذاشته شد.</w:t>
       </w:r>
     </w:p>
     <w:p>
@@ -3110,7 +3620,27 @@
           <w:szCs w:val="24"/>
           <w:rtl/>
         </w:rPr>
-        <w:t xml:space="preserve">محمدی و ثانی‌حیدری (۱۳۹۵): دوره، شماره و صفحه‌ها؛ نجاتی (۱۴۰۰): دوره؛ صفری و اسماعیل‌نژاد و قلی‌پور و همکاران: صفحه‌ها.</w:t>
+        <w:t xml:space="preserve">محسنی‌کبیر و همکاران (۱۴۰۳): دوره ۱۹، شماره ۷۳ و صفحه‌های ۵۷–۹۸ تأیید شد؛ DOI کامل پیدا نشد (فقط پسوند jiams.۲۰۲۴٫۸۷۳۶٫۷۶۴۴ دیده شد)، از این رو نشانی مقاله آمد.</w:t>
+      </w:r>
+    </w:p>
+    <w:p>
+      <w:pPr>
+        <w:pStyle w:val="ListParagraph"/>
+        <w:numPr>
+          <w:ilvl w:val="0"/>
+          <w:numId w:val="1"/>
+        </w:numPr>
+        <w:bidi/>
+        <w:spacing w:after="30"/>
+        <w:jc w:val="lowKashida"/>
+      </w:pPr>
+      <w:r>
+        <w:rPr>
+          <w:sz w:val="24"/>
+          <w:szCs w:val="24"/>
+          <w:rtl/>
+        </w:rPr>
+        <w:t xml:space="preserve">نجاتی (۱۴۰۰): در فهرست نشریه صفحه‌ها ۲۲–۳۸ است و در جای دیگری ۲۳–۳۹ دیده شد؛ همان فهرست نشریه (که شیوه ارجاع خود نشریه را هم نشان می‌دهد) آمد.</w:t>
       </w:r>
     </w:p>
     <w:p>
@@ -3228,7 +3758,7 @@
           <w:szCs w:val="24"/>
           <w:rtl/>
         </w:rPr>
-        <w:t xml:space="preserve">پیوست ث: سه عدد جدول ث-۱ (۱۸٪ اشتغال صنعتی، ۷۰۰ میلیارد دلار، ۰٫۳٪) به نقل از اظهارات رئیس کمیسیون صنایع غذایی اتاق ایران در خبرگزاری مهر (۱۹ اردیبهشت ۱۴۰۳) است و آمار رسمی نیست.</w:t>
+        <w:t xml:space="preserve">پیوست ث: شش عدد جدول ث-۱ (۳٫۷٪ تولید ناخالص داخلی، ۱۸٪ اشتغال صنعتی، ۱۱٪ ارزش افزوده صنعت، ۱٫۸۱ میلیارد دلار صادرات ۱۴۰۲، ۷۰۰ میلیارد دلار صادرات جهانی، ۰٫۳٪ سهم ایران) به نقل از اظهارات رئیس کمیسیون صنایع غذایی اتاق ایران در خبرگزاری مهر (۱۹ اردیبهشت ۱۴۰۳) است و آمار رسمی نیست.</w:t>
       </w:r>
     </w:p>
     <w:sectPr>

--- a/references_check_notes.docx
+++ b/references_check_notes.docx
@@ -26,7 +26,7 @@
           <w:szCs w:val="24"/>
           <w:rtl/>
         </w:rPr>
-        <w:t xml:space="preserve">همه ارجاع‌های درون‌متنی فصل‌های ۱ تا ۵ با فهرست منابع تطبیق داده شد: ۳۱ منبع خارجی و ۱۴ منبع داخلی، بدون ارجاع بی‌منبع و بدون منبع بی‌ارجاع. توصیف هر مقاله در متن با عنوان، چکیده و صفحه نشریه همان مقاله سنجیده شد (دسترسی به متن کامل و پایگاه‌هایی مانند Crossref در محیط اجرا ممکن نبود). جمله‌ای که با مقاله نمی‌خواند اصلاح یا از آن جدا شد، یافته‌ای که چکیده تأیید کرد با دقت بیشتر در متن آمد، و استنباط‌های خود پژوهش با عبارت‌هایی مانند «می‌توان استدلال کرد» از یافته منبع جدا شدند. موارد باقی‌مانده که با ابزارهای موجود تأیید نشد در بخش «د» آمده است.</w:t>
+        <w:t xml:space="preserve">همه ارجاع‌های درون‌متنی فصل‌های ۱ تا ۵ با فهرست منابع تطبیق داده شد: ۳۲ منبع خارجی و ۱۳ منبع داخلی، بدون ارجاع بی‌منبع و بدون منبع بی‌ارجاع. توصیف هر مقاله در متن با عنوان، چکیده و صفحه نشریه همان مقاله سنجیده شد (دسترسی به متن کامل و پایگاه‌هایی مانند Crossref در محیط اجرا ممکن نبود). جمله‌ای که با مقاله نمی‌خواند اصلاح یا از آن جدا شد، یافته‌ای که چکیده تأیید کرد با دقت بیشتر در متن آمد، و استنباط‌های خود پژوهش با عبارت‌هایی مانند «می‌توان استدلال کرد» از یافته منبع جدا شدند. موارد باقی‌مانده که با ابزارهای موجود تأیید نشد در بخش «د» آمده است.</w:t>
       </w:r>
     </w:p>
     <w:p>

--- a/references_check_notes.docx
+++ b/references_check_notes.docx
@@ -26,7 +26,7 @@
           <w:szCs w:val="24"/>
           <w:rtl/>
         </w:rPr>
-        <w:t xml:space="preserve">همه ارجاع‌های درون‌متنی فصل‌های ۱ تا ۵ با فهرست منابع تطبیق داده شد: ۳۲ منبع خارجی و ۱۳ منبع داخلی، بدون ارجاع بی‌منبع و بدون منبع بی‌ارجاع. توصیف هر مقاله در متن با عنوان، چکیده و صفحه نشریه همان مقاله سنجیده شد (دسترسی به متن کامل و پایگاه‌هایی مانند Crossref در محیط اجرا ممکن نبود). جمله‌ای که با مقاله نمی‌خواند اصلاح یا از آن جدا شد، یافته‌ای که چکیده تأیید کرد با دقت بیشتر در متن آمد، و استنباط‌های خود پژوهش با عبارت‌هایی مانند «می‌توان استدلال کرد» از یافته منبع جدا شدند. موارد باقی‌مانده که با ابزارهای موجود تأیید نشد در بخش «د» آمده است.</w:t>
+        <w:t xml:space="preserve">همه ارجاع‌های درون‌متنی فصل‌های ۱ تا ۵ با فهرست منابع تطبیق داده شد: ۳۴ منبع خارجی و ۱۳ منبع داخلی، بدون ارجاع بی‌منبع و بدون منبع بی‌ارجاع. توصیف هر مقاله در متن با عنوان، چکیده و صفحه نشریه همان مقاله سنجیده شد (دسترسی به متن کامل و پایگاه‌هایی مانند Crossref در محیط اجرا ممکن نبود). جمله‌ای که با مقاله نمی‌خواند اصلاح یا از آن جدا شد، یافته‌ای که چکیده تأیید کرد با دقت بیشتر در متن آمد، و استنباط‌های خود پژوهش با عبارت‌هایی مانند «می‌توان استدلال کرد» از یافته منبع جدا شدند. موارد باقی‌مانده که با ابزارهای موجود تأیید نشد در بخش «د» آمده است.</w:t>
       </w:r>
     </w:p>
     <w:p>
@@ -1336,6 +1336,210 @@
                 <w:rtl/>
               </w:rPr>
               <w:t xml:space="preserve">۱۲</w:t>
+            </w:r>
+          </w:p>
+        </w:tc>
+        <w:tc>
+          <w:tcPr>
+            <w:tcW w:w="3900" w:type="dxa"/>
+            <w:tcBorders>
+              <w:top w:val="single" w:sz="4" w:color="000000" w:space="0"/>
+              <w:left w:val="single" w:sz="4" w:color="000000" w:space="0"/>
+              <w:bottom w:val="single" w:sz="4" w:color="000000" w:space="0"/>
+              <w:right w:val="single" w:sz="4" w:color="000000" w:space="0"/>
+            </w:tcBorders>
+            <w:tcMar>
+              <w:top w:w="50" w:type="dxa"/>
+              <w:left w:w="70" w:type="dxa"/>
+              <w:bottom w:w="50" w:type="dxa"/>
+              <w:right w:w="70" w:type="dxa"/>
+            </w:tcMar>
+            <w:vAlign w:val="top"/>
+          </w:tcPr>
+          <w:p>
+            <w:pPr>
+              <w:bidi/>
+              <w:spacing w:after="0"/>
+            </w:pPr>
+            <w:r>
+              <w:rPr>
+                <w:sz w:val="21"/>
+                <w:szCs w:val="21"/>
+                <w:rtl/>
+              </w:rPr>
+              <w:t xml:space="preserve">ماتریس‌های مقایسه زوجی (بخش‌های ۳-۷-۴ و ۴-۶-۳، جدول‌های ۴-۱۳ تا ۴-۱۶)</w:t>
+            </w:r>
+          </w:p>
+        </w:tc>
+        <w:tc>
+          <w:tcPr>
+            <w:tcW w:w="4228" w:type="dxa"/>
+            <w:tcBorders>
+              <w:top w:val="single" w:sz="4" w:color="000000" w:space="0"/>
+              <w:left w:val="single" w:sz="4" w:color="000000" w:space="0"/>
+              <w:bottom w:val="single" w:sz="4" w:color="000000" w:space="0"/>
+              <w:right w:val="single" w:sz="4" w:color="000000" w:space="0"/>
+            </w:tcBorders>
+            <w:tcMar>
+              <w:top w:w="50" w:type="dxa"/>
+              <w:left w:w="70" w:type="dxa"/>
+              <w:bottom w:w="50" w:type="dxa"/>
+              <w:right w:w="70" w:type="dxa"/>
+            </w:tcMar>
+            <w:vAlign w:val="top"/>
+          </w:tcPr>
+          <w:p>
+            <w:pPr>
+              <w:bidi/>
+              <w:spacing w:after="0"/>
+            </w:pPr>
+            <w:r>
+              <w:rPr>
+                <w:sz w:val="21"/>
+                <w:szCs w:val="21"/>
+                <w:rtl/>
+              </w:rPr>
+              <w:t xml:space="preserve">پنج فایل AHP ارسالی (خ۲، خ۳، خ۴، خ۶، خ۷) و گزارش روش همراه آن‌ها خودشان می‌نویسند که برآوردی از امتیازهای دور سوم‌اند و پاسخ مستقیم خبره نیستند. در پایان‌نامه نیز همین‌گونه آمد: به‌عنوان تحلیل استواری با «ماتریس‌های مقایسه زوجی برآوردی»، نه جایگزین وزن‌دهی اصلی و نه پاسخ خبرگان. قاعده برآورد (۱ برای اختلاف کمتر از نیم امتیاز، وگرنه ۱ به‌علاوه سقف اختلاف) هر ۳۵۰ علامت پنج فایل را بدون استثنا بازتولید می‌کند؛ ماتریس خ۱ و خ۵ با همان قاعده ساخته شد. اگر پاسخ مستقیم خبرگان گردآوری شود، ماتریس‌ها را با آن‌ها جایگزین کنید (فایل اکسل محاسبه آماده است) و بخش‌های ۳-۷-۴، ۴-۶-۳ و ۵-۳-۲ را به‌روز کنید. شماره جدول خلاصه فصل ۴ از ۴-۱۳ به ۴-۱۷ تغییر کرد.</w:t>
+            </w:r>
+          </w:p>
+        </w:tc>
+      </w:tr>
+      <w:tr>
+        <w:trPr>
+          <w:cantSplit/>
+        </w:trPr>
+        <w:tc>
+          <w:tcPr>
+            <w:tcW w:w="660" w:type="dxa"/>
+            <w:tcBorders>
+              <w:top w:val="single" w:sz="4" w:color="000000" w:space="0"/>
+              <w:left w:val="single" w:sz="4" w:color="000000" w:space="0"/>
+              <w:bottom w:val="single" w:sz="4" w:color="000000" w:space="0"/>
+              <w:right w:val="single" w:sz="4" w:color="000000" w:space="0"/>
+            </w:tcBorders>
+            <w:tcMar>
+              <w:top w:w="50" w:type="dxa"/>
+              <w:left w:w="70" w:type="dxa"/>
+              <w:bottom w:w="50" w:type="dxa"/>
+              <w:right w:w="70" w:type="dxa"/>
+            </w:tcMar>
+            <w:vAlign w:val="top"/>
+          </w:tcPr>
+          <w:p>
+            <w:pPr>
+              <w:bidi/>
+              <w:spacing w:after="0"/>
+              <w:jc w:val="center"/>
+            </w:pPr>
+            <w:r>
+              <w:rPr>
+                <w:sz w:val="21"/>
+                <w:szCs w:val="21"/>
+                <w:rtl/>
+              </w:rPr>
+              <w:t xml:space="preserve">۱۳</w:t>
+            </w:r>
+          </w:p>
+        </w:tc>
+        <w:tc>
+          <w:tcPr>
+            <w:tcW w:w="3900" w:type="dxa"/>
+            <w:tcBorders>
+              <w:top w:val="single" w:sz="4" w:color="000000" w:space="0"/>
+              <w:left w:val="single" w:sz="4" w:color="000000" w:space="0"/>
+              <w:bottom w:val="single" w:sz="4" w:color="000000" w:space="0"/>
+              <w:right w:val="single" w:sz="4" w:color="000000" w:space="0"/>
+            </w:tcBorders>
+            <w:tcMar>
+              <w:top w:w="50" w:type="dxa"/>
+              <w:left w:w="70" w:type="dxa"/>
+              <w:bottom w:w="50" w:type="dxa"/>
+              <w:right w:w="70" w:type="dxa"/>
+            </w:tcMar>
+            <w:vAlign w:val="top"/>
+          </w:tcPr>
+          <w:p>
+            <w:pPr>
+              <w:bidi/>
+              <w:spacing w:after="0"/>
+            </w:pPr>
+            <w:r>
+              <w:rPr>
+                <w:sz w:val="21"/>
+                <w:szCs w:val="21"/>
+                <w:rtl/>
+              </w:rPr>
+              <w:t xml:space="preserve">آتسل و ساعتی (۱۹۸۳)؛ کرافورد و ویلیامز (۱۹۸۵)</w:t>
+            </w:r>
+          </w:p>
+        </w:tc>
+        <w:tc>
+          <w:tcPr>
+            <w:tcW w:w="4228" w:type="dxa"/>
+            <w:tcBorders>
+              <w:top w:val="single" w:sz="4" w:color="000000" w:space="0"/>
+              <w:left w:val="single" w:sz="4" w:color="000000" w:space="0"/>
+              <w:bottom w:val="single" w:sz="4" w:color="000000" w:space="0"/>
+              <w:right w:val="single" w:sz="4" w:color="000000" w:space="0"/>
+            </w:tcBorders>
+            <w:tcMar>
+              <w:top w:w="50" w:type="dxa"/>
+              <w:left w:w="70" w:type="dxa"/>
+              <w:bottom w:w="50" w:type="dxa"/>
+              <w:right w:w="70" w:type="dxa"/>
+            </w:tcMar>
+            <w:vAlign w:val="top"/>
+          </w:tcPr>
+          <w:p>
+            <w:pPr>
+              <w:bidi/>
+              <w:spacing w:after="0"/>
+            </w:pPr>
+            <w:r>
+              <w:rPr>
+                <w:sz w:val="21"/>
+                <w:szCs w:val="21"/>
+                <w:rtl/>
+              </w:rPr>
+              <w:t xml:space="preserve">مشخصات (دوره، شماره، صفحه‌ها و DOI) از ارجاع‌های ثانویه و پایگاه‌های کتابشناختی (Scilit، MaRDI و فهرست منابع پژوهش‌های دیگر) تأیید شد؛ متن کامل و Crossref در دسترس نبود. املای فارسی «آتسل» (Aczél) آوانگاری است؛ اگر املای دیگری رایج است، اصلاح کنید.</w:t>
+            </w:r>
+          </w:p>
+        </w:tc>
+      </w:tr>
+      <w:tr>
+        <w:trPr>
+          <w:cantSplit/>
+        </w:trPr>
+        <w:tc>
+          <w:tcPr>
+            <w:tcW w:w="660" w:type="dxa"/>
+            <w:tcBorders>
+              <w:top w:val="single" w:sz="4" w:color="000000" w:space="0"/>
+              <w:left w:val="single" w:sz="4" w:color="000000" w:space="0"/>
+              <w:bottom w:val="single" w:sz="4" w:color="000000" w:space="0"/>
+              <w:right w:val="single" w:sz="4" w:color="000000" w:space="0"/>
+            </w:tcBorders>
+            <w:tcMar>
+              <w:top w:w="50" w:type="dxa"/>
+              <w:left w:w="70" w:type="dxa"/>
+              <w:bottom w:w="50" w:type="dxa"/>
+              <w:right w:w="70" w:type="dxa"/>
+            </w:tcMar>
+            <w:vAlign w:val="top"/>
+          </w:tcPr>
+          <w:p>
+            <w:pPr>
+              <w:bidi/>
+              <w:spacing w:after="0"/>
+              <w:jc w:val="center"/>
+            </w:pPr>
+            <w:r>
+              <w:rPr>
+                <w:sz w:val="21"/>
+                <w:szCs w:val="21"/>
+                <w:rtl/>
+              </w:rPr>
+              <w:t xml:space="preserve">۱۴</w:t>
             </w:r>
           </w:p>
         </w:tc>
